--- a/cautomation/projects/cffp/input/modules/pipeline_management/Software_Requirements_Specification.docx
+++ b/cautomation/projects/cffp/input/modules/pipeline_management/Software_Requirements_Specification.docx
@@ -8,6 +8,7 @@
       </w:pPr>
       <w:r>
         <w:rPr>
+          <w:rFonts w:ascii="Arial" w:hAnsi="Arial" w:eastAsia="Arial"/>
           <w:b/>
           <w:sz w:val="36"/>
         </w:rPr>
@@ -20,6 +21,7 @@
       </w:pPr>
       <w:r>
         <w:rPr>
+          <w:rFonts w:ascii="Arial" w:hAnsi="Arial" w:eastAsia="Arial"/>
           <w:b/>
           <w:sz w:val="22"/>
         </w:rPr>
@@ -31,7 +33,11 @@
         <w:spacing w:after="80"/>
       </w:pPr>
       <w:r>
-        <w:t>Document status: Definitive draft contract for the CFFP Pipeline Management epic. Only this SRS and the matching ATS are manually authored and approved at module level. All generated agile, database, backend, frontend, validation, testing, reporting, and apply artifacts must trace to these contracts. This iteration updates the pipeline/task model so reusable Tasks are separate from PipelineTask association records.</w:t>
+        <w:rPr>
+          <w:rFonts w:ascii="Arial" w:hAnsi="Arial" w:eastAsia="Arial"/>
+          <w:sz w:val="18"/>
+        </w:rPr>
+        <w:t>Document status: Generation-readiness draft contract for the CFFP Pipeline Management epic. Only this SRS and the matching ATS are manually authored and approved at module level. This iteration hardens the module contract for deterministic planning and generation while preserving the contextual Pipeline plus reusable Task plus PipelineTask association model.</w:t>
       </w:r>
     </w:p>
     <w:p>
@@ -39,6 +45,10 @@
         <w:pStyle w:val="Heading1"/>
       </w:pPr>
       <w:r>
+        <w:rPr>
+          <w:rFonts w:ascii="Arial" w:hAnsi="Arial" w:eastAsia="Arial"/>
+          <w:sz w:val="18"/>
+        </w:rPr>
         <w:t>1. Purpose, Scope, and Source-of-Truth Rule</w:t>
       </w:r>
     </w:p>
@@ -47,6 +57,10 @@
         <w:spacing w:after="80"/>
       </w:pPr>
       <w:r>
+        <w:rPr>
+          <w:rFonts w:ascii="Arial" w:hAnsi="Arial" w:eastAsia="Arial"/>
+          <w:sz w:val="18"/>
+        </w:rPr>
         <w:t>This SRS defines what the Pipeline Management epic must support from a business and product perspective. It is a functional contract, not an implementation design. It defines the approved hierarchy, functional concepts, workflows, rules, validation expectations, and acceptance criteria used by the CFFP AI Engine.</w:t>
       </w:r>
     </w:p>
@@ -56,6 +70,10 @@
         <w:spacing w:after="40"/>
       </w:pPr>
       <w:r>
+        <w:rPr>
+          <w:rFonts w:ascii="Arial" w:hAnsi="Arial" w:eastAsia="Arial"/>
+          <w:sz w:val="18"/>
+        </w:rPr>
         <w:t>The SRS answers what must be built and why it is required.</w:t>
       </w:r>
     </w:p>
@@ -65,6 +83,10 @@
         <w:spacing w:after="40"/>
       </w:pPr>
       <w:r>
+        <w:rPr>
+          <w:rFonts w:ascii="Arial" w:hAnsi="Arial" w:eastAsia="Arial"/>
+          <w:sz w:val="18"/>
+        </w:rPr>
         <w:t>The ATS answers how the approved SRS is implemented.</w:t>
       </w:r>
     </w:p>
@@ -74,6 +96,10 @@
         <w:spacing w:after="40"/>
       </w:pPr>
       <w:r>
+        <w:rPr>
+          <w:rFonts w:ascii="Arial" w:hAnsi="Arial" w:eastAsia="Arial"/>
+          <w:sz w:val="18"/>
+        </w:rPr>
         <w:t>The ATS must not introduce business requirements absent from this SRS.</w:t>
       </w:r>
     </w:p>
@@ -83,6 +109,10 @@
         <w:spacing w:after="40"/>
       </w:pPr>
       <w:r>
+        <w:rPr>
+          <w:rFonts w:ascii="Arial" w:hAnsi="Arial" w:eastAsia="Arial"/>
+          <w:sz w:val="18"/>
+        </w:rPr>
         <w:t>If generated artifacts conflict with this SRS, this SRS wins.</w:t>
       </w:r>
     </w:p>
@@ -92,6 +122,10 @@
         <w:spacing w:after="40"/>
       </w:pPr>
       <w:r>
+        <w:rPr>
+          <w:rFonts w:ascii="Arial" w:hAnsi="Arial" w:eastAsia="Arial"/>
+          <w:sz w:val="18"/>
+        </w:rPr>
         <w:t>If behavior must change, this SRS is updated and approved before regeneration.</w:t>
       </w:r>
     </w:p>
@@ -100,6 +134,10 @@
         <w:pStyle w:val="Heading1"/>
       </w:pPr>
       <w:r>
+        <w:rPr>
+          <w:rFonts w:ascii="Arial" w:hAnsi="Arial" w:eastAsia="Arial"/>
+          <w:sz w:val="18"/>
+        </w:rPr>
         <w:t>2. Business Context and Approved Hierarchy</w:t>
       </w:r>
     </w:p>
@@ -108,6 +146,10 @@
         <w:spacing w:after="80"/>
       </w:pPr>
       <w:r>
+        <w:rPr>
+          <w:rFonts w:ascii="Arial" w:hAnsi="Arial" w:eastAsia="Arial"/>
+          <w:sz w:val="18"/>
+        </w:rPr>
         <w:t>The Pipeline Management epic belongs to the following approved CFFP hierarchy. The labels must appear consistently in generated agile artifacts, UI labels, reports, and traceability output.</w:t>
       </w:r>
     </w:p>
@@ -131,9 +173,15 @@
             <w:vAlign w:val="center"/>
           </w:tcPr>
           <w:p>
-            <w:r/>
-            <w:r>
-              <w:rPr>
+            <w:r>
+              <w:rPr>
+                <w:rFonts w:ascii="Arial" w:hAnsi="Arial" w:eastAsia="Arial"/>
+                <w:sz w:val="16"/>
+              </w:rPr>
+            </w:r>
+            <w:r>
+              <w:rPr>
+                <w:rFonts w:ascii="Arial" w:hAnsi="Arial" w:eastAsia="Arial"/>
                 <w:b/>
                 <w:sz w:val="16"/>
               </w:rPr>
@@ -148,9 +196,15 @@
             <w:vAlign w:val="center"/>
           </w:tcPr>
           <w:p>
-            <w:r/>
-            <w:r>
-              <w:rPr>
+            <w:r>
+              <w:rPr>
+                <w:rFonts w:ascii="Arial" w:hAnsi="Arial" w:eastAsia="Arial"/>
+                <w:sz w:val="16"/>
+              </w:rPr>
+            </w:r>
+            <w:r>
+              <w:rPr>
+                <w:rFonts w:ascii="Arial" w:hAnsi="Arial" w:eastAsia="Arial"/>
                 <w:b/>
                 <w:sz w:val="16"/>
               </w:rPr>
@@ -165,9 +219,15 @@
             <w:vAlign w:val="center"/>
           </w:tcPr>
           <w:p>
-            <w:r/>
-            <w:r>
-              <w:rPr>
+            <w:r>
+              <w:rPr>
+                <w:rFonts w:ascii="Arial" w:hAnsi="Arial" w:eastAsia="Arial"/>
+                <w:sz w:val="16"/>
+              </w:rPr>
+            </w:r>
+            <w:r>
+              <w:rPr>
+                <w:rFonts w:ascii="Arial" w:hAnsi="Arial" w:eastAsia="Arial"/>
                 <w:b/>
                 <w:sz w:val="16"/>
               </w:rPr>
@@ -183,9 +243,15 @@
             <w:vAlign w:val="top"/>
           </w:tcPr>
           <w:p>
-            <w:r/>
-            <w:r>
-              <w:rPr>
+            <w:r>
+              <w:rPr>
+                <w:rFonts w:ascii="Arial" w:hAnsi="Arial" w:eastAsia="Arial"/>
+                <w:sz w:val="16"/>
+              </w:rPr>
+            </w:r>
+            <w:r>
+              <w:rPr>
+                <w:rFonts w:ascii="Arial" w:hAnsi="Arial" w:eastAsia="Arial"/>
                 <w:b w:val="0"/>
                 <w:sz w:val="16"/>
               </w:rPr>
@@ -199,9 +265,15 @@
             <w:vAlign w:val="top"/>
           </w:tcPr>
           <w:p>
-            <w:r/>
-            <w:r>
-              <w:rPr>
+            <w:r>
+              <w:rPr>
+                <w:rFonts w:ascii="Arial" w:hAnsi="Arial" w:eastAsia="Arial"/>
+                <w:sz w:val="16"/>
+              </w:rPr>
+            </w:r>
+            <w:r>
+              <w:rPr>
+                <w:rFonts w:ascii="Arial" w:hAnsi="Arial" w:eastAsia="Arial"/>
                 <w:b w:val="0"/>
                 <w:sz w:val="16"/>
               </w:rPr>
@@ -215,9 +287,15 @@
             <w:vAlign w:val="top"/>
           </w:tcPr>
           <w:p>
-            <w:r/>
-            <w:r>
-              <w:rPr>
+            <w:r>
+              <w:rPr>
+                <w:rFonts w:ascii="Arial" w:hAnsi="Arial" w:eastAsia="Arial"/>
+                <w:sz w:val="16"/>
+              </w:rPr>
+            </w:r>
+            <w:r>
+              <w:rPr>
+                <w:rFonts w:ascii="Arial" w:hAnsi="Arial" w:eastAsia="Arial"/>
                 <w:b w:val="0"/>
                 <w:sz w:val="16"/>
               </w:rPr>
@@ -233,9 +311,15 @@
             <w:vAlign w:val="top"/>
           </w:tcPr>
           <w:p>
-            <w:r/>
-            <w:r>
-              <w:rPr>
+            <w:r>
+              <w:rPr>
+                <w:rFonts w:ascii="Arial" w:hAnsi="Arial" w:eastAsia="Arial"/>
+                <w:sz w:val="16"/>
+              </w:rPr>
+            </w:r>
+            <w:r>
+              <w:rPr>
+                <w:rFonts w:ascii="Arial" w:hAnsi="Arial" w:eastAsia="Arial"/>
                 <w:b w:val="0"/>
                 <w:sz w:val="16"/>
               </w:rPr>
@@ -249,9 +333,15 @@
             <w:vAlign w:val="top"/>
           </w:tcPr>
           <w:p>
-            <w:r/>
-            <w:r>
-              <w:rPr>
+            <w:r>
+              <w:rPr>
+                <w:rFonts w:ascii="Arial" w:hAnsi="Arial" w:eastAsia="Arial"/>
+                <w:sz w:val="16"/>
+              </w:rPr>
+            </w:r>
+            <w:r>
+              <w:rPr>
+                <w:rFonts w:ascii="Arial" w:hAnsi="Arial" w:eastAsia="Arial"/>
                 <w:b w:val="0"/>
                 <w:sz w:val="16"/>
               </w:rPr>
@@ -265,9 +355,15 @@
             <w:vAlign w:val="top"/>
           </w:tcPr>
           <w:p>
-            <w:r/>
-            <w:r>
-              <w:rPr>
+            <w:r>
+              <w:rPr>
+                <w:rFonts w:ascii="Arial" w:hAnsi="Arial" w:eastAsia="Arial"/>
+                <w:sz w:val="16"/>
+              </w:rPr>
+            </w:r>
+            <w:r>
+              <w:rPr>
+                <w:rFonts w:ascii="Arial" w:hAnsi="Arial" w:eastAsia="Arial"/>
                 <w:b w:val="0"/>
                 <w:sz w:val="16"/>
               </w:rPr>
@@ -283,9 +379,15 @@
             <w:vAlign w:val="top"/>
           </w:tcPr>
           <w:p>
-            <w:r/>
-            <w:r>
-              <w:rPr>
+            <w:r>
+              <w:rPr>
+                <w:rFonts w:ascii="Arial" w:hAnsi="Arial" w:eastAsia="Arial"/>
+                <w:sz w:val="16"/>
+              </w:rPr>
+            </w:r>
+            <w:r>
+              <w:rPr>
+                <w:rFonts w:ascii="Arial" w:hAnsi="Arial" w:eastAsia="Arial"/>
                 <w:b w:val="0"/>
                 <w:sz w:val="16"/>
               </w:rPr>
@@ -299,9 +401,15 @@
             <w:vAlign w:val="top"/>
           </w:tcPr>
           <w:p>
-            <w:r/>
-            <w:r>
-              <w:rPr>
+            <w:r>
+              <w:rPr>
+                <w:rFonts w:ascii="Arial" w:hAnsi="Arial" w:eastAsia="Arial"/>
+                <w:sz w:val="16"/>
+              </w:rPr>
+            </w:r>
+            <w:r>
+              <w:rPr>
+                <w:rFonts w:ascii="Arial" w:hAnsi="Arial" w:eastAsia="Arial"/>
                 <w:b w:val="0"/>
                 <w:sz w:val="16"/>
               </w:rPr>
@@ -315,9 +423,15 @@
             <w:vAlign w:val="top"/>
           </w:tcPr>
           <w:p>
-            <w:r/>
-            <w:r>
-              <w:rPr>
+            <w:r>
+              <w:rPr>
+                <w:rFonts w:ascii="Arial" w:hAnsi="Arial" w:eastAsia="Arial"/>
+                <w:sz w:val="16"/>
+              </w:rPr>
+            </w:r>
+            <w:r>
+              <w:rPr>
+                <w:rFonts w:ascii="Arial" w:hAnsi="Arial" w:eastAsia="Arial"/>
                 <w:b w:val="0"/>
                 <w:sz w:val="16"/>
               </w:rPr>
@@ -333,9 +447,15 @@
             <w:vAlign w:val="top"/>
           </w:tcPr>
           <w:p>
-            <w:r/>
-            <w:r>
-              <w:rPr>
+            <w:r>
+              <w:rPr>
+                <w:rFonts w:ascii="Arial" w:hAnsi="Arial" w:eastAsia="Arial"/>
+                <w:sz w:val="16"/>
+              </w:rPr>
+            </w:r>
+            <w:r>
+              <w:rPr>
+                <w:rFonts w:ascii="Arial" w:hAnsi="Arial" w:eastAsia="Arial"/>
                 <w:b w:val="0"/>
                 <w:sz w:val="16"/>
               </w:rPr>
@@ -349,9 +469,15 @@
             <w:vAlign w:val="top"/>
           </w:tcPr>
           <w:p>
-            <w:r/>
-            <w:r>
-              <w:rPr>
+            <w:r>
+              <w:rPr>
+                <w:rFonts w:ascii="Arial" w:hAnsi="Arial" w:eastAsia="Arial"/>
+                <w:sz w:val="16"/>
+              </w:rPr>
+            </w:r>
+            <w:r>
+              <w:rPr>
+                <w:rFonts w:ascii="Arial" w:hAnsi="Arial" w:eastAsia="Arial"/>
                 <w:b w:val="0"/>
                 <w:sz w:val="16"/>
               </w:rPr>
@@ -365,9 +491,15 @@
             <w:vAlign w:val="top"/>
           </w:tcPr>
           <w:p>
-            <w:r/>
-            <w:r>
-              <w:rPr>
+            <w:r>
+              <w:rPr>
+                <w:rFonts w:ascii="Arial" w:hAnsi="Arial" w:eastAsia="Arial"/>
+                <w:sz w:val="16"/>
+              </w:rPr>
+            </w:r>
+            <w:r>
+              <w:rPr>
+                <w:rFonts w:ascii="Arial" w:hAnsi="Arial" w:eastAsia="Arial"/>
                 <w:b w:val="0"/>
                 <w:sz w:val="16"/>
               </w:rPr>
@@ -383,6 +515,10 @@
         <w:pStyle w:val="Heading1"/>
       </w:pPr>
       <w:r>
+        <w:rPr>
+          <w:rFonts w:ascii="Arial" w:hAnsi="Arial" w:eastAsia="Arial"/>
+          <w:sz w:val="18"/>
+        </w:rPr>
         <w:t>3. In Scope and Out of Scope</w:t>
       </w:r>
     </w:p>
@@ -405,9 +541,15 @@
             <w:vAlign w:val="center"/>
           </w:tcPr>
           <w:p>
-            <w:r/>
-            <w:r>
-              <w:rPr>
+            <w:r>
+              <w:rPr>
+                <w:rFonts w:ascii="Arial" w:hAnsi="Arial" w:eastAsia="Arial"/>
+                <w:sz w:val="16"/>
+              </w:rPr>
+            </w:r>
+            <w:r>
+              <w:rPr>
+                <w:rFonts w:ascii="Arial" w:hAnsi="Arial" w:eastAsia="Arial"/>
                 <w:b/>
                 <w:sz w:val="16"/>
               </w:rPr>
@@ -422,9 +564,15 @@
             <w:vAlign w:val="center"/>
           </w:tcPr>
           <w:p>
-            <w:r/>
-            <w:r>
-              <w:rPr>
+            <w:r>
+              <w:rPr>
+                <w:rFonts w:ascii="Arial" w:hAnsi="Arial" w:eastAsia="Arial"/>
+                <w:sz w:val="16"/>
+              </w:rPr>
+            </w:r>
+            <w:r>
+              <w:rPr>
+                <w:rFonts w:ascii="Arial" w:hAnsi="Arial" w:eastAsia="Arial"/>
                 <w:b/>
                 <w:sz w:val="16"/>
               </w:rPr>
@@ -440,9 +588,15 @@
             <w:vAlign w:val="top"/>
           </w:tcPr>
           <w:p>
-            <w:r/>
-            <w:r>
-              <w:rPr>
+            <w:r>
+              <w:rPr>
+                <w:rFonts w:ascii="Arial" w:hAnsi="Arial" w:eastAsia="Arial"/>
+                <w:sz w:val="16"/>
+              </w:rPr>
+            </w:r>
+            <w:r>
+              <w:rPr>
+                <w:rFonts w:ascii="Arial" w:hAnsi="Arial" w:eastAsia="Arial"/>
                 <w:b w:val="0"/>
                 <w:sz w:val="16"/>
               </w:rPr>
@@ -456,9 +610,15 @@
             <w:vAlign w:val="top"/>
           </w:tcPr>
           <w:p>
-            <w:r/>
-            <w:r>
-              <w:rPr>
+            <w:r>
+              <w:rPr>
+                <w:rFonts w:ascii="Arial" w:hAnsi="Arial" w:eastAsia="Arial"/>
+                <w:sz w:val="16"/>
+              </w:rPr>
+            </w:r>
+            <w:r>
+              <w:rPr>
+                <w:rFonts w:ascii="Arial" w:hAnsi="Arial" w:eastAsia="Arial"/>
                 <w:b w:val="0"/>
                 <w:sz w:val="16"/>
               </w:rPr>
@@ -474,9 +634,15 @@
             <w:vAlign w:val="top"/>
           </w:tcPr>
           <w:p>
-            <w:r/>
-            <w:r>
-              <w:rPr>
+            <w:r>
+              <w:rPr>
+                <w:rFonts w:ascii="Arial" w:hAnsi="Arial" w:eastAsia="Arial"/>
+                <w:sz w:val="16"/>
+              </w:rPr>
+            </w:r>
+            <w:r>
+              <w:rPr>
+                <w:rFonts w:ascii="Arial" w:hAnsi="Arial" w:eastAsia="Arial"/>
                 <w:b w:val="0"/>
                 <w:sz w:val="16"/>
               </w:rPr>
@@ -490,9 +656,15 @@
             <w:vAlign w:val="top"/>
           </w:tcPr>
           <w:p>
-            <w:r/>
-            <w:r>
-              <w:rPr>
+            <w:r>
+              <w:rPr>
+                <w:rFonts w:ascii="Arial" w:hAnsi="Arial" w:eastAsia="Arial"/>
+                <w:sz w:val="16"/>
+              </w:rPr>
+            </w:r>
+            <w:r>
+              <w:rPr>
+                <w:rFonts w:ascii="Arial" w:hAnsi="Arial" w:eastAsia="Arial"/>
                 <w:b w:val="0"/>
                 <w:sz w:val="16"/>
               </w:rPr>
@@ -508,9 +680,15 @@
             <w:vAlign w:val="top"/>
           </w:tcPr>
           <w:p>
-            <w:r/>
-            <w:r>
-              <w:rPr>
+            <w:r>
+              <w:rPr>
+                <w:rFonts w:ascii="Arial" w:hAnsi="Arial" w:eastAsia="Arial"/>
+                <w:sz w:val="16"/>
+              </w:rPr>
+            </w:r>
+            <w:r>
+              <w:rPr>
+                <w:rFonts w:ascii="Arial" w:hAnsi="Arial" w:eastAsia="Arial"/>
                 <w:b w:val="0"/>
                 <w:sz w:val="16"/>
               </w:rPr>
@@ -524,9 +702,15 @@
             <w:vAlign w:val="top"/>
           </w:tcPr>
           <w:p>
-            <w:r/>
-            <w:r>
-              <w:rPr>
+            <w:r>
+              <w:rPr>
+                <w:rFonts w:ascii="Arial" w:hAnsi="Arial" w:eastAsia="Arial"/>
+                <w:sz w:val="16"/>
+              </w:rPr>
+            </w:r>
+            <w:r>
+              <w:rPr>
+                <w:rFonts w:ascii="Arial" w:hAnsi="Arial" w:eastAsia="Arial"/>
                 <w:b w:val="0"/>
                 <w:sz w:val="16"/>
               </w:rPr>
@@ -542,9 +726,15 @@
             <w:vAlign w:val="top"/>
           </w:tcPr>
           <w:p>
-            <w:r/>
-            <w:r>
-              <w:rPr>
+            <w:r>
+              <w:rPr>
+                <w:rFonts w:ascii="Arial" w:hAnsi="Arial" w:eastAsia="Arial"/>
+                <w:sz w:val="16"/>
+              </w:rPr>
+            </w:r>
+            <w:r>
+              <w:rPr>
+                <w:rFonts w:ascii="Arial" w:hAnsi="Arial" w:eastAsia="Arial"/>
                 <w:b w:val="0"/>
                 <w:sz w:val="16"/>
               </w:rPr>
@@ -558,9 +748,15 @@
             <w:vAlign w:val="top"/>
           </w:tcPr>
           <w:p>
-            <w:r/>
-            <w:r>
-              <w:rPr>
+            <w:r>
+              <w:rPr>
+                <w:rFonts w:ascii="Arial" w:hAnsi="Arial" w:eastAsia="Arial"/>
+                <w:sz w:val="16"/>
+              </w:rPr>
+            </w:r>
+            <w:r>
+              <w:rPr>
+                <w:rFonts w:ascii="Arial" w:hAnsi="Arial" w:eastAsia="Arial"/>
                 <w:b w:val="0"/>
                 <w:sz w:val="16"/>
               </w:rPr>
@@ -576,9 +772,15 @@
             <w:vAlign w:val="top"/>
           </w:tcPr>
           <w:p>
-            <w:r/>
-            <w:r>
-              <w:rPr>
+            <w:r>
+              <w:rPr>
+                <w:rFonts w:ascii="Arial" w:hAnsi="Arial" w:eastAsia="Arial"/>
+                <w:sz w:val="16"/>
+              </w:rPr>
+            </w:r>
+            <w:r>
+              <w:rPr>
+                <w:rFonts w:ascii="Arial" w:hAnsi="Arial" w:eastAsia="Arial"/>
                 <w:b w:val="0"/>
                 <w:sz w:val="16"/>
               </w:rPr>
@@ -592,9 +794,15 @@
             <w:vAlign w:val="top"/>
           </w:tcPr>
           <w:p>
-            <w:r/>
-            <w:r>
-              <w:rPr>
+            <w:r>
+              <w:rPr>
+                <w:rFonts w:ascii="Arial" w:hAnsi="Arial" w:eastAsia="Arial"/>
+                <w:sz w:val="16"/>
+              </w:rPr>
+            </w:r>
+            <w:r>
+              <w:rPr>
+                <w:rFonts w:ascii="Arial" w:hAnsi="Arial" w:eastAsia="Arial"/>
                 <w:b w:val="0"/>
                 <w:sz w:val="16"/>
               </w:rPr>
@@ -610,6 +818,10 @@
         <w:pStyle w:val="Heading1"/>
       </w:pPr>
       <w:r>
+        <w:rPr>
+          <w:rFonts w:ascii="Arial" w:hAnsi="Arial" w:eastAsia="Arial"/>
+          <w:sz w:val="18"/>
+        </w:rPr>
         <w:t>4. Actors and Permissions</w:t>
       </w:r>
     </w:p>
@@ -633,9 +845,15 @@
             <w:vAlign w:val="center"/>
           </w:tcPr>
           <w:p>
-            <w:r/>
-            <w:r>
-              <w:rPr>
+            <w:r>
+              <w:rPr>
+                <w:rFonts w:ascii="Arial" w:hAnsi="Arial" w:eastAsia="Arial"/>
+                <w:sz w:val="16"/>
+              </w:rPr>
+            </w:r>
+            <w:r>
+              <w:rPr>
+                <w:rFonts w:ascii="Arial" w:hAnsi="Arial" w:eastAsia="Arial"/>
                 <w:b/>
                 <w:sz w:val="16"/>
               </w:rPr>
@@ -650,9 +868,15 @@
             <w:vAlign w:val="center"/>
           </w:tcPr>
           <w:p>
-            <w:r/>
-            <w:r>
-              <w:rPr>
+            <w:r>
+              <w:rPr>
+                <w:rFonts w:ascii="Arial" w:hAnsi="Arial" w:eastAsia="Arial"/>
+                <w:sz w:val="16"/>
+              </w:rPr>
+            </w:r>
+            <w:r>
+              <w:rPr>
+                <w:rFonts w:ascii="Arial" w:hAnsi="Arial" w:eastAsia="Arial"/>
                 <w:b/>
                 <w:sz w:val="16"/>
               </w:rPr>
@@ -667,9 +891,15 @@
             <w:vAlign w:val="center"/>
           </w:tcPr>
           <w:p>
-            <w:r/>
-            <w:r>
-              <w:rPr>
+            <w:r>
+              <w:rPr>
+                <w:rFonts w:ascii="Arial" w:hAnsi="Arial" w:eastAsia="Arial"/>
+                <w:sz w:val="16"/>
+              </w:rPr>
+            </w:r>
+            <w:r>
+              <w:rPr>
+                <w:rFonts w:ascii="Arial" w:hAnsi="Arial" w:eastAsia="Arial"/>
                 <w:b/>
                 <w:sz w:val="16"/>
               </w:rPr>
@@ -685,9 +915,15 @@
             <w:vAlign w:val="top"/>
           </w:tcPr>
           <w:p>
-            <w:r/>
-            <w:r>
-              <w:rPr>
+            <w:r>
+              <w:rPr>
+                <w:rFonts w:ascii="Arial" w:hAnsi="Arial" w:eastAsia="Arial"/>
+                <w:sz w:val="16"/>
+              </w:rPr>
+            </w:r>
+            <w:r>
+              <w:rPr>
+                <w:rFonts w:ascii="Arial" w:hAnsi="Arial" w:eastAsia="Arial"/>
                 <w:b w:val="0"/>
                 <w:sz w:val="16"/>
               </w:rPr>
@@ -701,9 +937,15 @@
             <w:vAlign w:val="top"/>
           </w:tcPr>
           <w:p>
-            <w:r/>
-            <w:r>
-              <w:rPr>
+            <w:r>
+              <w:rPr>
+                <w:rFonts w:ascii="Arial" w:hAnsi="Arial" w:eastAsia="Arial"/>
+                <w:sz w:val="16"/>
+              </w:rPr>
+            </w:r>
+            <w:r>
+              <w:rPr>
+                <w:rFonts w:ascii="Arial" w:hAnsi="Arial" w:eastAsia="Arial"/>
                 <w:b w:val="0"/>
                 <w:sz w:val="16"/>
               </w:rPr>
@@ -717,9 +959,15 @@
             <w:vAlign w:val="top"/>
           </w:tcPr>
           <w:p>
-            <w:r/>
-            <w:r>
-              <w:rPr>
+            <w:r>
+              <w:rPr>
+                <w:rFonts w:ascii="Arial" w:hAnsi="Arial" w:eastAsia="Arial"/>
+                <w:sz w:val="16"/>
+              </w:rPr>
+            </w:r>
+            <w:r>
+              <w:rPr>
+                <w:rFonts w:ascii="Arial" w:hAnsi="Arial" w:eastAsia="Arial"/>
                 <w:b w:val="0"/>
                 <w:sz w:val="16"/>
               </w:rPr>
@@ -735,9 +983,15 @@
             <w:vAlign w:val="top"/>
           </w:tcPr>
           <w:p>
-            <w:r/>
-            <w:r>
-              <w:rPr>
+            <w:r>
+              <w:rPr>
+                <w:rFonts w:ascii="Arial" w:hAnsi="Arial" w:eastAsia="Arial"/>
+                <w:sz w:val="16"/>
+              </w:rPr>
+            </w:r>
+            <w:r>
+              <w:rPr>
+                <w:rFonts w:ascii="Arial" w:hAnsi="Arial" w:eastAsia="Arial"/>
                 <w:b w:val="0"/>
                 <w:sz w:val="16"/>
               </w:rPr>
@@ -751,9 +1005,15 @@
             <w:vAlign w:val="top"/>
           </w:tcPr>
           <w:p>
-            <w:r/>
-            <w:r>
-              <w:rPr>
+            <w:r>
+              <w:rPr>
+                <w:rFonts w:ascii="Arial" w:hAnsi="Arial" w:eastAsia="Arial"/>
+                <w:sz w:val="16"/>
+              </w:rPr>
+            </w:r>
+            <w:r>
+              <w:rPr>
+                <w:rFonts w:ascii="Arial" w:hAnsi="Arial" w:eastAsia="Arial"/>
                 <w:b w:val="0"/>
                 <w:sz w:val="16"/>
               </w:rPr>
@@ -767,9 +1027,15 @@
             <w:vAlign w:val="top"/>
           </w:tcPr>
           <w:p>
-            <w:r/>
-            <w:r>
-              <w:rPr>
+            <w:r>
+              <w:rPr>
+                <w:rFonts w:ascii="Arial" w:hAnsi="Arial" w:eastAsia="Arial"/>
+                <w:sz w:val="16"/>
+              </w:rPr>
+            </w:r>
+            <w:r>
+              <w:rPr>
+                <w:rFonts w:ascii="Arial" w:hAnsi="Arial" w:eastAsia="Arial"/>
                 <w:b w:val="0"/>
                 <w:sz w:val="16"/>
               </w:rPr>
@@ -785,9 +1051,15 @@
             <w:vAlign w:val="top"/>
           </w:tcPr>
           <w:p>
-            <w:r/>
-            <w:r>
-              <w:rPr>
+            <w:r>
+              <w:rPr>
+                <w:rFonts w:ascii="Arial" w:hAnsi="Arial" w:eastAsia="Arial"/>
+                <w:sz w:val="16"/>
+              </w:rPr>
+            </w:r>
+            <w:r>
+              <w:rPr>
+                <w:rFonts w:ascii="Arial" w:hAnsi="Arial" w:eastAsia="Arial"/>
                 <w:b w:val="0"/>
                 <w:sz w:val="16"/>
               </w:rPr>
@@ -801,9 +1073,15 @@
             <w:vAlign w:val="top"/>
           </w:tcPr>
           <w:p>
-            <w:r/>
-            <w:r>
-              <w:rPr>
+            <w:r>
+              <w:rPr>
+                <w:rFonts w:ascii="Arial" w:hAnsi="Arial" w:eastAsia="Arial"/>
+                <w:sz w:val="16"/>
+              </w:rPr>
+            </w:r>
+            <w:r>
+              <w:rPr>
+                <w:rFonts w:ascii="Arial" w:hAnsi="Arial" w:eastAsia="Arial"/>
                 <w:b w:val="0"/>
                 <w:sz w:val="16"/>
               </w:rPr>
@@ -817,9 +1095,15 @@
             <w:vAlign w:val="top"/>
           </w:tcPr>
           <w:p>
-            <w:r/>
-            <w:r>
-              <w:rPr>
+            <w:r>
+              <w:rPr>
+                <w:rFonts w:ascii="Arial" w:hAnsi="Arial" w:eastAsia="Arial"/>
+                <w:sz w:val="16"/>
+              </w:rPr>
+            </w:r>
+            <w:r>
+              <w:rPr>
+                <w:rFonts w:ascii="Arial" w:hAnsi="Arial" w:eastAsia="Arial"/>
                 <w:b w:val="0"/>
                 <w:sz w:val="16"/>
               </w:rPr>
@@ -835,9 +1119,15 @@
             <w:vAlign w:val="top"/>
           </w:tcPr>
           <w:p>
-            <w:r/>
-            <w:r>
-              <w:rPr>
+            <w:r>
+              <w:rPr>
+                <w:rFonts w:ascii="Arial" w:hAnsi="Arial" w:eastAsia="Arial"/>
+                <w:sz w:val="16"/>
+              </w:rPr>
+            </w:r>
+            <w:r>
+              <w:rPr>
+                <w:rFonts w:ascii="Arial" w:hAnsi="Arial" w:eastAsia="Arial"/>
                 <w:b w:val="0"/>
                 <w:sz w:val="16"/>
               </w:rPr>
@@ -851,9 +1141,15 @@
             <w:vAlign w:val="top"/>
           </w:tcPr>
           <w:p>
-            <w:r/>
-            <w:r>
-              <w:rPr>
+            <w:r>
+              <w:rPr>
+                <w:rFonts w:ascii="Arial" w:hAnsi="Arial" w:eastAsia="Arial"/>
+                <w:sz w:val="16"/>
+              </w:rPr>
+            </w:r>
+            <w:r>
+              <w:rPr>
+                <w:rFonts w:ascii="Arial" w:hAnsi="Arial" w:eastAsia="Arial"/>
                 <w:b w:val="0"/>
                 <w:sz w:val="16"/>
               </w:rPr>
@@ -867,9 +1163,15 @@
             <w:vAlign w:val="top"/>
           </w:tcPr>
           <w:p>
-            <w:r/>
-            <w:r>
-              <w:rPr>
+            <w:r>
+              <w:rPr>
+                <w:rFonts w:ascii="Arial" w:hAnsi="Arial" w:eastAsia="Arial"/>
+                <w:sz w:val="16"/>
+              </w:rPr>
+            </w:r>
+            <w:r>
+              <w:rPr>
+                <w:rFonts w:ascii="Arial" w:hAnsi="Arial" w:eastAsia="Arial"/>
                 <w:b w:val="0"/>
                 <w:sz w:val="16"/>
               </w:rPr>
@@ -885,9 +1187,15 @@
             <w:vAlign w:val="top"/>
           </w:tcPr>
           <w:p>
-            <w:r/>
-            <w:r>
-              <w:rPr>
+            <w:r>
+              <w:rPr>
+                <w:rFonts w:ascii="Arial" w:hAnsi="Arial" w:eastAsia="Arial"/>
+                <w:sz w:val="16"/>
+              </w:rPr>
+            </w:r>
+            <w:r>
+              <w:rPr>
+                <w:rFonts w:ascii="Arial" w:hAnsi="Arial" w:eastAsia="Arial"/>
                 <w:b w:val="0"/>
                 <w:sz w:val="16"/>
               </w:rPr>
@@ -901,9 +1209,15 @@
             <w:vAlign w:val="top"/>
           </w:tcPr>
           <w:p>
-            <w:r/>
-            <w:r>
-              <w:rPr>
+            <w:r>
+              <w:rPr>
+                <w:rFonts w:ascii="Arial" w:hAnsi="Arial" w:eastAsia="Arial"/>
+                <w:sz w:val="16"/>
+              </w:rPr>
+            </w:r>
+            <w:r>
+              <w:rPr>
+                <w:rFonts w:ascii="Arial" w:hAnsi="Arial" w:eastAsia="Arial"/>
                 <w:b w:val="0"/>
                 <w:sz w:val="16"/>
               </w:rPr>
@@ -917,9 +1231,15 @@
             <w:vAlign w:val="top"/>
           </w:tcPr>
           <w:p>
-            <w:r/>
-            <w:r>
-              <w:rPr>
+            <w:r>
+              <w:rPr>
+                <w:rFonts w:ascii="Arial" w:hAnsi="Arial" w:eastAsia="Arial"/>
+                <w:sz w:val="16"/>
+              </w:rPr>
+            </w:r>
+            <w:r>
+              <w:rPr>
+                <w:rFonts w:ascii="Arial" w:hAnsi="Arial" w:eastAsia="Arial"/>
                 <w:b w:val="0"/>
                 <w:sz w:val="16"/>
               </w:rPr>
@@ -935,6 +1255,10 @@
         <w:pStyle w:val="Heading1"/>
       </w:pPr>
       <w:r>
+        <w:rPr>
+          <w:rFonts w:ascii="Arial" w:hAnsi="Arial" w:eastAsia="Arial"/>
+          <w:sz w:val="18"/>
+        </w:rPr>
         <w:t>5. Business Domain Model</w:t>
       </w:r>
     </w:p>
@@ -943,6 +1267,10 @@
         <w:spacing w:after="80"/>
       </w:pPr>
       <w:r>
+        <w:rPr>
+          <w:rFonts w:ascii="Arial" w:hAnsi="Arial" w:eastAsia="Arial"/>
+          <w:sz w:val="18"/>
+        </w:rPr>
         <w:t>The domain separates the contextual pipeline definition from the reusable task catalog. A Pipeline is created for a selected Project/Product/Module context. A Task is reusable and may appear in many Pipelines. PipelineTask is the association that places one reusable Task inside one Pipeline with order, requirement, configuration, retry policy, and failure behavior. This prevents the system from treating a task as owned by only one pipeline.</w:t>
       </w:r>
     </w:p>
@@ -967,9 +1295,15 @@
             <w:vAlign w:val="center"/>
           </w:tcPr>
           <w:p>
-            <w:r/>
-            <w:r>
-              <w:rPr>
+            <w:r>
+              <w:rPr>
+                <w:rFonts w:ascii="Arial" w:hAnsi="Arial" w:eastAsia="Arial"/>
+                <w:sz w:val="16"/>
+              </w:rPr>
+            </w:r>
+            <w:r>
+              <w:rPr>
+                <w:rFonts w:ascii="Arial" w:hAnsi="Arial" w:eastAsia="Arial"/>
                 <w:b/>
                 <w:sz w:val="16"/>
               </w:rPr>
@@ -984,9 +1318,15 @@
             <w:vAlign w:val="center"/>
           </w:tcPr>
           <w:p>
-            <w:r/>
-            <w:r>
-              <w:rPr>
+            <w:r>
+              <w:rPr>
+                <w:rFonts w:ascii="Arial" w:hAnsi="Arial" w:eastAsia="Arial"/>
+                <w:sz w:val="16"/>
+              </w:rPr>
+            </w:r>
+            <w:r>
+              <w:rPr>
+                <w:rFonts w:ascii="Arial" w:hAnsi="Arial" w:eastAsia="Arial"/>
                 <w:b/>
                 <w:sz w:val="16"/>
               </w:rPr>
@@ -1001,9 +1341,15 @@
             <w:vAlign w:val="center"/>
           </w:tcPr>
           <w:p>
-            <w:r/>
-            <w:r>
-              <w:rPr>
+            <w:r>
+              <w:rPr>
+                <w:rFonts w:ascii="Arial" w:hAnsi="Arial" w:eastAsia="Arial"/>
+                <w:sz w:val="16"/>
+              </w:rPr>
+            </w:r>
+            <w:r>
+              <w:rPr>
+                <w:rFonts w:ascii="Arial" w:hAnsi="Arial" w:eastAsia="Arial"/>
                 <w:b/>
                 <w:sz w:val="16"/>
               </w:rPr>
@@ -1018,9 +1364,15 @@
             <w:vAlign w:val="center"/>
           </w:tcPr>
           <w:p>
-            <w:r/>
-            <w:r>
-              <w:rPr>
+            <w:r>
+              <w:rPr>
+                <w:rFonts w:ascii="Arial" w:hAnsi="Arial" w:eastAsia="Arial"/>
+                <w:sz w:val="16"/>
+              </w:rPr>
+            </w:r>
+            <w:r>
+              <w:rPr>
+                <w:rFonts w:ascii="Arial" w:hAnsi="Arial" w:eastAsia="Arial"/>
                 <w:b/>
                 <w:sz w:val="16"/>
               </w:rPr>
@@ -1036,9 +1388,15 @@
             <w:vAlign w:val="top"/>
           </w:tcPr>
           <w:p>
-            <w:r/>
-            <w:r>
-              <w:rPr>
+            <w:r>
+              <w:rPr>
+                <w:rFonts w:ascii="Arial" w:hAnsi="Arial" w:eastAsia="Arial"/>
+                <w:sz w:val="16"/>
+              </w:rPr>
+            </w:r>
+            <w:r>
+              <w:rPr>
+                <w:rFonts w:ascii="Arial" w:hAnsi="Arial" w:eastAsia="Arial"/>
                 <w:b w:val="0"/>
                 <w:sz w:val="16"/>
               </w:rPr>
@@ -1052,9 +1410,15 @@
             <w:vAlign w:val="top"/>
           </w:tcPr>
           <w:p>
-            <w:r/>
-            <w:r>
-              <w:rPr>
+            <w:r>
+              <w:rPr>
+                <w:rFonts w:ascii="Arial" w:hAnsi="Arial" w:eastAsia="Arial"/>
+                <w:sz w:val="16"/>
+              </w:rPr>
+            </w:r>
+            <w:r>
+              <w:rPr>
+                <w:rFonts w:ascii="Arial" w:hAnsi="Arial" w:eastAsia="Arial"/>
                 <w:b w:val="0"/>
                 <w:sz w:val="16"/>
               </w:rPr>
@@ -1068,9 +1432,15 @@
             <w:vAlign w:val="top"/>
           </w:tcPr>
           <w:p>
-            <w:r/>
-            <w:r>
-              <w:rPr>
+            <w:r>
+              <w:rPr>
+                <w:rFonts w:ascii="Arial" w:hAnsi="Arial" w:eastAsia="Arial"/>
+                <w:sz w:val="16"/>
+              </w:rPr>
+            </w:r>
+            <w:r>
+              <w:rPr>
+                <w:rFonts w:ascii="Arial" w:hAnsi="Arial" w:eastAsia="Arial"/>
                 <w:b w:val="0"/>
                 <w:sz w:val="16"/>
               </w:rPr>
@@ -1084,9 +1454,15 @@
             <w:vAlign w:val="top"/>
           </w:tcPr>
           <w:p>
-            <w:r/>
-            <w:r>
-              <w:rPr>
+            <w:r>
+              <w:rPr>
+                <w:rFonts w:ascii="Arial" w:hAnsi="Arial" w:eastAsia="Arial"/>
+                <w:sz w:val="16"/>
+              </w:rPr>
+            </w:r>
+            <w:r>
+              <w:rPr>
+                <w:rFonts w:ascii="Arial" w:hAnsi="Arial" w:eastAsia="Arial"/>
                 <w:b w:val="0"/>
                 <w:sz w:val="16"/>
               </w:rPr>
@@ -1102,9 +1478,15 @@
             <w:vAlign w:val="top"/>
           </w:tcPr>
           <w:p>
-            <w:r/>
-            <w:r>
-              <w:rPr>
+            <w:r>
+              <w:rPr>
+                <w:rFonts w:ascii="Arial" w:hAnsi="Arial" w:eastAsia="Arial"/>
+                <w:sz w:val="16"/>
+              </w:rPr>
+            </w:r>
+            <w:r>
+              <w:rPr>
+                <w:rFonts w:ascii="Arial" w:hAnsi="Arial" w:eastAsia="Arial"/>
                 <w:b w:val="0"/>
                 <w:sz w:val="16"/>
               </w:rPr>
@@ -1118,9 +1500,15 @@
             <w:vAlign w:val="top"/>
           </w:tcPr>
           <w:p>
-            <w:r/>
-            <w:r>
-              <w:rPr>
+            <w:r>
+              <w:rPr>
+                <w:rFonts w:ascii="Arial" w:hAnsi="Arial" w:eastAsia="Arial"/>
+                <w:sz w:val="16"/>
+              </w:rPr>
+            </w:r>
+            <w:r>
+              <w:rPr>
+                <w:rFonts w:ascii="Arial" w:hAnsi="Arial" w:eastAsia="Arial"/>
                 <w:b w:val="0"/>
                 <w:sz w:val="16"/>
               </w:rPr>
@@ -1134,9 +1522,15 @@
             <w:vAlign w:val="top"/>
           </w:tcPr>
           <w:p>
-            <w:r/>
-            <w:r>
-              <w:rPr>
+            <w:r>
+              <w:rPr>
+                <w:rFonts w:ascii="Arial" w:hAnsi="Arial" w:eastAsia="Arial"/>
+                <w:sz w:val="16"/>
+              </w:rPr>
+            </w:r>
+            <w:r>
+              <w:rPr>
+                <w:rFonts w:ascii="Arial" w:hAnsi="Arial" w:eastAsia="Arial"/>
                 <w:b w:val="0"/>
                 <w:sz w:val="16"/>
               </w:rPr>
@@ -1150,9 +1544,15 @@
             <w:vAlign w:val="top"/>
           </w:tcPr>
           <w:p>
-            <w:r/>
-            <w:r>
-              <w:rPr>
+            <w:r>
+              <w:rPr>
+                <w:rFonts w:ascii="Arial" w:hAnsi="Arial" w:eastAsia="Arial"/>
+                <w:sz w:val="16"/>
+              </w:rPr>
+            </w:r>
+            <w:r>
+              <w:rPr>
+                <w:rFonts w:ascii="Arial" w:hAnsi="Arial" w:eastAsia="Arial"/>
                 <w:b w:val="0"/>
                 <w:sz w:val="16"/>
               </w:rPr>
@@ -1168,9 +1568,15 @@
             <w:vAlign w:val="top"/>
           </w:tcPr>
           <w:p>
-            <w:r/>
-            <w:r>
-              <w:rPr>
+            <w:r>
+              <w:rPr>
+                <w:rFonts w:ascii="Arial" w:hAnsi="Arial" w:eastAsia="Arial"/>
+                <w:sz w:val="16"/>
+              </w:rPr>
+            </w:r>
+            <w:r>
+              <w:rPr>
+                <w:rFonts w:ascii="Arial" w:hAnsi="Arial" w:eastAsia="Arial"/>
                 <w:b w:val="0"/>
                 <w:sz w:val="16"/>
               </w:rPr>
@@ -1184,9 +1590,15 @@
             <w:vAlign w:val="top"/>
           </w:tcPr>
           <w:p>
-            <w:r/>
-            <w:r>
-              <w:rPr>
+            <w:r>
+              <w:rPr>
+                <w:rFonts w:ascii="Arial" w:hAnsi="Arial" w:eastAsia="Arial"/>
+                <w:sz w:val="16"/>
+              </w:rPr>
+            </w:r>
+            <w:r>
+              <w:rPr>
+                <w:rFonts w:ascii="Arial" w:hAnsi="Arial" w:eastAsia="Arial"/>
                 <w:b w:val="0"/>
                 <w:sz w:val="16"/>
               </w:rPr>
@@ -1200,9 +1612,15 @@
             <w:vAlign w:val="top"/>
           </w:tcPr>
           <w:p>
-            <w:r/>
-            <w:r>
-              <w:rPr>
+            <w:r>
+              <w:rPr>
+                <w:rFonts w:ascii="Arial" w:hAnsi="Arial" w:eastAsia="Arial"/>
+                <w:sz w:val="16"/>
+              </w:rPr>
+            </w:r>
+            <w:r>
+              <w:rPr>
+                <w:rFonts w:ascii="Arial" w:hAnsi="Arial" w:eastAsia="Arial"/>
                 <w:b w:val="0"/>
                 <w:sz w:val="16"/>
               </w:rPr>
@@ -1216,9 +1634,15 @@
             <w:vAlign w:val="top"/>
           </w:tcPr>
           <w:p>
-            <w:r/>
-            <w:r>
-              <w:rPr>
+            <w:r>
+              <w:rPr>
+                <w:rFonts w:ascii="Arial" w:hAnsi="Arial" w:eastAsia="Arial"/>
+                <w:sz w:val="16"/>
+              </w:rPr>
+            </w:r>
+            <w:r>
+              <w:rPr>
+                <w:rFonts w:ascii="Arial" w:hAnsi="Arial" w:eastAsia="Arial"/>
                 <w:b w:val="0"/>
                 <w:sz w:val="16"/>
               </w:rPr>
@@ -1234,9 +1658,15 @@
             <w:vAlign w:val="top"/>
           </w:tcPr>
           <w:p>
-            <w:r/>
-            <w:r>
-              <w:rPr>
+            <w:r>
+              <w:rPr>
+                <w:rFonts w:ascii="Arial" w:hAnsi="Arial" w:eastAsia="Arial"/>
+                <w:sz w:val="16"/>
+              </w:rPr>
+            </w:r>
+            <w:r>
+              <w:rPr>
+                <w:rFonts w:ascii="Arial" w:hAnsi="Arial" w:eastAsia="Arial"/>
                 <w:b w:val="0"/>
                 <w:sz w:val="16"/>
               </w:rPr>
@@ -1250,9 +1680,15 @@
             <w:vAlign w:val="top"/>
           </w:tcPr>
           <w:p>
-            <w:r/>
-            <w:r>
-              <w:rPr>
+            <w:r>
+              <w:rPr>
+                <w:rFonts w:ascii="Arial" w:hAnsi="Arial" w:eastAsia="Arial"/>
+                <w:sz w:val="16"/>
+              </w:rPr>
+            </w:r>
+            <w:r>
+              <w:rPr>
+                <w:rFonts w:ascii="Arial" w:hAnsi="Arial" w:eastAsia="Arial"/>
                 <w:b w:val="0"/>
                 <w:sz w:val="16"/>
               </w:rPr>
@@ -1266,9 +1702,15 @@
             <w:vAlign w:val="top"/>
           </w:tcPr>
           <w:p>
-            <w:r/>
-            <w:r>
-              <w:rPr>
+            <w:r>
+              <w:rPr>
+                <w:rFonts w:ascii="Arial" w:hAnsi="Arial" w:eastAsia="Arial"/>
+                <w:sz w:val="16"/>
+              </w:rPr>
+            </w:r>
+            <w:r>
+              <w:rPr>
+                <w:rFonts w:ascii="Arial" w:hAnsi="Arial" w:eastAsia="Arial"/>
                 <w:b w:val="0"/>
                 <w:sz w:val="16"/>
               </w:rPr>
@@ -1282,9 +1724,15 @@
             <w:vAlign w:val="top"/>
           </w:tcPr>
           <w:p>
-            <w:r/>
-            <w:r>
-              <w:rPr>
+            <w:r>
+              <w:rPr>
+                <w:rFonts w:ascii="Arial" w:hAnsi="Arial" w:eastAsia="Arial"/>
+                <w:sz w:val="16"/>
+              </w:rPr>
+            </w:r>
+            <w:r>
+              <w:rPr>
+                <w:rFonts w:ascii="Arial" w:hAnsi="Arial" w:eastAsia="Arial"/>
                 <w:b w:val="0"/>
                 <w:sz w:val="16"/>
               </w:rPr>
@@ -1300,9 +1748,15 @@
             <w:vAlign w:val="top"/>
           </w:tcPr>
           <w:p>
-            <w:r/>
-            <w:r>
-              <w:rPr>
+            <w:r>
+              <w:rPr>
+                <w:rFonts w:ascii="Arial" w:hAnsi="Arial" w:eastAsia="Arial"/>
+                <w:sz w:val="16"/>
+              </w:rPr>
+            </w:r>
+            <w:r>
+              <w:rPr>
+                <w:rFonts w:ascii="Arial" w:hAnsi="Arial" w:eastAsia="Arial"/>
                 <w:b w:val="0"/>
                 <w:sz w:val="16"/>
               </w:rPr>
@@ -1316,9 +1770,15 @@
             <w:vAlign w:val="top"/>
           </w:tcPr>
           <w:p>
-            <w:r/>
-            <w:r>
-              <w:rPr>
+            <w:r>
+              <w:rPr>
+                <w:rFonts w:ascii="Arial" w:hAnsi="Arial" w:eastAsia="Arial"/>
+                <w:sz w:val="16"/>
+              </w:rPr>
+            </w:r>
+            <w:r>
+              <w:rPr>
+                <w:rFonts w:ascii="Arial" w:hAnsi="Arial" w:eastAsia="Arial"/>
                 <w:b w:val="0"/>
                 <w:sz w:val="16"/>
               </w:rPr>
@@ -1332,9 +1792,15 @@
             <w:vAlign w:val="top"/>
           </w:tcPr>
           <w:p>
-            <w:r/>
-            <w:r>
-              <w:rPr>
+            <w:r>
+              <w:rPr>
+                <w:rFonts w:ascii="Arial" w:hAnsi="Arial" w:eastAsia="Arial"/>
+                <w:sz w:val="16"/>
+              </w:rPr>
+            </w:r>
+            <w:r>
+              <w:rPr>
+                <w:rFonts w:ascii="Arial" w:hAnsi="Arial" w:eastAsia="Arial"/>
                 <w:b w:val="0"/>
                 <w:sz w:val="16"/>
               </w:rPr>
@@ -1348,9 +1814,15 @@
             <w:vAlign w:val="top"/>
           </w:tcPr>
           <w:p>
-            <w:r/>
-            <w:r>
-              <w:rPr>
+            <w:r>
+              <w:rPr>
+                <w:rFonts w:ascii="Arial" w:hAnsi="Arial" w:eastAsia="Arial"/>
+                <w:sz w:val="16"/>
+              </w:rPr>
+            </w:r>
+            <w:r>
+              <w:rPr>
+                <w:rFonts w:ascii="Arial" w:hAnsi="Arial" w:eastAsia="Arial"/>
                 <w:b w:val="0"/>
                 <w:sz w:val="16"/>
               </w:rPr>
@@ -1366,9 +1838,15 @@
             <w:vAlign w:val="top"/>
           </w:tcPr>
           <w:p>
-            <w:r/>
-            <w:r>
-              <w:rPr>
+            <w:r>
+              <w:rPr>
+                <w:rFonts w:ascii="Arial" w:hAnsi="Arial" w:eastAsia="Arial"/>
+                <w:sz w:val="16"/>
+              </w:rPr>
+            </w:r>
+            <w:r>
+              <w:rPr>
+                <w:rFonts w:ascii="Arial" w:hAnsi="Arial" w:eastAsia="Arial"/>
                 <w:b w:val="0"/>
                 <w:sz w:val="16"/>
               </w:rPr>
@@ -1382,9 +1860,15 @@
             <w:vAlign w:val="top"/>
           </w:tcPr>
           <w:p>
-            <w:r/>
-            <w:r>
-              <w:rPr>
+            <w:r>
+              <w:rPr>
+                <w:rFonts w:ascii="Arial" w:hAnsi="Arial" w:eastAsia="Arial"/>
+                <w:sz w:val="16"/>
+              </w:rPr>
+            </w:r>
+            <w:r>
+              <w:rPr>
+                <w:rFonts w:ascii="Arial" w:hAnsi="Arial" w:eastAsia="Arial"/>
                 <w:b w:val="0"/>
                 <w:sz w:val="16"/>
               </w:rPr>
@@ -1398,9 +1882,15 @@
             <w:vAlign w:val="top"/>
           </w:tcPr>
           <w:p>
-            <w:r/>
-            <w:r>
-              <w:rPr>
+            <w:r>
+              <w:rPr>
+                <w:rFonts w:ascii="Arial" w:hAnsi="Arial" w:eastAsia="Arial"/>
+                <w:sz w:val="16"/>
+              </w:rPr>
+            </w:r>
+            <w:r>
+              <w:rPr>
+                <w:rFonts w:ascii="Arial" w:hAnsi="Arial" w:eastAsia="Arial"/>
                 <w:b w:val="0"/>
                 <w:sz w:val="16"/>
               </w:rPr>
@@ -1414,9 +1904,15 @@
             <w:vAlign w:val="top"/>
           </w:tcPr>
           <w:p>
-            <w:r/>
-            <w:r>
-              <w:rPr>
+            <w:r>
+              <w:rPr>
+                <w:rFonts w:ascii="Arial" w:hAnsi="Arial" w:eastAsia="Arial"/>
+                <w:sz w:val="16"/>
+              </w:rPr>
+            </w:r>
+            <w:r>
+              <w:rPr>
+                <w:rFonts w:ascii="Arial" w:hAnsi="Arial" w:eastAsia="Arial"/>
                 <w:b w:val="0"/>
                 <w:sz w:val="16"/>
               </w:rPr>
@@ -1432,9 +1928,15 @@
             <w:vAlign w:val="top"/>
           </w:tcPr>
           <w:p>
-            <w:r/>
-            <w:r>
-              <w:rPr>
+            <w:r>
+              <w:rPr>
+                <w:rFonts w:ascii="Arial" w:hAnsi="Arial" w:eastAsia="Arial"/>
+                <w:sz w:val="16"/>
+              </w:rPr>
+            </w:r>
+            <w:r>
+              <w:rPr>
+                <w:rFonts w:ascii="Arial" w:hAnsi="Arial" w:eastAsia="Arial"/>
                 <w:b w:val="0"/>
                 <w:sz w:val="16"/>
               </w:rPr>
@@ -1448,9 +1950,15 @@
             <w:vAlign w:val="top"/>
           </w:tcPr>
           <w:p>
-            <w:r/>
-            <w:r>
-              <w:rPr>
+            <w:r>
+              <w:rPr>
+                <w:rFonts w:ascii="Arial" w:hAnsi="Arial" w:eastAsia="Arial"/>
+                <w:sz w:val="16"/>
+              </w:rPr>
+            </w:r>
+            <w:r>
+              <w:rPr>
+                <w:rFonts w:ascii="Arial" w:hAnsi="Arial" w:eastAsia="Arial"/>
                 <w:b w:val="0"/>
                 <w:sz w:val="16"/>
               </w:rPr>
@@ -1464,9 +1972,15 @@
             <w:vAlign w:val="top"/>
           </w:tcPr>
           <w:p>
-            <w:r/>
-            <w:r>
-              <w:rPr>
+            <w:r>
+              <w:rPr>
+                <w:rFonts w:ascii="Arial" w:hAnsi="Arial" w:eastAsia="Arial"/>
+                <w:sz w:val="16"/>
+              </w:rPr>
+            </w:r>
+            <w:r>
+              <w:rPr>
+                <w:rFonts w:ascii="Arial" w:hAnsi="Arial" w:eastAsia="Arial"/>
                 <w:b w:val="0"/>
                 <w:sz w:val="16"/>
               </w:rPr>
@@ -1480,9 +1994,15 @@
             <w:vAlign w:val="top"/>
           </w:tcPr>
           <w:p>
-            <w:r/>
-            <w:r>
-              <w:rPr>
+            <w:r>
+              <w:rPr>
+                <w:rFonts w:ascii="Arial" w:hAnsi="Arial" w:eastAsia="Arial"/>
+                <w:sz w:val="16"/>
+              </w:rPr>
+            </w:r>
+            <w:r>
+              <w:rPr>
+                <w:rFonts w:ascii="Arial" w:hAnsi="Arial" w:eastAsia="Arial"/>
                 <w:b w:val="0"/>
                 <w:sz w:val="16"/>
               </w:rPr>
@@ -1498,9 +2018,15 @@
             <w:vAlign w:val="top"/>
           </w:tcPr>
           <w:p>
-            <w:r/>
-            <w:r>
-              <w:rPr>
+            <w:r>
+              <w:rPr>
+                <w:rFonts w:ascii="Arial" w:hAnsi="Arial" w:eastAsia="Arial"/>
+                <w:sz w:val="16"/>
+              </w:rPr>
+            </w:r>
+            <w:r>
+              <w:rPr>
+                <w:rFonts w:ascii="Arial" w:hAnsi="Arial" w:eastAsia="Arial"/>
                 <w:b w:val="0"/>
                 <w:sz w:val="16"/>
               </w:rPr>
@@ -1514,9 +2040,15 @@
             <w:vAlign w:val="top"/>
           </w:tcPr>
           <w:p>
-            <w:r/>
-            <w:r>
-              <w:rPr>
+            <w:r>
+              <w:rPr>
+                <w:rFonts w:ascii="Arial" w:hAnsi="Arial" w:eastAsia="Arial"/>
+                <w:sz w:val="16"/>
+              </w:rPr>
+            </w:r>
+            <w:r>
+              <w:rPr>
+                <w:rFonts w:ascii="Arial" w:hAnsi="Arial" w:eastAsia="Arial"/>
                 <w:b w:val="0"/>
                 <w:sz w:val="16"/>
               </w:rPr>
@@ -1530,9 +2062,15 @@
             <w:vAlign w:val="top"/>
           </w:tcPr>
           <w:p>
-            <w:r/>
-            <w:r>
-              <w:rPr>
+            <w:r>
+              <w:rPr>
+                <w:rFonts w:ascii="Arial" w:hAnsi="Arial" w:eastAsia="Arial"/>
+                <w:sz w:val="16"/>
+              </w:rPr>
+            </w:r>
+            <w:r>
+              <w:rPr>
+                <w:rFonts w:ascii="Arial" w:hAnsi="Arial" w:eastAsia="Arial"/>
                 <w:b w:val="0"/>
                 <w:sz w:val="16"/>
               </w:rPr>
@@ -1546,9 +2084,15 @@
             <w:vAlign w:val="top"/>
           </w:tcPr>
           <w:p>
-            <w:r/>
-            <w:r>
-              <w:rPr>
+            <w:r>
+              <w:rPr>
+                <w:rFonts w:ascii="Arial" w:hAnsi="Arial" w:eastAsia="Arial"/>
+                <w:sz w:val="16"/>
+              </w:rPr>
+            </w:r>
+            <w:r>
+              <w:rPr>
+                <w:rFonts w:ascii="Arial" w:hAnsi="Arial" w:eastAsia="Arial"/>
                 <w:b w:val="0"/>
                 <w:sz w:val="16"/>
               </w:rPr>
@@ -1564,9 +2108,15 @@
             <w:vAlign w:val="top"/>
           </w:tcPr>
           <w:p>
-            <w:r/>
-            <w:r>
-              <w:rPr>
+            <w:r>
+              <w:rPr>
+                <w:rFonts w:ascii="Arial" w:hAnsi="Arial" w:eastAsia="Arial"/>
+                <w:sz w:val="16"/>
+              </w:rPr>
+            </w:r>
+            <w:r>
+              <w:rPr>
+                <w:rFonts w:ascii="Arial" w:hAnsi="Arial" w:eastAsia="Arial"/>
                 <w:b w:val="0"/>
                 <w:sz w:val="16"/>
               </w:rPr>
@@ -1580,9 +2130,15 @@
             <w:vAlign w:val="top"/>
           </w:tcPr>
           <w:p>
-            <w:r/>
-            <w:r>
-              <w:rPr>
+            <w:r>
+              <w:rPr>
+                <w:rFonts w:ascii="Arial" w:hAnsi="Arial" w:eastAsia="Arial"/>
+                <w:sz w:val="16"/>
+              </w:rPr>
+            </w:r>
+            <w:r>
+              <w:rPr>
+                <w:rFonts w:ascii="Arial" w:hAnsi="Arial" w:eastAsia="Arial"/>
                 <w:b w:val="0"/>
                 <w:sz w:val="16"/>
               </w:rPr>
@@ -1596,9 +2152,15 @@
             <w:vAlign w:val="top"/>
           </w:tcPr>
           <w:p>
-            <w:r/>
-            <w:r>
-              <w:rPr>
+            <w:r>
+              <w:rPr>
+                <w:rFonts w:ascii="Arial" w:hAnsi="Arial" w:eastAsia="Arial"/>
+                <w:sz w:val="16"/>
+              </w:rPr>
+            </w:r>
+            <w:r>
+              <w:rPr>
+                <w:rFonts w:ascii="Arial" w:hAnsi="Arial" w:eastAsia="Arial"/>
                 <w:b w:val="0"/>
                 <w:sz w:val="16"/>
               </w:rPr>
@@ -1612,9 +2174,15 @@
             <w:vAlign w:val="top"/>
           </w:tcPr>
           <w:p>
-            <w:r/>
-            <w:r>
-              <w:rPr>
+            <w:r>
+              <w:rPr>
+                <w:rFonts w:ascii="Arial" w:hAnsi="Arial" w:eastAsia="Arial"/>
+                <w:sz w:val="16"/>
+              </w:rPr>
+            </w:r>
+            <w:r>
+              <w:rPr>
+                <w:rFonts w:ascii="Arial" w:hAnsi="Arial" w:eastAsia="Arial"/>
                 <w:b w:val="0"/>
                 <w:sz w:val="16"/>
               </w:rPr>
@@ -1630,9 +2198,15 @@
             <w:vAlign w:val="top"/>
           </w:tcPr>
           <w:p>
-            <w:r/>
-            <w:r>
-              <w:rPr>
+            <w:r>
+              <w:rPr>
+                <w:rFonts w:ascii="Arial" w:hAnsi="Arial" w:eastAsia="Arial"/>
+                <w:sz w:val="16"/>
+              </w:rPr>
+            </w:r>
+            <w:r>
+              <w:rPr>
+                <w:rFonts w:ascii="Arial" w:hAnsi="Arial" w:eastAsia="Arial"/>
                 <w:b w:val="0"/>
                 <w:sz w:val="16"/>
               </w:rPr>
@@ -1646,9 +2220,15 @@
             <w:vAlign w:val="top"/>
           </w:tcPr>
           <w:p>
-            <w:r/>
-            <w:r>
-              <w:rPr>
+            <w:r>
+              <w:rPr>
+                <w:rFonts w:ascii="Arial" w:hAnsi="Arial" w:eastAsia="Arial"/>
+                <w:sz w:val="16"/>
+              </w:rPr>
+            </w:r>
+            <w:r>
+              <w:rPr>
+                <w:rFonts w:ascii="Arial" w:hAnsi="Arial" w:eastAsia="Arial"/>
                 <w:b w:val="0"/>
                 <w:sz w:val="16"/>
               </w:rPr>
@@ -1662,9 +2242,15 @@
             <w:vAlign w:val="top"/>
           </w:tcPr>
           <w:p>
-            <w:r/>
-            <w:r>
-              <w:rPr>
+            <w:r>
+              <w:rPr>
+                <w:rFonts w:ascii="Arial" w:hAnsi="Arial" w:eastAsia="Arial"/>
+                <w:sz w:val="16"/>
+              </w:rPr>
+            </w:r>
+            <w:r>
+              <w:rPr>
+                <w:rFonts w:ascii="Arial" w:hAnsi="Arial" w:eastAsia="Arial"/>
                 <w:b w:val="0"/>
                 <w:sz w:val="16"/>
               </w:rPr>
@@ -1678,9 +2264,15 @@
             <w:vAlign w:val="top"/>
           </w:tcPr>
           <w:p>
-            <w:r/>
-            <w:r>
-              <w:rPr>
+            <w:r>
+              <w:rPr>
+                <w:rFonts w:ascii="Arial" w:hAnsi="Arial" w:eastAsia="Arial"/>
+                <w:sz w:val="16"/>
+              </w:rPr>
+            </w:r>
+            <w:r>
+              <w:rPr>
+                <w:rFonts w:ascii="Arial" w:hAnsi="Arial" w:eastAsia="Arial"/>
                 <w:b w:val="0"/>
                 <w:sz w:val="16"/>
               </w:rPr>
@@ -1696,9 +2288,15 @@
             <w:vAlign w:val="top"/>
           </w:tcPr>
           <w:p>
-            <w:r/>
-            <w:r>
-              <w:rPr>
+            <w:r>
+              <w:rPr>
+                <w:rFonts w:ascii="Arial" w:hAnsi="Arial" w:eastAsia="Arial"/>
+                <w:sz w:val="16"/>
+              </w:rPr>
+            </w:r>
+            <w:r>
+              <w:rPr>
+                <w:rFonts w:ascii="Arial" w:hAnsi="Arial" w:eastAsia="Arial"/>
                 <w:b w:val="0"/>
                 <w:sz w:val="16"/>
               </w:rPr>
@@ -1712,9 +2310,15 @@
             <w:vAlign w:val="top"/>
           </w:tcPr>
           <w:p>
-            <w:r/>
-            <w:r>
-              <w:rPr>
+            <w:r>
+              <w:rPr>
+                <w:rFonts w:ascii="Arial" w:hAnsi="Arial" w:eastAsia="Arial"/>
+                <w:sz w:val="16"/>
+              </w:rPr>
+            </w:r>
+            <w:r>
+              <w:rPr>
+                <w:rFonts w:ascii="Arial" w:hAnsi="Arial" w:eastAsia="Arial"/>
                 <w:b w:val="0"/>
                 <w:sz w:val="16"/>
               </w:rPr>
@@ -1728,9 +2332,15 @@
             <w:vAlign w:val="top"/>
           </w:tcPr>
           <w:p>
-            <w:r/>
-            <w:r>
-              <w:rPr>
+            <w:r>
+              <w:rPr>
+                <w:rFonts w:ascii="Arial" w:hAnsi="Arial" w:eastAsia="Arial"/>
+                <w:sz w:val="16"/>
+              </w:rPr>
+            </w:r>
+            <w:r>
+              <w:rPr>
+                <w:rFonts w:ascii="Arial" w:hAnsi="Arial" w:eastAsia="Arial"/>
                 <w:b w:val="0"/>
                 <w:sz w:val="16"/>
               </w:rPr>
@@ -1744,9 +2354,15 @@
             <w:vAlign w:val="top"/>
           </w:tcPr>
           <w:p>
-            <w:r/>
-            <w:r>
-              <w:rPr>
+            <w:r>
+              <w:rPr>
+                <w:rFonts w:ascii="Arial" w:hAnsi="Arial" w:eastAsia="Arial"/>
+                <w:sz w:val="16"/>
+              </w:rPr>
+            </w:r>
+            <w:r>
+              <w:rPr>
+                <w:rFonts w:ascii="Arial" w:hAnsi="Arial" w:eastAsia="Arial"/>
                 <w:b w:val="0"/>
                 <w:sz w:val="16"/>
               </w:rPr>
@@ -1762,9 +2378,15 @@
             <w:vAlign w:val="top"/>
           </w:tcPr>
           <w:p>
-            <w:r/>
-            <w:r>
-              <w:rPr>
+            <w:r>
+              <w:rPr>
+                <w:rFonts w:ascii="Arial" w:hAnsi="Arial" w:eastAsia="Arial"/>
+                <w:sz w:val="16"/>
+              </w:rPr>
+            </w:r>
+            <w:r>
+              <w:rPr>
+                <w:rFonts w:ascii="Arial" w:hAnsi="Arial" w:eastAsia="Arial"/>
                 <w:b w:val="0"/>
                 <w:sz w:val="16"/>
               </w:rPr>
@@ -1778,9 +2400,15 @@
             <w:vAlign w:val="top"/>
           </w:tcPr>
           <w:p>
-            <w:r/>
-            <w:r>
-              <w:rPr>
+            <w:r>
+              <w:rPr>
+                <w:rFonts w:ascii="Arial" w:hAnsi="Arial" w:eastAsia="Arial"/>
+                <w:sz w:val="16"/>
+              </w:rPr>
+            </w:r>
+            <w:r>
+              <w:rPr>
+                <w:rFonts w:ascii="Arial" w:hAnsi="Arial" w:eastAsia="Arial"/>
                 <w:b w:val="0"/>
                 <w:sz w:val="16"/>
               </w:rPr>
@@ -1794,9 +2422,15 @@
             <w:vAlign w:val="top"/>
           </w:tcPr>
           <w:p>
-            <w:r/>
-            <w:r>
-              <w:rPr>
+            <w:r>
+              <w:rPr>
+                <w:rFonts w:ascii="Arial" w:hAnsi="Arial" w:eastAsia="Arial"/>
+                <w:sz w:val="16"/>
+              </w:rPr>
+            </w:r>
+            <w:r>
+              <w:rPr>
+                <w:rFonts w:ascii="Arial" w:hAnsi="Arial" w:eastAsia="Arial"/>
                 <w:b w:val="0"/>
                 <w:sz w:val="16"/>
               </w:rPr>
@@ -1810,9 +2444,15 @@
             <w:vAlign w:val="top"/>
           </w:tcPr>
           <w:p>
-            <w:r/>
-            <w:r>
-              <w:rPr>
+            <w:r>
+              <w:rPr>
+                <w:rFonts w:ascii="Arial" w:hAnsi="Arial" w:eastAsia="Arial"/>
+                <w:sz w:val="16"/>
+              </w:rPr>
+            </w:r>
+            <w:r>
+              <w:rPr>
+                <w:rFonts w:ascii="Arial" w:hAnsi="Arial" w:eastAsia="Arial"/>
                 <w:b w:val="0"/>
                 <w:sz w:val="16"/>
               </w:rPr>
@@ -1828,6 +2468,10 @@
         <w:pStyle w:val="Heading1"/>
       </w:pPr>
       <w:r>
+        <w:rPr>
+          <w:rFonts w:ascii="Arial" w:hAnsi="Arial" w:eastAsia="Arial"/>
+          <w:sz w:val="18"/>
+        </w:rPr>
         <w:t>6. Functional Requirements</w:t>
       </w:r>
     </w:p>
@@ -1851,9 +2495,15 @@
             <w:vAlign w:val="center"/>
           </w:tcPr>
           <w:p>
-            <w:r/>
-            <w:r>
-              <w:rPr>
+            <w:r>
+              <w:rPr>
+                <w:rFonts w:ascii="Arial" w:hAnsi="Arial" w:eastAsia="Arial"/>
+                <w:sz w:val="16"/>
+              </w:rPr>
+            </w:r>
+            <w:r>
+              <w:rPr>
+                <w:rFonts w:ascii="Arial" w:hAnsi="Arial" w:eastAsia="Arial"/>
                 <w:b/>
                 <w:sz w:val="16"/>
               </w:rPr>
@@ -1868,9 +2518,15 @@
             <w:vAlign w:val="center"/>
           </w:tcPr>
           <w:p>
-            <w:r/>
-            <w:r>
-              <w:rPr>
+            <w:r>
+              <w:rPr>
+                <w:rFonts w:ascii="Arial" w:hAnsi="Arial" w:eastAsia="Arial"/>
+                <w:sz w:val="16"/>
+              </w:rPr>
+            </w:r>
+            <w:r>
+              <w:rPr>
+                <w:rFonts w:ascii="Arial" w:hAnsi="Arial" w:eastAsia="Arial"/>
                 <w:b/>
                 <w:sz w:val="16"/>
               </w:rPr>
@@ -1885,9 +2541,15 @@
             <w:vAlign w:val="center"/>
           </w:tcPr>
           <w:p>
-            <w:r/>
-            <w:r>
-              <w:rPr>
+            <w:r>
+              <w:rPr>
+                <w:rFonts w:ascii="Arial" w:hAnsi="Arial" w:eastAsia="Arial"/>
+                <w:sz w:val="16"/>
+              </w:rPr>
+            </w:r>
+            <w:r>
+              <w:rPr>
+                <w:rFonts w:ascii="Arial" w:hAnsi="Arial" w:eastAsia="Arial"/>
                 <w:b/>
                 <w:sz w:val="16"/>
               </w:rPr>
@@ -1903,9 +2565,15 @@
             <w:vAlign w:val="top"/>
           </w:tcPr>
           <w:p>
-            <w:r/>
-            <w:r>
-              <w:rPr>
+            <w:r>
+              <w:rPr>
+                <w:rFonts w:ascii="Arial" w:hAnsi="Arial" w:eastAsia="Arial"/>
+                <w:sz w:val="16"/>
+              </w:rPr>
+            </w:r>
+            <w:r>
+              <w:rPr>
+                <w:rFonts w:ascii="Arial" w:hAnsi="Arial" w:eastAsia="Arial"/>
                 <w:b w:val="0"/>
                 <w:sz w:val="16"/>
               </w:rPr>
@@ -1919,9 +2587,15 @@
             <w:vAlign w:val="top"/>
           </w:tcPr>
           <w:p>
-            <w:r/>
-            <w:r>
-              <w:rPr>
+            <w:r>
+              <w:rPr>
+                <w:rFonts w:ascii="Arial" w:hAnsi="Arial" w:eastAsia="Arial"/>
+                <w:sz w:val="16"/>
+              </w:rPr>
+            </w:r>
+            <w:r>
+              <w:rPr>
+                <w:rFonts w:ascii="Arial" w:hAnsi="Arial" w:eastAsia="Arial"/>
                 <w:b w:val="0"/>
                 <w:sz w:val="16"/>
               </w:rPr>
@@ -1935,9 +2609,15 @@
             <w:vAlign w:val="top"/>
           </w:tcPr>
           <w:p>
-            <w:r/>
-            <w:r>
-              <w:rPr>
+            <w:r>
+              <w:rPr>
+                <w:rFonts w:ascii="Arial" w:hAnsi="Arial" w:eastAsia="Arial"/>
+                <w:sz w:val="16"/>
+              </w:rPr>
+            </w:r>
+            <w:r>
+              <w:rPr>
+                <w:rFonts w:ascii="Arial" w:hAnsi="Arial" w:eastAsia="Arial"/>
                 <w:b w:val="0"/>
                 <w:sz w:val="16"/>
               </w:rPr>
@@ -1953,9 +2633,15 @@
             <w:vAlign w:val="top"/>
           </w:tcPr>
           <w:p>
-            <w:r/>
-            <w:r>
-              <w:rPr>
+            <w:r>
+              <w:rPr>
+                <w:rFonts w:ascii="Arial" w:hAnsi="Arial" w:eastAsia="Arial"/>
+                <w:sz w:val="16"/>
+              </w:rPr>
+            </w:r>
+            <w:r>
+              <w:rPr>
+                <w:rFonts w:ascii="Arial" w:hAnsi="Arial" w:eastAsia="Arial"/>
                 <w:b w:val="0"/>
                 <w:sz w:val="16"/>
               </w:rPr>
@@ -1969,9 +2655,15 @@
             <w:vAlign w:val="top"/>
           </w:tcPr>
           <w:p>
-            <w:r/>
-            <w:r>
-              <w:rPr>
+            <w:r>
+              <w:rPr>
+                <w:rFonts w:ascii="Arial" w:hAnsi="Arial" w:eastAsia="Arial"/>
+                <w:sz w:val="16"/>
+              </w:rPr>
+            </w:r>
+            <w:r>
+              <w:rPr>
+                <w:rFonts w:ascii="Arial" w:hAnsi="Arial" w:eastAsia="Arial"/>
                 <w:b w:val="0"/>
                 <w:sz w:val="16"/>
               </w:rPr>
@@ -1985,9 +2677,15 @@
             <w:vAlign w:val="top"/>
           </w:tcPr>
           <w:p>
-            <w:r/>
-            <w:r>
-              <w:rPr>
+            <w:r>
+              <w:rPr>
+                <w:rFonts w:ascii="Arial" w:hAnsi="Arial" w:eastAsia="Arial"/>
+                <w:sz w:val="16"/>
+              </w:rPr>
+            </w:r>
+            <w:r>
+              <w:rPr>
+                <w:rFonts w:ascii="Arial" w:hAnsi="Arial" w:eastAsia="Arial"/>
                 <w:b w:val="0"/>
                 <w:sz w:val="16"/>
               </w:rPr>
@@ -2003,9 +2701,15 @@
             <w:vAlign w:val="top"/>
           </w:tcPr>
           <w:p>
-            <w:r/>
-            <w:r>
-              <w:rPr>
+            <w:r>
+              <w:rPr>
+                <w:rFonts w:ascii="Arial" w:hAnsi="Arial" w:eastAsia="Arial"/>
+                <w:sz w:val="16"/>
+              </w:rPr>
+            </w:r>
+            <w:r>
+              <w:rPr>
+                <w:rFonts w:ascii="Arial" w:hAnsi="Arial" w:eastAsia="Arial"/>
                 <w:b w:val="0"/>
                 <w:sz w:val="16"/>
               </w:rPr>
@@ -2019,9 +2723,15 @@
             <w:vAlign w:val="top"/>
           </w:tcPr>
           <w:p>
-            <w:r/>
-            <w:r>
-              <w:rPr>
+            <w:r>
+              <w:rPr>
+                <w:rFonts w:ascii="Arial" w:hAnsi="Arial" w:eastAsia="Arial"/>
+                <w:sz w:val="16"/>
+              </w:rPr>
+            </w:r>
+            <w:r>
+              <w:rPr>
+                <w:rFonts w:ascii="Arial" w:hAnsi="Arial" w:eastAsia="Arial"/>
                 <w:b w:val="0"/>
                 <w:sz w:val="16"/>
               </w:rPr>
@@ -2035,9 +2745,15 @@
             <w:vAlign w:val="top"/>
           </w:tcPr>
           <w:p>
-            <w:r/>
-            <w:r>
-              <w:rPr>
+            <w:r>
+              <w:rPr>
+                <w:rFonts w:ascii="Arial" w:hAnsi="Arial" w:eastAsia="Arial"/>
+                <w:sz w:val="16"/>
+              </w:rPr>
+            </w:r>
+            <w:r>
+              <w:rPr>
+                <w:rFonts w:ascii="Arial" w:hAnsi="Arial" w:eastAsia="Arial"/>
                 <w:b w:val="0"/>
                 <w:sz w:val="16"/>
               </w:rPr>
@@ -2053,9 +2769,15 @@
             <w:vAlign w:val="top"/>
           </w:tcPr>
           <w:p>
-            <w:r/>
-            <w:r>
-              <w:rPr>
+            <w:r>
+              <w:rPr>
+                <w:rFonts w:ascii="Arial" w:hAnsi="Arial" w:eastAsia="Arial"/>
+                <w:sz w:val="16"/>
+              </w:rPr>
+            </w:r>
+            <w:r>
+              <w:rPr>
+                <w:rFonts w:ascii="Arial" w:hAnsi="Arial" w:eastAsia="Arial"/>
                 <w:b w:val="0"/>
                 <w:sz w:val="16"/>
               </w:rPr>
@@ -2069,9 +2791,15 @@
             <w:vAlign w:val="top"/>
           </w:tcPr>
           <w:p>
-            <w:r/>
-            <w:r>
-              <w:rPr>
+            <w:r>
+              <w:rPr>
+                <w:rFonts w:ascii="Arial" w:hAnsi="Arial" w:eastAsia="Arial"/>
+                <w:sz w:val="16"/>
+              </w:rPr>
+            </w:r>
+            <w:r>
+              <w:rPr>
+                <w:rFonts w:ascii="Arial" w:hAnsi="Arial" w:eastAsia="Arial"/>
                 <w:b w:val="0"/>
                 <w:sz w:val="16"/>
               </w:rPr>
@@ -2085,9 +2813,15 @@
             <w:vAlign w:val="top"/>
           </w:tcPr>
           <w:p>
-            <w:r/>
-            <w:r>
-              <w:rPr>
+            <w:r>
+              <w:rPr>
+                <w:rFonts w:ascii="Arial" w:hAnsi="Arial" w:eastAsia="Arial"/>
+                <w:sz w:val="16"/>
+              </w:rPr>
+            </w:r>
+            <w:r>
+              <w:rPr>
+                <w:rFonts w:ascii="Arial" w:hAnsi="Arial" w:eastAsia="Arial"/>
                 <w:b w:val="0"/>
                 <w:sz w:val="16"/>
               </w:rPr>
@@ -2103,9 +2837,15 @@
             <w:vAlign w:val="top"/>
           </w:tcPr>
           <w:p>
-            <w:r/>
-            <w:r>
-              <w:rPr>
+            <w:r>
+              <w:rPr>
+                <w:rFonts w:ascii="Arial" w:hAnsi="Arial" w:eastAsia="Arial"/>
+                <w:sz w:val="16"/>
+              </w:rPr>
+            </w:r>
+            <w:r>
+              <w:rPr>
+                <w:rFonts w:ascii="Arial" w:hAnsi="Arial" w:eastAsia="Arial"/>
                 <w:b w:val="0"/>
                 <w:sz w:val="16"/>
               </w:rPr>
@@ -2119,9 +2859,15 @@
             <w:vAlign w:val="top"/>
           </w:tcPr>
           <w:p>
-            <w:r/>
-            <w:r>
-              <w:rPr>
+            <w:r>
+              <w:rPr>
+                <w:rFonts w:ascii="Arial" w:hAnsi="Arial" w:eastAsia="Arial"/>
+                <w:sz w:val="16"/>
+              </w:rPr>
+            </w:r>
+            <w:r>
+              <w:rPr>
+                <w:rFonts w:ascii="Arial" w:hAnsi="Arial" w:eastAsia="Arial"/>
                 <w:b w:val="0"/>
                 <w:sz w:val="16"/>
               </w:rPr>
@@ -2135,9 +2881,15 @@
             <w:vAlign w:val="top"/>
           </w:tcPr>
           <w:p>
-            <w:r/>
-            <w:r>
-              <w:rPr>
+            <w:r>
+              <w:rPr>
+                <w:rFonts w:ascii="Arial" w:hAnsi="Arial" w:eastAsia="Arial"/>
+                <w:sz w:val="16"/>
+              </w:rPr>
+            </w:r>
+            <w:r>
+              <w:rPr>
+                <w:rFonts w:ascii="Arial" w:hAnsi="Arial" w:eastAsia="Arial"/>
                 <w:b w:val="0"/>
                 <w:sz w:val="16"/>
               </w:rPr>
@@ -2153,9 +2905,15 @@
             <w:vAlign w:val="top"/>
           </w:tcPr>
           <w:p>
-            <w:r/>
-            <w:r>
-              <w:rPr>
+            <w:r>
+              <w:rPr>
+                <w:rFonts w:ascii="Arial" w:hAnsi="Arial" w:eastAsia="Arial"/>
+                <w:sz w:val="16"/>
+              </w:rPr>
+            </w:r>
+            <w:r>
+              <w:rPr>
+                <w:rFonts w:ascii="Arial" w:hAnsi="Arial" w:eastAsia="Arial"/>
                 <w:b w:val="0"/>
                 <w:sz w:val="16"/>
               </w:rPr>
@@ -2169,9 +2927,15 @@
             <w:vAlign w:val="top"/>
           </w:tcPr>
           <w:p>
-            <w:r/>
-            <w:r>
-              <w:rPr>
+            <w:r>
+              <w:rPr>
+                <w:rFonts w:ascii="Arial" w:hAnsi="Arial" w:eastAsia="Arial"/>
+                <w:sz w:val="16"/>
+              </w:rPr>
+            </w:r>
+            <w:r>
+              <w:rPr>
+                <w:rFonts w:ascii="Arial" w:hAnsi="Arial" w:eastAsia="Arial"/>
                 <w:b w:val="0"/>
                 <w:sz w:val="16"/>
               </w:rPr>
@@ -2185,9 +2949,15 @@
             <w:vAlign w:val="top"/>
           </w:tcPr>
           <w:p>
-            <w:r/>
-            <w:r>
-              <w:rPr>
+            <w:r>
+              <w:rPr>
+                <w:rFonts w:ascii="Arial" w:hAnsi="Arial" w:eastAsia="Arial"/>
+                <w:sz w:val="16"/>
+              </w:rPr>
+            </w:r>
+            <w:r>
+              <w:rPr>
+                <w:rFonts w:ascii="Arial" w:hAnsi="Arial" w:eastAsia="Arial"/>
                 <w:b w:val="0"/>
                 <w:sz w:val="16"/>
               </w:rPr>
@@ -2203,9 +2973,15 @@
             <w:vAlign w:val="top"/>
           </w:tcPr>
           <w:p>
-            <w:r/>
-            <w:r>
-              <w:rPr>
+            <w:r>
+              <w:rPr>
+                <w:rFonts w:ascii="Arial" w:hAnsi="Arial" w:eastAsia="Arial"/>
+                <w:sz w:val="16"/>
+              </w:rPr>
+            </w:r>
+            <w:r>
+              <w:rPr>
+                <w:rFonts w:ascii="Arial" w:hAnsi="Arial" w:eastAsia="Arial"/>
                 <w:b w:val="0"/>
                 <w:sz w:val="16"/>
               </w:rPr>
@@ -2219,9 +2995,15 @@
             <w:vAlign w:val="top"/>
           </w:tcPr>
           <w:p>
-            <w:r/>
-            <w:r>
-              <w:rPr>
+            <w:r>
+              <w:rPr>
+                <w:rFonts w:ascii="Arial" w:hAnsi="Arial" w:eastAsia="Arial"/>
+                <w:sz w:val="16"/>
+              </w:rPr>
+            </w:r>
+            <w:r>
+              <w:rPr>
+                <w:rFonts w:ascii="Arial" w:hAnsi="Arial" w:eastAsia="Arial"/>
                 <w:b w:val="0"/>
                 <w:sz w:val="16"/>
               </w:rPr>
@@ -2235,9 +3017,15 @@
             <w:vAlign w:val="top"/>
           </w:tcPr>
           <w:p>
-            <w:r/>
-            <w:r>
-              <w:rPr>
+            <w:r>
+              <w:rPr>
+                <w:rFonts w:ascii="Arial" w:hAnsi="Arial" w:eastAsia="Arial"/>
+                <w:sz w:val="16"/>
+              </w:rPr>
+            </w:r>
+            <w:r>
+              <w:rPr>
+                <w:rFonts w:ascii="Arial" w:hAnsi="Arial" w:eastAsia="Arial"/>
                 <w:b w:val="0"/>
                 <w:sz w:val="16"/>
               </w:rPr>
@@ -2253,9 +3041,15 @@
             <w:vAlign w:val="top"/>
           </w:tcPr>
           <w:p>
-            <w:r/>
-            <w:r>
-              <w:rPr>
+            <w:r>
+              <w:rPr>
+                <w:rFonts w:ascii="Arial" w:hAnsi="Arial" w:eastAsia="Arial"/>
+                <w:sz w:val="16"/>
+              </w:rPr>
+            </w:r>
+            <w:r>
+              <w:rPr>
+                <w:rFonts w:ascii="Arial" w:hAnsi="Arial" w:eastAsia="Arial"/>
                 <w:b w:val="0"/>
                 <w:sz w:val="16"/>
               </w:rPr>
@@ -2269,9 +3063,15 @@
             <w:vAlign w:val="top"/>
           </w:tcPr>
           <w:p>
-            <w:r/>
-            <w:r>
-              <w:rPr>
+            <w:r>
+              <w:rPr>
+                <w:rFonts w:ascii="Arial" w:hAnsi="Arial" w:eastAsia="Arial"/>
+                <w:sz w:val="16"/>
+              </w:rPr>
+            </w:r>
+            <w:r>
+              <w:rPr>
+                <w:rFonts w:ascii="Arial" w:hAnsi="Arial" w:eastAsia="Arial"/>
                 <w:b w:val="0"/>
                 <w:sz w:val="16"/>
               </w:rPr>
@@ -2285,9 +3085,15 @@
             <w:vAlign w:val="top"/>
           </w:tcPr>
           <w:p>
-            <w:r/>
-            <w:r>
-              <w:rPr>
+            <w:r>
+              <w:rPr>
+                <w:rFonts w:ascii="Arial" w:hAnsi="Arial" w:eastAsia="Arial"/>
+                <w:sz w:val="16"/>
+              </w:rPr>
+            </w:r>
+            <w:r>
+              <w:rPr>
+                <w:rFonts w:ascii="Arial" w:hAnsi="Arial" w:eastAsia="Arial"/>
                 <w:b w:val="0"/>
                 <w:sz w:val="16"/>
               </w:rPr>
@@ -2303,9 +3109,15 @@
             <w:vAlign w:val="top"/>
           </w:tcPr>
           <w:p>
-            <w:r/>
-            <w:r>
-              <w:rPr>
+            <w:r>
+              <w:rPr>
+                <w:rFonts w:ascii="Arial" w:hAnsi="Arial" w:eastAsia="Arial"/>
+                <w:sz w:val="16"/>
+              </w:rPr>
+            </w:r>
+            <w:r>
+              <w:rPr>
+                <w:rFonts w:ascii="Arial" w:hAnsi="Arial" w:eastAsia="Arial"/>
                 <w:b w:val="0"/>
                 <w:sz w:val="16"/>
               </w:rPr>
@@ -2319,9 +3131,15 @@
             <w:vAlign w:val="top"/>
           </w:tcPr>
           <w:p>
-            <w:r/>
-            <w:r>
-              <w:rPr>
+            <w:r>
+              <w:rPr>
+                <w:rFonts w:ascii="Arial" w:hAnsi="Arial" w:eastAsia="Arial"/>
+                <w:sz w:val="16"/>
+              </w:rPr>
+            </w:r>
+            <w:r>
+              <w:rPr>
+                <w:rFonts w:ascii="Arial" w:hAnsi="Arial" w:eastAsia="Arial"/>
                 <w:b w:val="0"/>
                 <w:sz w:val="16"/>
               </w:rPr>
@@ -2335,9 +3153,15 @@
             <w:vAlign w:val="top"/>
           </w:tcPr>
           <w:p>
-            <w:r/>
-            <w:r>
-              <w:rPr>
+            <w:r>
+              <w:rPr>
+                <w:rFonts w:ascii="Arial" w:hAnsi="Arial" w:eastAsia="Arial"/>
+                <w:sz w:val="16"/>
+              </w:rPr>
+            </w:r>
+            <w:r>
+              <w:rPr>
+                <w:rFonts w:ascii="Arial" w:hAnsi="Arial" w:eastAsia="Arial"/>
                 <w:b w:val="0"/>
                 <w:sz w:val="16"/>
               </w:rPr>
@@ -2353,9 +3177,15 @@
             <w:vAlign w:val="top"/>
           </w:tcPr>
           <w:p>
-            <w:r/>
-            <w:r>
-              <w:rPr>
+            <w:r>
+              <w:rPr>
+                <w:rFonts w:ascii="Arial" w:hAnsi="Arial" w:eastAsia="Arial"/>
+                <w:sz w:val="16"/>
+              </w:rPr>
+            </w:r>
+            <w:r>
+              <w:rPr>
+                <w:rFonts w:ascii="Arial" w:hAnsi="Arial" w:eastAsia="Arial"/>
                 <w:b w:val="0"/>
                 <w:sz w:val="16"/>
               </w:rPr>
@@ -2369,9 +3199,15 @@
             <w:vAlign w:val="top"/>
           </w:tcPr>
           <w:p>
-            <w:r/>
-            <w:r>
-              <w:rPr>
+            <w:r>
+              <w:rPr>
+                <w:rFonts w:ascii="Arial" w:hAnsi="Arial" w:eastAsia="Arial"/>
+                <w:sz w:val="16"/>
+              </w:rPr>
+            </w:r>
+            <w:r>
+              <w:rPr>
+                <w:rFonts w:ascii="Arial" w:hAnsi="Arial" w:eastAsia="Arial"/>
                 <w:b w:val="0"/>
                 <w:sz w:val="16"/>
               </w:rPr>
@@ -2385,9 +3221,15 @@
             <w:vAlign w:val="top"/>
           </w:tcPr>
           <w:p>
-            <w:r/>
-            <w:r>
-              <w:rPr>
+            <w:r>
+              <w:rPr>
+                <w:rFonts w:ascii="Arial" w:hAnsi="Arial" w:eastAsia="Arial"/>
+                <w:sz w:val="16"/>
+              </w:rPr>
+            </w:r>
+            <w:r>
+              <w:rPr>
+                <w:rFonts w:ascii="Arial" w:hAnsi="Arial" w:eastAsia="Arial"/>
                 <w:b w:val="0"/>
                 <w:sz w:val="16"/>
               </w:rPr>
@@ -2403,9 +3245,15 @@
             <w:vAlign w:val="top"/>
           </w:tcPr>
           <w:p>
-            <w:r/>
-            <w:r>
-              <w:rPr>
+            <w:r>
+              <w:rPr>
+                <w:rFonts w:ascii="Arial" w:hAnsi="Arial" w:eastAsia="Arial"/>
+                <w:sz w:val="16"/>
+              </w:rPr>
+            </w:r>
+            <w:r>
+              <w:rPr>
+                <w:rFonts w:ascii="Arial" w:hAnsi="Arial" w:eastAsia="Arial"/>
                 <w:b w:val="0"/>
                 <w:sz w:val="16"/>
               </w:rPr>
@@ -2419,9 +3267,15 @@
             <w:vAlign w:val="top"/>
           </w:tcPr>
           <w:p>
-            <w:r/>
-            <w:r>
-              <w:rPr>
+            <w:r>
+              <w:rPr>
+                <w:rFonts w:ascii="Arial" w:hAnsi="Arial" w:eastAsia="Arial"/>
+                <w:sz w:val="16"/>
+              </w:rPr>
+            </w:r>
+            <w:r>
+              <w:rPr>
+                <w:rFonts w:ascii="Arial" w:hAnsi="Arial" w:eastAsia="Arial"/>
                 <w:b w:val="0"/>
                 <w:sz w:val="16"/>
               </w:rPr>
@@ -2435,9 +3289,15 @@
             <w:vAlign w:val="top"/>
           </w:tcPr>
           <w:p>
-            <w:r/>
-            <w:r>
-              <w:rPr>
+            <w:r>
+              <w:rPr>
+                <w:rFonts w:ascii="Arial" w:hAnsi="Arial" w:eastAsia="Arial"/>
+                <w:sz w:val="16"/>
+              </w:rPr>
+            </w:r>
+            <w:r>
+              <w:rPr>
+                <w:rFonts w:ascii="Arial" w:hAnsi="Arial" w:eastAsia="Arial"/>
                 <w:b w:val="0"/>
                 <w:sz w:val="16"/>
               </w:rPr>
@@ -2453,9 +3313,15 @@
             <w:vAlign w:val="top"/>
           </w:tcPr>
           <w:p>
-            <w:r/>
-            <w:r>
-              <w:rPr>
+            <w:r>
+              <w:rPr>
+                <w:rFonts w:ascii="Arial" w:hAnsi="Arial" w:eastAsia="Arial"/>
+                <w:sz w:val="16"/>
+              </w:rPr>
+            </w:r>
+            <w:r>
+              <w:rPr>
+                <w:rFonts w:ascii="Arial" w:hAnsi="Arial" w:eastAsia="Arial"/>
                 <w:b w:val="0"/>
                 <w:sz w:val="16"/>
               </w:rPr>
@@ -2469,9 +3335,15 @@
             <w:vAlign w:val="top"/>
           </w:tcPr>
           <w:p>
-            <w:r/>
-            <w:r>
-              <w:rPr>
+            <w:r>
+              <w:rPr>
+                <w:rFonts w:ascii="Arial" w:hAnsi="Arial" w:eastAsia="Arial"/>
+                <w:sz w:val="16"/>
+              </w:rPr>
+            </w:r>
+            <w:r>
+              <w:rPr>
+                <w:rFonts w:ascii="Arial" w:hAnsi="Arial" w:eastAsia="Arial"/>
                 <w:b w:val="0"/>
                 <w:sz w:val="16"/>
               </w:rPr>
@@ -2485,9 +3357,15 @@
             <w:vAlign w:val="top"/>
           </w:tcPr>
           <w:p>
-            <w:r/>
-            <w:r>
-              <w:rPr>
+            <w:r>
+              <w:rPr>
+                <w:rFonts w:ascii="Arial" w:hAnsi="Arial" w:eastAsia="Arial"/>
+                <w:sz w:val="16"/>
+              </w:rPr>
+            </w:r>
+            <w:r>
+              <w:rPr>
+                <w:rFonts w:ascii="Arial" w:hAnsi="Arial" w:eastAsia="Arial"/>
                 <w:b w:val="0"/>
                 <w:sz w:val="16"/>
               </w:rPr>
@@ -2503,9 +3381,15 @@
             <w:vAlign w:val="top"/>
           </w:tcPr>
           <w:p>
-            <w:r/>
-            <w:r>
-              <w:rPr>
+            <w:r>
+              <w:rPr>
+                <w:rFonts w:ascii="Arial" w:hAnsi="Arial" w:eastAsia="Arial"/>
+                <w:sz w:val="16"/>
+              </w:rPr>
+            </w:r>
+            <w:r>
+              <w:rPr>
+                <w:rFonts w:ascii="Arial" w:hAnsi="Arial" w:eastAsia="Arial"/>
                 <w:b w:val="0"/>
                 <w:sz w:val="16"/>
               </w:rPr>
@@ -2519,9 +3403,15 @@
             <w:vAlign w:val="top"/>
           </w:tcPr>
           <w:p>
-            <w:r/>
-            <w:r>
-              <w:rPr>
+            <w:r>
+              <w:rPr>
+                <w:rFonts w:ascii="Arial" w:hAnsi="Arial" w:eastAsia="Arial"/>
+                <w:sz w:val="16"/>
+              </w:rPr>
+            </w:r>
+            <w:r>
+              <w:rPr>
+                <w:rFonts w:ascii="Arial" w:hAnsi="Arial" w:eastAsia="Arial"/>
                 <w:b w:val="0"/>
                 <w:sz w:val="16"/>
               </w:rPr>
@@ -2535,9 +3425,15 @@
             <w:vAlign w:val="top"/>
           </w:tcPr>
           <w:p>
-            <w:r/>
-            <w:r>
-              <w:rPr>
+            <w:r>
+              <w:rPr>
+                <w:rFonts w:ascii="Arial" w:hAnsi="Arial" w:eastAsia="Arial"/>
+                <w:sz w:val="16"/>
+              </w:rPr>
+            </w:r>
+            <w:r>
+              <w:rPr>
+                <w:rFonts w:ascii="Arial" w:hAnsi="Arial" w:eastAsia="Arial"/>
                 <w:b w:val="0"/>
                 <w:sz w:val="16"/>
               </w:rPr>
@@ -2553,9 +3449,15 @@
             <w:vAlign w:val="top"/>
           </w:tcPr>
           <w:p>
-            <w:r/>
-            <w:r>
-              <w:rPr>
+            <w:r>
+              <w:rPr>
+                <w:rFonts w:ascii="Arial" w:hAnsi="Arial" w:eastAsia="Arial"/>
+                <w:sz w:val="16"/>
+              </w:rPr>
+            </w:r>
+            <w:r>
+              <w:rPr>
+                <w:rFonts w:ascii="Arial" w:hAnsi="Arial" w:eastAsia="Arial"/>
                 <w:b w:val="0"/>
                 <w:sz w:val="16"/>
               </w:rPr>
@@ -2569,9 +3471,15 @@
             <w:vAlign w:val="top"/>
           </w:tcPr>
           <w:p>
-            <w:r/>
-            <w:r>
-              <w:rPr>
+            <w:r>
+              <w:rPr>
+                <w:rFonts w:ascii="Arial" w:hAnsi="Arial" w:eastAsia="Arial"/>
+                <w:sz w:val="16"/>
+              </w:rPr>
+            </w:r>
+            <w:r>
+              <w:rPr>
+                <w:rFonts w:ascii="Arial" w:hAnsi="Arial" w:eastAsia="Arial"/>
                 <w:b w:val="0"/>
                 <w:sz w:val="16"/>
               </w:rPr>
@@ -2585,9 +3493,15 @@
             <w:vAlign w:val="top"/>
           </w:tcPr>
           <w:p>
-            <w:r/>
-            <w:r>
-              <w:rPr>
+            <w:r>
+              <w:rPr>
+                <w:rFonts w:ascii="Arial" w:hAnsi="Arial" w:eastAsia="Arial"/>
+                <w:sz w:val="16"/>
+              </w:rPr>
+            </w:r>
+            <w:r>
+              <w:rPr>
+                <w:rFonts w:ascii="Arial" w:hAnsi="Arial" w:eastAsia="Arial"/>
                 <w:b w:val="0"/>
                 <w:sz w:val="16"/>
               </w:rPr>
@@ -2603,6 +3517,10 @@
         <w:pStyle w:val="Heading1"/>
       </w:pPr>
       <w:r>
+        <w:rPr>
+          <w:rFonts w:ascii="Arial" w:hAnsi="Arial" w:eastAsia="Arial"/>
+          <w:sz w:val="18"/>
+        </w:rPr>
         <w:t>7. Business Data and Field Rules</w:t>
       </w:r>
     </w:p>
@@ -2626,9 +3544,15 @@
             <w:vAlign w:val="center"/>
           </w:tcPr>
           <w:p>
-            <w:r/>
-            <w:r>
-              <w:rPr>
+            <w:r>
+              <w:rPr>
+                <w:rFonts w:ascii="Arial" w:hAnsi="Arial" w:eastAsia="Arial"/>
+                <w:sz w:val="16"/>
+              </w:rPr>
+            </w:r>
+            <w:r>
+              <w:rPr>
+                <w:rFonts w:ascii="Arial" w:hAnsi="Arial" w:eastAsia="Arial"/>
                 <w:b/>
                 <w:sz w:val="16"/>
               </w:rPr>
@@ -2643,9 +3567,15 @@
             <w:vAlign w:val="center"/>
           </w:tcPr>
           <w:p>
-            <w:r/>
-            <w:r>
-              <w:rPr>
+            <w:r>
+              <w:rPr>
+                <w:rFonts w:ascii="Arial" w:hAnsi="Arial" w:eastAsia="Arial"/>
+                <w:sz w:val="16"/>
+              </w:rPr>
+            </w:r>
+            <w:r>
+              <w:rPr>
+                <w:rFonts w:ascii="Arial" w:hAnsi="Arial" w:eastAsia="Arial"/>
                 <w:b/>
                 <w:sz w:val="16"/>
               </w:rPr>
@@ -2660,9 +3590,15 @@
             <w:vAlign w:val="center"/>
           </w:tcPr>
           <w:p>
-            <w:r/>
-            <w:r>
-              <w:rPr>
+            <w:r>
+              <w:rPr>
+                <w:rFonts w:ascii="Arial" w:hAnsi="Arial" w:eastAsia="Arial"/>
+                <w:sz w:val="16"/>
+              </w:rPr>
+            </w:r>
+            <w:r>
+              <w:rPr>
+                <w:rFonts w:ascii="Arial" w:hAnsi="Arial" w:eastAsia="Arial"/>
                 <w:b/>
                 <w:sz w:val="16"/>
               </w:rPr>
@@ -2678,9 +3614,15 @@
             <w:vAlign w:val="top"/>
           </w:tcPr>
           <w:p>
-            <w:r/>
-            <w:r>
-              <w:rPr>
+            <w:r>
+              <w:rPr>
+                <w:rFonts w:ascii="Arial" w:hAnsi="Arial" w:eastAsia="Arial"/>
+                <w:sz w:val="16"/>
+              </w:rPr>
+            </w:r>
+            <w:r>
+              <w:rPr>
+                <w:rFonts w:ascii="Arial" w:hAnsi="Arial" w:eastAsia="Arial"/>
                 <w:b w:val="0"/>
                 <w:sz w:val="16"/>
               </w:rPr>
@@ -2694,9 +3636,15 @@
             <w:vAlign w:val="top"/>
           </w:tcPr>
           <w:p>
-            <w:r/>
-            <w:r>
-              <w:rPr>
+            <w:r>
+              <w:rPr>
+                <w:rFonts w:ascii="Arial" w:hAnsi="Arial" w:eastAsia="Arial"/>
+                <w:sz w:val="16"/>
+              </w:rPr>
+            </w:r>
+            <w:r>
+              <w:rPr>
+                <w:rFonts w:ascii="Arial" w:hAnsi="Arial" w:eastAsia="Arial"/>
                 <w:b w:val="0"/>
                 <w:sz w:val="16"/>
               </w:rPr>
@@ -2710,9 +3658,15 @@
             <w:vAlign w:val="top"/>
           </w:tcPr>
           <w:p>
-            <w:r/>
-            <w:r>
-              <w:rPr>
+            <w:r>
+              <w:rPr>
+                <w:rFonts w:ascii="Arial" w:hAnsi="Arial" w:eastAsia="Arial"/>
+                <w:sz w:val="16"/>
+              </w:rPr>
+            </w:r>
+            <w:r>
+              <w:rPr>
+                <w:rFonts w:ascii="Arial" w:hAnsi="Arial" w:eastAsia="Arial"/>
                 <w:b w:val="0"/>
                 <w:sz w:val="16"/>
               </w:rPr>
@@ -2728,9 +3682,15 @@
             <w:vAlign w:val="top"/>
           </w:tcPr>
           <w:p>
-            <w:r/>
-            <w:r>
-              <w:rPr>
+            <w:r>
+              <w:rPr>
+                <w:rFonts w:ascii="Arial" w:hAnsi="Arial" w:eastAsia="Arial"/>
+                <w:sz w:val="16"/>
+              </w:rPr>
+            </w:r>
+            <w:r>
+              <w:rPr>
+                <w:rFonts w:ascii="Arial" w:hAnsi="Arial" w:eastAsia="Arial"/>
                 <w:b w:val="0"/>
                 <w:sz w:val="16"/>
               </w:rPr>
@@ -2744,9 +3704,15 @@
             <w:vAlign w:val="top"/>
           </w:tcPr>
           <w:p>
-            <w:r/>
-            <w:r>
-              <w:rPr>
+            <w:r>
+              <w:rPr>
+                <w:rFonts w:ascii="Arial" w:hAnsi="Arial" w:eastAsia="Arial"/>
+                <w:sz w:val="16"/>
+              </w:rPr>
+            </w:r>
+            <w:r>
+              <w:rPr>
+                <w:rFonts w:ascii="Arial" w:hAnsi="Arial" w:eastAsia="Arial"/>
                 <w:b w:val="0"/>
                 <w:sz w:val="16"/>
               </w:rPr>
@@ -2760,9 +3726,15 @@
             <w:vAlign w:val="top"/>
           </w:tcPr>
           <w:p>
-            <w:r/>
-            <w:r>
-              <w:rPr>
+            <w:r>
+              <w:rPr>
+                <w:rFonts w:ascii="Arial" w:hAnsi="Arial" w:eastAsia="Arial"/>
+                <w:sz w:val="16"/>
+              </w:rPr>
+            </w:r>
+            <w:r>
+              <w:rPr>
+                <w:rFonts w:ascii="Arial" w:hAnsi="Arial" w:eastAsia="Arial"/>
                 <w:b w:val="0"/>
                 <w:sz w:val="16"/>
               </w:rPr>
@@ -2778,9 +3750,15 @@
             <w:vAlign w:val="top"/>
           </w:tcPr>
           <w:p>
-            <w:r/>
-            <w:r>
-              <w:rPr>
+            <w:r>
+              <w:rPr>
+                <w:rFonts w:ascii="Arial" w:hAnsi="Arial" w:eastAsia="Arial"/>
+                <w:sz w:val="16"/>
+              </w:rPr>
+            </w:r>
+            <w:r>
+              <w:rPr>
+                <w:rFonts w:ascii="Arial" w:hAnsi="Arial" w:eastAsia="Arial"/>
                 <w:b w:val="0"/>
                 <w:sz w:val="16"/>
               </w:rPr>
@@ -2794,9 +3772,15 @@
             <w:vAlign w:val="top"/>
           </w:tcPr>
           <w:p>
-            <w:r/>
-            <w:r>
-              <w:rPr>
+            <w:r>
+              <w:rPr>
+                <w:rFonts w:ascii="Arial" w:hAnsi="Arial" w:eastAsia="Arial"/>
+                <w:sz w:val="16"/>
+              </w:rPr>
+            </w:r>
+            <w:r>
+              <w:rPr>
+                <w:rFonts w:ascii="Arial" w:hAnsi="Arial" w:eastAsia="Arial"/>
                 <w:b w:val="0"/>
                 <w:sz w:val="16"/>
               </w:rPr>
@@ -2810,9 +3794,15 @@
             <w:vAlign w:val="top"/>
           </w:tcPr>
           <w:p>
-            <w:r/>
-            <w:r>
-              <w:rPr>
+            <w:r>
+              <w:rPr>
+                <w:rFonts w:ascii="Arial" w:hAnsi="Arial" w:eastAsia="Arial"/>
+                <w:sz w:val="16"/>
+              </w:rPr>
+            </w:r>
+            <w:r>
+              <w:rPr>
+                <w:rFonts w:ascii="Arial" w:hAnsi="Arial" w:eastAsia="Arial"/>
                 <w:b w:val="0"/>
                 <w:sz w:val="16"/>
               </w:rPr>
@@ -2828,9 +3818,15 @@
             <w:vAlign w:val="top"/>
           </w:tcPr>
           <w:p>
-            <w:r/>
-            <w:r>
-              <w:rPr>
+            <w:r>
+              <w:rPr>
+                <w:rFonts w:ascii="Arial" w:hAnsi="Arial" w:eastAsia="Arial"/>
+                <w:sz w:val="16"/>
+              </w:rPr>
+            </w:r>
+            <w:r>
+              <w:rPr>
+                <w:rFonts w:ascii="Arial" w:hAnsi="Arial" w:eastAsia="Arial"/>
                 <w:b w:val="0"/>
                 <w:sz w:val="16"/>
               </w:rPr>
@@ -2844,9 +3840,15 @@
             <w:vAlign w:val="top"/>
           </w:tcPr>
           <w:p>
-            <w:r/>
-            <w:r>
-              <w:rPr>
+            <w:r>
+              <w:rPr>
+                <w:rFonts w:ascii="Arial" w:hAnsi="Arial" w:eastAsia="Arial"/>
+                <w:sz w:val="16"/>
+              </w:rPr>
+            </w:r>
+            <w:r>
+              <w:rPr>
+                <w:rFonts w:ascii="Arial" w:hAnsi="Arial" w:eastAsia="Arial"/>
                 <w:b w:val="0"/>
                 <w:sz w:val="16"/>
               </w:rPr>
@@ -2860,9 +3862,15 @@
             <w:vAlign w:val="top"/>
           </w:tcPr>
           <w:p>
-            <w:r/>
-            <w:r>
-              <w:rPr>
+            <w:r>
+              <w:rPr>
+                <w:rFonts w:ascii="Arial" w:hAnsi="Arial" w:eastAsia="Arial"/>
+                <w:sz w:val="16"/>
+              </w:rPr>
+            </w:r>
+            <w:r>
+              <w:rPr>
+                <w:rFonts w:ascii="Arial" w:hAnsi="Arial" w:eastAsia="Arial"/>
                 <w:b w:val="0"/>
                 <w:sz w:val="16"/>
               </w:rPr>
@@ -2878,9 +3886,15 @@
             <w:vAlign w:val="top"/>
           </w:tcPr>
           <w:p>
-            <w:r/>
-            <w:r>
-              <w:rPr>
+            <w:r>
+              <w:rPr>
+                <w:rFonts w:ascii="Arial" w:hAnsi="Arial" w:eastAsia="Arial"/>
+                <w:sz w:val="16"/>
+              </w:rPr>
+            </w:r>
+            <w:r>
+              <w:rPr>
+                <w:rFonts w:ascii="Arial" w:hAnsi="Arial" w:eastAsia="Arial"/>
                 <w:b w:val="0"/>
                 <w:sz w:val="16"/>
               </w:rPr>
@@ -2894,9 +3908,15 @@
             <w:vAlign w:val="top"/>
           </w:tcPr>
           <w:p>
-            <w:r/>
-            <w:r>
-              <w:rPr>
+            <w:r>
+              <w:rPr>
+                <w:rFonts w:ascii="Arial" w:hAnsi="Arial" w:eastAsia="Arial"/>
+                <w:sz w:val="16"/>
+              </w:rPr>
+            </w:r>
+            <w:r>
+              <w:rPr>
+                <w:rFonts w:ascii="Arial" w:hAnsi="Arial" w:eastAsia="Arial"/>
                 <w:b w:val="0"/>
                 <w:sz w:val="16"/>
               </w:rPr>
@@ -2910,9 +3930,15 @@
             <w:vAlign w:val="top"/>
           </w:tcPr>
           <w:p>
-            <w:r/>
-            <w:r>
-              <w:rPr>
+            <w:r>
+              <w:rPr>
+                <w:rFonts w:ascii="Arial" w:hAnsi="Arial" w:eastAsia="Arial"/>
+                <w:sz w:val="16"/>
+              </w:rPr>
+            </w:r>
+            <w:r>
+              <w:rPr>
+                <w:rFonts w:ascii="Arial" w:hAnsi="Arial" w:eastAsia="Arial"/>
                 <w:b w:val="0"/>
                 <w:sz w:val="16"/>
               </w:rPr>
@@ -2928,9 +3954,15 @@
             <w:vAlign w:val="top"/>
           </w:tcPr>
           <w:p>
-            <w:r/>
-            <w:r>
-              <w:rPr>
+            <w:r>
+              <w:rPr>
+                <w:rFonts w:ascii="Arial" w:hAnsi="Arial" w:eastAsia="Arial"/>
+                <w:sz w:val="16"/>
+              </w:rPr>
+            </w:r>
+            <w:r>
+              <w:rPr>
+                <w:rFonts w:ascii="Arial" w:hAnsi="Arial" w:eastAsia="Arial"/>
                 <w:b w:val="0"/>
                 <w:sz w:val="16"/>
               </w:rPr>
@@ -2944,9 +3976,15 @@
             <w:vAlign w:val="top"/>
           </w:tcPr>
           <w:p>
-            <w:r/>
-            <w:r>
-              <w:rPr>
+            <w:r>
+              <w:rPr>
+                <w:rFonts w:ascii="Arial" w:hAnsi="Arial" w:eastAsia="Arial"/>
+                <w:sz w:val="16"/>
+              </w:rPr>
+            </w:r>
+            <w:r>
+              <w:rPr>
+                <w:rFonts w:ascii="Arial" w:hAnsi="Arial" w:eastAsia="Arial"/>
                 <w:b w:val="0"/>
                 <w:sz w:val="16"/>
               </w:rPr>
@@ -2960,9 +3998,15 @@
             <w:vAlign w:val="top"/>
           </w:tcPr>
           <w:p>
-            <w:r/>
-            <w:r>
-              <w:rPr>
+            <w:r>
+              <w:rPr>
+                <w:rFonts w:ascii="Arial" w:hAnsi="Arial" w:eastAsia="Arial"/>
+                <w:sz w:val="16"/>
+              </w:rPr>
+            </w:r>
+            <w:r>
+              <w:rPr>
+                <w:rFonts w:ascii="Arial" w:hAnsi="Arial" w:eastAsia="Arial"/>
                 <w:b w:val="0"/>
                 <w:sz w:val="16"/>
               </w:rPr>
@@ -2978,9 +4022,15 @@
             <w:vAlign w:val="top"/>
           </w:tcPr>
           <w:p>
-            <w:r/>
-            <w:r>
-              <w:rPr>
+            <w:r>
+              <w:rPr>
+                <w:rFonts w:ascii="Arial" w:hAnsi="Arial" w:eastAsia="Arial"/>
+                <w:sz w:val="16"/>
+              </w:rPr>
+            </w:r>
+            <w:r>
+              <w:rPr>
+                <w:rFonts w:ascii="Arial" w:hAnsi="Arial" w:eastAsia="Arial"/>
                 <w:b w:val="0"/>
                 <w:sz w:val="16"/>
               </w:rPr>
@@ -2994,9 +4044,15 @@
             <w:vAlign w:val="top"/>
           </w:tcPr>
           <w:p>
-            <w:r/>
-            <w:r>
-              <w:rPr>
+            <w:r>
+              <w:rPr>
+                <w:rFonts w:ascii="Arial" w:hAnsi="Arial" w:eastAsia="Arial"/>
+                <w:sz w:val="16"/>
+              </w:rPr>
+            </w:r>
+            <w:r>
+              <w:rPr>
+                <w:rFonts w:ascii="Arial" w:hAnsi="Arial" w:eastAsia="Arial"/>
                 <w:b w:val="0"/>
                 <w:sz w:val="16"/>
               </w:rPr>
@@ -3010,9 +4066,15 @@
             <w:vAlign w:val="top"/>
           </w:tcPr>
           <w:p>
-            <w:r/>
-            <w:r>
-              <w:rPr>
+            <w:r>
+              <w:rPr>
+                <w:rFonts w:ascii="Arial" w:hAnsi="Arial" w:eastAsia="Arial"/>
+                <w:sz w:val="16"/>
+              </w:rPr>
+            </w:r>
+            <w:r>
+              <w:rPr>
+                <w:rFonts w:ascii="Arial" w:hAnsi="Arial" w:eastAsia="Arial"/>
                 <w:b w:val="0"/>
                 <w:sz w:val="16"/>
               </w:rPr>
@@ -3028,9 +4090,15 @@
             <w:vAlign w:val="top"/>
           </w:tcPr>
           <w:p>
-            <w:r/>
-            <w:r>
-              <w:rPr>
+            <w:r>
+              <w:rPr>
+                <w:rFonts w:ascii="Arial" w:hAnsi="Arial" w:eastAsia="Arial"/>
+                <w:sz w:val="16"/>
+              </w:rPr>
+            </w:r>
+            <w:r>
+              <w:rPr>
+                <w:rFonts w:ascii="Arial" w:hAnsi="Arial" w:eastAsia="Arial"/>
                 <w:b w:val="0"/>
                 <w:sz w:val="16"/>
               </w:rPr>
@@ -3044,9 +4112,15 @@
             <w:vAlign w:val="top"/>
           </w:tcPr>
           <w:p>
-            <w:r/>
-            <w:r>
-              <w:rPr>
+            <w:r>
+              <w:rPr>
+                <w:rFonts w:ascii="Arial" w:hAnsi="Arial" w:eastAsia="Arial"/>
+                <w:sz w:val="16"/>
+              </w:rPr>
+            </w:r>
+            <w:r>
+              <w:rPr>
+                <w:rFonts w:ascii="Arial" w:hAnsi="Arial" w:eastAsia="Arial"/>
                 <w:b w:val="0"/>
                 <w:sz w:val="16"/>
               </w:rPr>
@@ -3060,9 +4134,15 @@
             <w:vAlign w:val="top"/>
           </w:tcPr>
           <w:p>
-            <w:r/>
-            <w:r>
-              <w:rPr>
+            <w:r>
+              <w:rPr>
+                <w:rFonts w:ascii="Arial" w:hAnsi="Arial" w:eastAsia="Arial"/>
+                <w:sz w:val="16"/>
+              </w:rPr>
+            </w:r>
+            <w:r>
+              <w:rPr>
+                <w:rFonts w:ascii="Arial" w:hAnsi="Arial" w:eastAsia="Arial"/>
                 <w:b w:val="0"/>
                 <w:sz w:val="16"/>
               </w:rPr>
@@ -3078,9 +4158,15 @@
             <w:vAlign w:val="top"/>
           </w:tcPr>
           <w:p>
-            <w:r/>
-            <w:r>
-              <w:rPr>
+            <w:r>
+              <w:rPr>
+                <w:rFonts w:ascii="Arial" w:hAnsi="Arial" w:eastAsia="Arial"/>
+                <w:sz w:val="16"/>
+              </w:rPr>
+            </w:r>
+            <w:r>
+              <w:rPr>
+                <w:rFonts w:ascii="Arial" w:hAnsi="Arial" w:eastAsia="Arial"/>
                 <w:b w:val="0"/>
                 <w:sz w:val="16"/>
               </w:rPr>
@@ -3094,9 +4180,15 @@
             <w:vAlign w:val="top"/>
           </w:tcPr>
           <w:p>
-            <w:r/>
-            <w:r>
-              <w:rPr>
+            <w:r>
+              <w:rPr>
+                <w:rFonts w:ascii="Arial" w:hAnsi="Arial" w:eastAsia="Arial"/>
+                <w:sz w:val="16"/>
+              </w:rPr>
+            </w:r>
+            <w:r>
+              <w:rPr>
+                <w:rFonts w:ascii="Arial" w:hAnsi="Arial" w:eastAsia="Arial"/>
                 <w:b w:val="0"/>
                 <w:sz w:val="16"/>
               </w:rPr>
@@ -3110,9 +4202,15 @@
             <w:vAlign w:val="top"/>
           </w:tcPr>
           <w:p>
-            <w:r/>
-            <w:r>
-              <w:rPr>
+            <w:r>
+              <w:rPr>
+                <w:rFonts w:ascii="Arial" w:hAnsi="Arial" w:eastAsia="Arial"/>
+                <w:sz w:val="16"/>
+              </w:rPr>
+            </w:r>
+            <w:r>
+              <w:rPr>
+                <w:rFonts w:ascii="Arial" w:hAnsi="Arial" w:eastAsia="Arial"/>
                 <w:b w:val="0"/>
                 <w:sz w:val="16"/>
               </w:rPr>
@@ -3128,9 +4226,15 @@
             <w:vAlign w:val="top"/>
           </w:tcPr>
           <w:p>
-            <w:r/>
-            <w:r>
-              <w:rPr>
+            <w:r>
+              <w:rPr>
+                <w:rFonts w:ascii="Arial" w:hAnsi="Arial" w:eastAsia="Arial"/>
+                <w:sz w:val="16"/>
+              </w:rPr>
+            </w:r>
+            <w:r>
+              <w:rPr>
+                <w:rFonts w:ascii="Arial" w:hAnsi="Arial" w:eastAsia="Arial"/>
                 <w:b w:val="0"/>
                 <w:sz w:val="16"/>
               </w:rPr>
@@ -3144,9 +4248,15 @@
             <w:vAlign w:val="top"/>
           </w:tcPr>
           <w:p>
-            <w:r/>
-            <w:r>
-              <w:rPr>
+            <w:r>
+              <w:rPr>
+                <w:rFonts w:ascii="Arial" w:hAnsi="Arial" w:eastAsia="Arial"/>
+                <w:sz w:val="16"/>
+              </w:rPr>
+            </w:r>
+            <w:r>
+              <w:rPr>
+                <w:rFonts w:ascii="Arial" w:hAnsi="Arial" w:eastAsia="Arial"/>
                 <w:b w:val="0"/>
                 <w:sz w:val="16"/>
               </w:rPr>
@@ -3160,9 +4270,15 @@
             <w:vAlign w:val="top"/>
           </w:tcPr>
           <w:p>
-            <w:r/>
-            <w:r>
-              <w:rPr>
+            <w:r>
+              <w:rPr>
+                <w:rFonts w:ascii="Arial" w:hAnsi="Arial" w:eastAsia="Arial"/>
+                <w:sz w:val="16"/>
+              </w:rPr>
+            </w:r>
+            <w:r>
+              <w:rPr>
+                <w:rFonts w:ascii="Arial" w:hAnsi="Arial" w:eastAsia="Arial"/>
                 <w:b w:val="0"/>
                 <w:sz w:val="16"/>
               </w:rPr>
@@ -3178,9 +4294,15 @@
             <w:vAlign w:val="top"/>
           </w:tcPr>
           <w:p>
-            <w:r/>
-            <w:r>
-              <w:rPr>
+            <w:r>
+              <w:rPr>
+                <w:rFonts w:ascii="Arial" w:hAnsi="Arial" w:eastAsia="Arial"/>
+                <w:sz w:val="16"/>
+              </w:rPr>
+            </w:r>
+            <w:r>
+              <w:rPr>
+                <w:rFonts w:ascii="Arial" w:hAnsi="Arial" w:eastAsia="Arial"/>
                 <w:b w:val="0"/>
                 <w:sz w:val="16"/>
               </w:rPr>
@@ -3194,9 +4316,15 @@
             <w:vAlign w:val="top"/>
           </w:tcPr>
           <w:p>
-            <w:r/>
-            <w:r>
-              <w:rPr>
+            <w:r>
+              <w:rPr>
+                <w:rFonts w:ascii="Arial" w:hAnsi="Arial" w:eastAsia="Arial"/>
+                <w:sz w:val="16"/>
+              </w:rPr>
+            </w:r>
+            <w:r>
+              <w:rPr>
+                <w:rFonts w:ascii="Arial" w:hAnsi="Arial" w:eastAsia="Arial"/>
                 <w:b w:val="0"/>
                 <w:sz w:val="16"/>
               </w:rPr>
@@ -3210,9 +4338,15 @@
             <w:vAlign w:val="top"/>
           </w:tcPr>
           <w:p>
-            <w:r/>
-            <w:r>
-              <w:rPr>
+            <w:r>
+              <w:rPr>
+                <w:rFonts w:ascii="Arial" w:hAnsi="Arial" w:eastAsia="Arial"/>
+                <w:sz w:val="16"/>
+              </w:rPr>
+            </w:r>
+            <w:r>
+              <w:rPr>
+                <w:rFonts w:ascii="Arial" w:hAnsi="Arial" w:eastAsia="Arial"/>
                 <w:b w:val="0"/>
                 <w:sz w:val="16"/>
               </w:rPr>
@@ -3228,9 +4362,15 @@
             <w:vAlign w:val="top"/>
           </w:tcPr>
           <w:p>
-            <w:r/>
-            <w:r>
-              <w:rPr>
+            <w:r>
+              <w:rPr>
+                <w:rFonts w:ascii="Arial" w:hAnsi="Arial" w:eastAsia="Arial"/>
+                <w:sz w:val="16"/>
+              </w:rPr>
+            </w:r>
+            <w:r>
+              <w:rPr>
+                <w:rFonts w:ascii="Arial" w:hAnsi="Arial" w:eastAsia="Arial"/>
                 <w:b w:val="0"/>
                 <w:sz w:val="16"/>
               </w:rPr>
@@ -3244,9 +4384,15 @@
             <w:vAlign w:val="top"/>
           </w:tcPr>
           <w:p>
-            <w:r/>
-            <w:r>
-              <w:rPr>
+            <w:r>
+              <w:rPr>
+                <w:rFonts w:ascii="Arial" w:hAnsi="Arial" w:eastAsia="Arial"/>
+                <w:sz w:val="16"/>
+              </w:rPr>
+            </w:r>
+            <w:r>
+              <w:rPr>
+                <w:rFonts w:ascii="Arial" w:hAnsi="Arial" w:eastAsia="Arial"/>
                 <w:b w:val="0"/>
                 <w:sz w:val="16"/>
               </w:rPr>
@@ -3260,9 +4406,15 @@
             <w:vAlign w:val="top"/>
           </w:tcPr>
           <w:p>
-            <w:r/>
-            <w:r>
-              <w:rPr>
+            <w:r>
+              <w:rPr>
+                <w:rFonts w:ascii="Arial" w:hAnsi="Arial" w:eastAsia="Arial"/>
+                <w:sz w:val="16"/>
+              </w:rPr>
+            </w:r>
+            <w:r>
+              <w:rPr>
+                <w:rFonts w:ascii="Arial" w:hAnsi="Arial" w:eastAsia="Arial"/>
                 <w:b w:val="0"/>
                 <w:sz w:val="16"/>
               </w:rPr>
@@ -3278,9 +4430,15 @@
             <w:vAlign w:val="top"/>
           </w:tcPr>
           <w:p>
-            <w:r/>
-            <w:r>
-              <w:rPr>
+            <w:r>
+              <w:rPr>
+                <w:rFonts w:ascii="Arial" w:hAnsi="Arial" w:eastAsia="Arial"/>
+                <w:sz w:val="16"/>
+              </w:rPr>
+            </w:r>
+            <w:r>
+              <w:rPr>
+                <w:rFonts w:ascii="Arial" w:hAnsi="Arial" w:eastAsia="Arial"/>
                 <w:b w:val="0"/>
                 <w:sz w:val="16"/>
               </w:rPr>
@@ -3294,9 +4452,15 @@
             <w:vAlign w:val="top"/>
           </w:tcPr>
           <w:p>
-            <w:r/>
-            <w:r>
-              <w:rPr>
+            <w:r>
+              <w:rPr>
+                <w:rFonts w:ascii="Arial" w:hAnsi="Arial" w:eastAsia="Arial"/>
+                <w:sz w:val="16"/>
+              </w:rPr>
+            </w:r>
+            <w:r>
+              <w:rPr>
+                <w:rFonts w:ascii="Arial" w:hAnsi="Arial" w:eastAsia="Arial"/>
                 <w:b w:val="0"/>
                 <w:sz w:val="16"/>
               </w:rPr>
@@ -3310,9 +4474,15 @@
             <w:vAlign w:val="top"/>
           </w:tcPr>
           <w:p>
-            <w:r/>
-            <w:r>
-              <w:rPr>
+            <w:r>
+              <w:rPr>
+                <w:rFonts w:ascii="Arial" w:hAnsi="Arial" w:eastAsia="Arial"/>
+                <w:sz w:val="16"/>
+              </w:rPr>
+            </w:r>
+            <w:r>
+              <w:rPr>
+                <w:rFonts w:ascii="Arial" w:hAnsi="Arial" w:eastAsia="Arial"/>
                 <w:b w:val="0"/>
                 <w:sz w:val="16"/>
               </w:rPr>
@@ -3328,6 +4498,10 @@
         <w:pStyle w:val="Heading1"/>
       </w:pPr>
       <w:r>
+        <w:rPr>
+          <w:rFonts w:ascii="Arial" w:hAnsi="Arial" w:eastAsia="Arial"/>
+          <w:sz w:val="18"/>
+        </w:rPr>
         <w:t>8. Relationship and Lifecycle Rules</w:t>
       </w:r>
     </w:p>
@@ -3337,6 +4511,10 @@
         <w:spacing w:after="40"/>
       </w:pPr>
       <w:r>
+        <w:rPr>
+          <w:rFonts w:ascii="Arial" w:hAnsi="Arial" w:eastAsia="Arial"/>
+          <w:sz w:val="18"/>
+        </w:rPr>
         <w:t>A Product cannot exist without a Project.</w:t>
       </w:r>
     </w:p>
@@ -3346,6 +4524,10 @@
         <w:spacing w:after="40"/>
       </w:pPr>
       <w:r>
+        <w:rPr>
+          <w:rFonts w:ascii="Arial" w:hAnsi="Arial" w:eastAsia="Arial"/>
+          <w:sz w:val="18"/>
+        </w:rPr>
         <w:t>A Module cannot exist without a Product.</w:t>
       </w:r>
     </w:p>
@@ -3355,6 +4537,10 @@
         <w:spacing w:after="40"/>
       </w:pPr>
       <w:r>
+        <w:rPr>
+          <w:rFonts w:ascii="Arial" w:hAnsi="Arial" w:eastAsia="Arial"/>
+          <w:sz w:val="18"/>
+        </w:rPr>
         <w:t>A Pipeline is created only after selecting a valid Project, Product, and Module context.</w:t>
       </w:r>
     </w:p>
@@ -3364,6 +4550,10 @@
         <w:spacing w:after="40"/>
       </w:pPr>
       <w:r>
+        <w:rPr>
+          <w:rFonts w:ascii="Arial" w:hAnsi="Arial" w:eastAsia="Arial"/>
+          <w:sz w:val="18"/>
+        </w:rPr>
         <w:t>A Pipeline context must be internally consistent: Product belongs to Project, and Module belongs to Product.</w:t>
       </w:r>
     </w:p>
@@ -3373,6 +4563,10 @@
         <w:spacing w:after="40"/>
       </w:pPr>
       <w:r>
+        <w:rPr>
+          <w:rFonts w:ascii="Arial" w:hAnsi="Arial" w:eastAsia="Arial"/>
+          <w:sz w:val="18"/>
+        </w:rPr>
         <w:t>A Task is reusable and must not be owned by one Pipeline, Project, Product, or Module.</w:t>
       </w:r>
     </w:p>
@@ -3382,6 +4576,10 @@
         <w:spacing w:after="40"/>
       </w:pPr>
       <w:r>
+        <w:rPr>
+          <w:rFonts w:ascii="Arial" w:hAnsi="Arial" w:eastAsia="Arial"/>
+          <w:sz w:val="18"/>
+        </w:rPr>
         <w:t>A PipelineTask must reference exactly one Pipeline and exactly one Task.</w:t>
       </w:r>
     </w:p>
@@ -3391,6 +4589,10 @@
         <w:spacing w:after="40"/>
       </w:pPr>
       <w:r>
+        <w:rPr>
+          <w:rFonts w:ascii="Arial" w:hAnsi="Arial" w:eastAsia="Arial"/>
+          <w:sz w:val="18"/>
+        </w:rPr>
         <w:t>The same Task may be used by multiple Pipelines through multiple PipelineTask records.</w:t>
       </w:r>
     </w:p>
@@ -3400,6 +4602,10 @@
         <w:spacing w:after="40"/>
       </w:pPr>
       <w:r>
+        <w:rPr>
+          <w:rFonts w:ascii="Arial" w:hAnsi="Arial" w:eastAsia="Arial"/>
+          <w:sz w:val="18"/>
+        </w:rPr>
         <w:t>A PipelineTask sequence order must be unique within its Pipeline.</w:t>
       </w:r>
     </w:p>
@@ -3409,6 +4615,10 @@
         <w:spacing w:after="40"/>
       </w:pPr>
       <w:r>
+        <w:rPr>
+          <w:rFonts w:ascii="Arial" w:hAnsi="Arial" w:eastAsia="Arial"/>
+          <w:sz w:val="18"/>
+        </w:rPr>
         <w:t>A Pipeline Execution must reference the Pipeline version and ordered PipelineTask snapshot executed.</w:t>
       </w:r>
     </w:p>
@@ -3418,6 +4628,10 @@
         <w:spacing w:after="40"/>
       </w:pPr>
       <w:r>
+        <w:rPr>
+          <w:rFonts w:ascii="Arial" w:hAnsi="Arial" w:eastAsia="Arial"/>
+          <w:sz w:val="18"/>
+        </w:rPr>
         <w:t>A Pipeline Task Execution must reference the Pipeline Execution and the PipelineTask snapshot or identity.</w:t>
       </w:r>
     </w:p>
@@ -3427,6 +4641,10 @@
         <w:spacing w:after="40"/>
       </w:pPr>
       <w:r>
+        <w:rPr>
+          <w:rFonts w:ascii="Arial" w:hAnsi="Arial" w:eastAsia="Arial"/>
+          <w:sz w:val="18"/>
+        </w:rPr>
         <w:t>Archived parent records must not accept new active child records.</w:t>
       </w:r>
     </w:p>
@@ -3436,6 +4654,10 @@
         <w:spacing w:after="40"/>
       </w:pPr>
       <w:r>
+        <w:rPr>
+          <w:rFonts w:ascii="Arial" w:hAnsi="Arial" w:eastAsia="Arial"/>
+          <w:sz w:val="18"/>
+        </w:rPr>
         <w:t>Deletion is not a normal business operation; archive is the expected lifecycle action.</w:t>
       </w:r>
     </w:p>
@@ -3444,6 +4666,10 @@
         <w:pStyle w:val="Heading1"/>
       </w:pPr>
       <w:r>
+        <w:rPr>
+          <w:rFonts w:ascii="Arial" w:hAnsi="Arial" w:eastAsia="Arial"/>
+          <w:sz w:val="18"/>
+        </w:rPr>
         <w:t>9. User Workflows</w:t>
       </w:r>
     </w:p>
@@ -3466,9 +4692,15 @@
             <w:vAlign w:val="center"/>
           </w:tcPr>
           <w:p>
-            <w:r/>
-            <w:r>
-              <w:rPr>
+            <w:r>
+              <w:rPr>
+                <w:rFonts w:ascii="Arial" w:hAnsi="Arial" w:eastAsia="Arial"/>
+                <w:sz w:val="16"/>
+              </w:rPr>
+            </w:r>
+            <w:r>
+              <w:rPr>
+                <w:rFonts w:ascii="Arial" w:hAnsi="Arial" w:eastAsia="Arial"/>
                 <w:b/>
                 <w:sz w:val="16"/>
               </w:rPr>
@@ -3483,9 +4715,15 @@
             <w:vAlign w:val="center"/>
           </w:tcPr>
           <w:p>
-            <w:r/>
-            <w:r>
-              <w:rPr>
+            <w:r>
+              <w:rPr>
+                <w:rFonts w:ascii="Arial" w:hAnsi="Arial" w:eastAsia="Arial"/>
+                <w:sz w:val="16"/>
+              </w:rPr>
+            </w:r>
+            <w:r>
+              <w:rPr>
+                <w:rFonts w:ascii="Arial" w:hAnsi="Arial" w:eastAsia="Arial"/>
                 <w:b/>
                 <w:sz w:val="16"/>
               </w:rPr>
@@ -3501,9 +4739,15 @@
             <w:vAlign w:val="top"/>
           </w:tcPr>
           <w:p>
-            <w:r/>
-            <w:r>
-              <w:rPr>
+            <w:r>
+              <w:rPr>
+                <w:rFonts w:ascii="Arial" w:hAnsi="Arial" w:eastAsia="Arial"/>
+                <w:sz w:val="16"/>
+              </w:rPr>
+            </w:r>
+            <w:r>
+              <w:rPr>
+                <w:rFonts w:ascii="Arial" w:hAnsi="Arial" w:eastAsia="Arial"/>
                 <w:b w:val="0"/>
                 <w:sz w:val="16"/>
               </w:rPr>
@@ -3517,9 +4761,15 @@
             <w:vAlign w:val="top"/>
           </w:tcPr>
           <w:p>
-            <w:r/>
-            <w:r>
-              <w:rPr>
+            <w:r>
+              <w:rPr>
+                <w:rFonts w:ascii="Arial" w:hAnsi="Arial" w:eastAsia="Arial"/>
+                <w:sz w:val="16"/>
+              </w:rPr>
+            </w:r>
+            <w:r>
+              <w:rPr>
+                <w:rFonts w:ascii="Arial" w:hAnsi="Arial" w:eastAsia="Arial"/>
                 <w:b w:val="0"/>
                 <w:sz w:val="16"/>
               </w:rPr>
@@ -3535,9 +4785,15 @@
             <w:vAlign w:val="top"/>
           </w:tcPr>
           <w:p>
-            <w:r/>
-            <w:r>
-              <w:rPr>
+            <w:r>
+              <w:rPr>
+                <w:rFonts w:ascii="Arial" w:hAnsi="Arial" w:eastAsia="Arial"/>
+                <w:sz w:val="16"/>
+              </w:rPr>
+            </w:r>
+            <w:r>
+              <w:rPr>
+                <w:rFonts w:ascii="Arial" w:hAnsi="Arial" w:eastAsia="Arial"/>
                 <w:b w:val="0"/>
                 <w:sz w:val="16"/>
               </w:rPr>
@@ -3551,9 +4807,15 @@
             <w:vAlign w:val="top"/>
           </w:tcPr>
           <w:p>
-            <w:r/>
-            <w:r>
-              <w:rPr>
+            <w:r>
+              <w:rPr>
+                <w:rFonts w:ascii="Arial" w:hAnsi="Arial" w:eastAsia="Arial"/>
+                <w:sz w:val="16"/>
+              </w:rPr>
+            </w:r>
+            <w:r>
+              <w:rPr>
+                <w:rFonts w:ascii="Arial" w:hAnsi="Arial" w:eastAsia="Arial"/>
                 <w:b w:val="0"/>
                 <w:sz w:val="16"/>
               </w:rPr>
@@ -3569,9 +4831,15 @@
             <w:vAlign w:val="top"/>
           </w:tcPr>
           <w:p>
-            <w:r/>
-            <w:r>
-              <w:rPr>
+            <w:r>
+              <w:rPr>
+                <w:rFonts w:ascii="Arial" w:hAnsi="Arial" w:eastAsia="Arial"/>
+                <w:sz w:val="16"/>
+              </w:rPr>
+            </w:r>
+            <w:r>
+              <w:rPr>
+                <w:rFonts w:ascii="Arial" w:hAnsi="Arial" w:eastAsia="Arial"/>
                 <w:b w:val="0"/>
                 <w:sz w:val="16"/>
               </w:rPr>
@@ -3585,9 +4853,15 @@
             <w:vAlign w:val="top"/>
           </w:tcPr>
           <w:p>
-            <w:r/>
-            <w:r>
-              <w:rPr>
+            <w:r>
+              <w:rPr>
+                <w:rFonts w:ascii="Arial" w:hAnsi="Arial" w:eastAsia="Arial"/>
+                <w:sz w:val="16"/>
+              </w:rPr>
+            </w:r>
+            <w:r>
+              <w:rPr>
+                <w:rFonts w:ascii="Arial" w:hAnsi="Arial" w:eastAsia="Arial"/>
                 <w:b w:val="0"/>
                 <w:sz w:val="16"/>
               </w:rPr>
@@ -3603,9 +4877,15 @@
             <w:vAlign w:val="top"/>
           </w:tcPr>
           <w:p>
-            <w:r/>
-            <w:r>
-              <w:rPr>
+            <w:r>
+              <w:rPr>
+                <w:rFonts w:ascii="Arial" w:hAnsi="Arial" w:eastAsia="Arial"/>
+                <w:sz w:val="16"/>
+              </w:rPr>
+            </w:r>
+            <w:r>
+              <w:rPr>
+                <w:rFonts w:ascii="Arial" w:hAnsi="Arial" w:eastAsia="Arial"/>
                 <w:b w:val="0"/>
                 <w:sz w:val="16"/>
               </w:rPr>
@@ -3619,9 +4899,15 @@
             <w:vAlign w:val="top"/>
           </w:tcPr>
           <w:p>
-            <w:r/>
-            <w:r>
-              <w:rPr>
+            <w:r>
+              <w:rPr>
+                <w:rFonts w:ascii="Arial" w:hAnsi="Arial" w:eastAsia="Arial"/>
+                <w:sz w:val="16"/>
+              </w:rPr>
+            </w:r>
+            <w:r>
+              <w:rPr>
+                <w:rFonts w:ascii="Arial" w:hAnsi="Arial" w:eastAsia="Arial"/>
                 <w:b w:val="0"/>
                 <w:sz w:val="16"/>
               </w:rPr>
@@ -3637,9 +4923,15 @@
             <w:vAlign w:val="top"/>
           </w:tcPr>
           <w:p>
-            <w:r/>
-            <w:r>
-              <w:rPr>
+            <w:r>
+              <w:rPr>
+                <w:rFonts w:ascii="Arial" w:hAnsi="Arial" w:eastAsia="Arial"/>
+                <w:sz w:val="16"/>
+              </w:rPr>
+            </w:r>
+            <w:r>
+              <w:rPr>
+                <w:rFonts w:ascii="Arial" w:hAnsi="Arial" w:eastAsia="Arial"/>
                 <w:b w:val="0"/>
                 <w:sz w:val="16"/>
               </w:rPr>
@@ -3653,9 +4945,15 @@
             <w:vAlign w:val="top"/>
           </w:tcPr>
           <w:p>
-            <w:r/>
-            <w:r>
-              <w:rPr>
+            <w:r>
+              <w:rPr>
+                <w:rFonts w:ascii="Arial" w:hAnsi="Arial" w:eastAsia="Arial"/>
+                <w:sz w:val="16"/>
+              </w:rPr>
+            </w:r>
+            <w:r>
+              <w:rPr>
+                <w:rFonts w:ascii="Arial" w:hAnsi="Arial" w:eastAsia="Arial"/>
                 <w:b w:val="0"/>
                 <w:sz w:val="16"/>
               </w:rPr>
@@ -3671,9 +4969,15 @@
             <w:vAlign w:val="top"/>
           </w:tcPr>
           <w:p>
-            <w:r/>
-            <w:r>
-              <w:rPr>
+            <w:r>
+              <w:rPr>
+                <w:rFonts w:ascii="Arial" w:hAnsi="Arial" w:eastAsia="Arial"/>
+                <w:sz w:val="16"/>
+              </w:rPr>
+            </w:r>
+            <w:r>
+              <w:rPr>
+                <w:rFonts w:ascii="Arial" w:hAnsi="Arial" w:eastAsia="Arial"/>
                 <w:b w:val="0"/>
                 <w:sz w:val="16"/>
               </w:rPr>
@@ -3687,9 +4991,15 @@
             <w:vAlign w:val="top"/>
           </w:tcPr>
           <w:p>
-            <w:r/>
-            <w:r>
-              <w:rPr>
+            <w:r>
+              <w:rPr>
+                <w:rFonts w:ascii="Arial" w:hAnsi="Arial" w:eastAsia="Arial"/>
+                <w:sz w:val="16"/>
+              </w:rPr>
+            </w:r>
+            <w:r>
+              <w:rPr>
+                <w:rFonts w:ascii="Arial" w:hAnsi="Arial" w:eastAsia="Arial"/>
                 <w:b w:val="0"/>
                 <w:sz w:val="16"/>
               </w:rPr>
@@ -3705,9 +5015,15 @@
             <w:vAlign w:val="top"/>
           </w:tcPr>
           <w:p>
-            <w:r/>
-            <w:r>
-              <w:rPr>
+            <w:r>
+              <w:rPr>
+                <w:rFonts w:ascii="Arial" w:hAnsi="Arial" w:eastAsia="Arial"/>
+                <w:sz w:val="16"/>
+              </w:rPr>
+            </w:r>
+            <w:r>
+              <w:rPr>
+                <w:rFonts w:ascii="Arial" w:hAnsi="Arial" w:eastAsia="Arial"/>
                 <w:b w:val="0"/>
                 <w:sz w:val="16"/>
               </w:rPr>
@@ -3721,9 +5037,15 @@
             <w:vAlign w:val="top"/>
           </w:tcPr>
           <w:p>
-            <w:r/>
-            <w:r>
-              <w:rPr>
+            <w:r>
+              <w:rPr>
+                <w:rFonts w:ascii="Arial" w:hAnsi="Arial" w:eastAsia="Arial"/>
+                <w:sz w:val="16"/>
+              </w:rPr>
+            </w:r>
+            <w:r>
+              <w:rPr>
+                <w:rFonts w:ascii="Arial" w:hAnsi="Arial" w:eastAsia="Arial"/>
                 <w:b w:val="0"/>
                 <w:sz w:val="16"/>
               </w:rPr>
@@ -3739,9 +5061,15 @@
             <w:vAlign w:val="top"/>
           </w:tcPr>
           <w:p>
-            <w:r/>
-            <w:r>
-              <w:rPr>
+            <w:r>
+              <w:rPr>
+                <w:rFonts w:ascii="Arial" w:hAnsi="Arial" w:eastAsia="Arial"/>
+                <w:sz w:val="16"/>
+              </w:rPr>
+            </w:r>
+            <w:r>
+              <w:rPr>
+                <w:rFonts w:ascii="Arial" w:hAnsi="Arial" w:eastAsia="Arial"/>
                 <w:b w:val="0"/>
                 <w:sz w:val="16"/>
               </w:rPr>
@@ -3755,9 +5083,15 @@
             <w:vAlign w:val="top"/>
           </w:tcPr>
           <w:p>
-            <w:r/>
-            <w:r>
-              <w:rPr>
+            <w:r>
+              <w:rPr>
+                <w:rFonts w:ascii="Arial" w:hAnsi="Arial" w:eastAsia="Arial"/>
+                <w:sz w:val="16"/>
+              </w:rPr>
+            </w:r>
+            <w:r>
+              <w:rPr>
+                <w:rFonts w:ascii="Arial" w:hAnsi="Arial" w:eastAsia="Arial"/>
                 <w:b w:val="0"/>
                 <w:sz w:val="16"/>
               </w:rPr>
@@ -3773,6 +5107,10 @@
         <w:pStyle w:val="Heading1"/>
       </w:pPr>
       <w:r>
+        <w:rPr>
+          <w:rFonts w:ascii="Arial" w:hAnsi="Arial" w:eastAsia="Arial"/>
+          <w:sz w:val="18"/>
+        </w:rPr>
         <w:t>10. Validation Rules</w:t>
       </w:r>
     </w:p>
@@ -3795,9 +5133,15 @@
             <w:vAlign w:val="center"/>
           </w:tcPr>
           <w:p>
-            <w:r/>
-            <w:r>
-              <w:rPr>
+            <w:r>
+              <w:rPr>
+                <w:rFonts w:ascii="Arial" w:hAnsi="Arial" w:eastAsia="Arial"/>
+                <w:sz w:val="16"/>
+              </w:rPr>
+            </w:r>
+            <w:r>
+              <w:rPr>
+                <w:rFonts w:ascii="Arial" w:hAnsi="Arial" w:eastAsia="Arial"/>
                 <w:b/>
                 <w:sz w:val="16"/>
               </w:rPr>
@@ -3812,9 +5156,15 @@
             <w:vAlign w:val="center"/>
           </w:tcPr>
           <w:p>
-            <w:r/>
-            <w:r>
-              <w:rPr>
+            <w:r>
+              <w:rPr>
+                <w:rFonts w:ascii="Arial" w:hAnsi="Arial" w:eastAsia="Arial"/>
+                <w:sz w:val="16"/>
+              </w:rPr>
+            </w:r>
+            <w:r>
+              <w:rPr>
+                <w:rFonts w:ascii="Arial" w:hAnsi="Arial" w:eastAsia="Arial"/>
                 <w:b/>
                 <w:sz w:val="16"/>
               </w:rPr>
@@ -3830,9 +5180,15 @@
             <w:vAlign w:val="top"/>
           </w:tcPr>
           <w:p>
-            <w:r/>
-            <w:r>
-              <w:rPr>
+            <w:r>
+              <w:rPr>
+                <w:rFonts w:ascii="Arial" w:hAnsi="Arial" w:eastAsia="Arial"/>
+                <w:sz w:val="16"/>
+              </w:rPr>
+            </w:r>
+            <w:r>
+              <w:rPr>
+                <w:rFonts w:ascii="Arial" w:hAnsi="Arial" w:eastAsia="Arial"/>
                 <w:b w:val="0"/>
                 <w:sz w:val="16"/>
               </w:rPr>
@@ -3846,9 +5202,15 @@
             <w:vAlign w:val="top"/>
           </w:tcPr>
           <w:p>
-            <w:r/>
-            <w:r>
-              <w:rPr>
+            <w:r>
+              <w:rPr>
+                <w:rFonts w:ascii="Arial" w:hAnsi="Arial" w:eastAsia="Arial"/>
+                <w:sz w:val="16"/>
+              </w:rPr>
+            </w:r>
+            <w:r>
+              <w:rPr>
+                <w:rFonts w:ascii="Arial" w:hAnsi="Arial" w:eastAsia="Arial"/>
                 <w:b w:val="0"/>
                 <w:sz w:val="16"/>
               </w:rPr>
@@ -3864,9 +5226,15 @@
             <w:vAlign w:val="top"/>
           </w:tcPr>
           <w:p>
-            <w:r/>
-            <w:r>
-              <w:rPr>
+            <w:r>
+              <w:rPr>
+                <w:rFonts w:ascii="Arial" w:hAnsi="Arial" w:eastAsia="Arial"/>
+                <w:sz w:val="16"/>
+              </w:rPr>
+            </w:r>
+            <w:r>
+              <w:rPr>
+                <w:rFonts w:ascii="Arial" w:hAnsi="Arial" w:eastAsia="Arial"/>
                 <w:b w:val="0"/>
                 <w:sz w:val="16"/>
               </w:rPr>
@@ -3880,9 +5248,15 @@
             <w:vAlign w:val="top"/>
           </w:tcPr>
           <w:p>
-            <w:r/>
-            <w:r>
-              <w:rPr>
+            <w:r>
+              <w:rPr>
+                <w:rFonts w:ascii="Arial" w:hAnsi="Arial" w:eastAsia="Arial"/>
+                <w:sz w:val="16"/>
+              </w:rPr>
+            </w:r>
+            <w:r>
+              <w:rPr>
+                <w:rFonts w:ascii="Arial" w:hAnsi="Arial" w:eastAsia="Arial"/>
                 <w:b w:val="0"/>
                 <w:sz w:val="16"/>
               </w:rPr>
@@ -3898,9 +5272,15 @@
             <w:vAlign w:val="top"/>
           </w:tcPr>
           <w:p>
-            <w:r/>
-            <w:r>
-              <w:rPr>
+            <w:r>
+              <w:rPr>
+                <w:rFonts w:ascii="Arial" w:hAnsi="Arial" w:eastAsia="Arial"/>
+                <w:sz w:val="16"/>
+              </w:rPr>
+            </w:r>
+            <w:r>
+              <w:rPr>
+                <w:rFonts w:ascii="Arial" w:hAnsi="Arial" w:eastAsia="Arial"/>
                 <w:b w:val="0"/>
                 <w:sz w:val="16"/>
               </w:rPr>
@@ -3914,9 +5294,15 @@
             <w:vAlign w:val="top"/>
           </w:tcPr>
           <w:p>
-            <w:r/>
-            <w:r>
-              <w:rPr>
+            <w:r>
+              <w:rPr>
+                <w:rFonts w:ascii="Arial" w:hAnsi="Arial" w:eastAsia="Arial"/>
+                <w:sz w:val="16"/>
+              </w:rPr>
+            </w:r>
+            <w:r>
+              <w:rPr>
+                <w:rFonts w:ascii="Arial" w:hAnsi="Arial" w:eastAsia="Arial"/>
                 <w:b w:val="0"/>
                 <w:sz w:val="16"/>
               </w:rPr>
@@ -3932,9 +5318,15 @@
             <w:vAlign w:val="top"/>
           </w:tcPr>
           <w:p>
-            <w:r/>
-            <w:r>
-              <w:rPr>
+            <w:r>
+              <w:rPr>
+                <w:rFonts w:ascii="Arial" w:hAnsi="Arial" w:eastAsia="Arial"/>
+                <w:sz w:val="16"/>
+              </w:rPr>
+            </w:r>
+            <w:r>
+              <w:rPr>
+                <w:rFonts w:ascii="Arial" w:hAnsi="Arial" w:eastAsia="Arial"/>
                 <w:b w:val="0"/>
                 <w:sz w:val="16"/>
               </w:rPr>
@@ -3948,9 +5340,15 @@
             <w:vAlign w:val="top"/>
           </w:tcPr>
           <w:p>
-            <w:r/>
-            <w:r>
-              <w:rPr>
+            <w:r>
+              <w:rPr>
+                <w:rFonts w:ascii="Arial" w:hAnsi="Arial" w:eastAsia="Arial"/>
+                <w:sz w:val="16"/>
+              </w:rPr>
+            </w:r>
+            <w:r>
+              <w:rPr>
+                <w:rFonts w:ascii="Arial" w:hAnsi="Arial" w:eastAsia="Arial"/>
                 <w:b w:val="0"/>
                 <w:sz w:val="16"/>
               </w:rPr>
@@ -3966,9 +5364,15 @@
             <w:vAlign w:val="top"/>
           </w:tcPr>
           <w:p>
-            <w:r/>
-            <w:r>
-              <w:rPr>
+            <w:r>
+              <w:rPr>
+                <w:rFonts w:ascii="Arial" w:hAnsi="Arial" w:eastAsia="Arial"/>
+                <w:sz w:val="16"/>
+              </w:rPr>
+            </w:r>
+            <w:r>
+              <w:rPr>
+                <w:rFonts w:ascii="Arial" w:hAnsi="Arial" w:eastAsia="Arial"/>
                 <w:b w:val="0"/>
                 <w:sz w:val="16"/>
               </w:rPr>
@@ -3982,9 +5386,15 @@
             <w:vAlign w:val="top"/>
           </w:tcPr>
           <w:p>
-            <w:r/>
-            <w:r>
-              <w:rPr>
+            <w:r>
+              <w:rPr>
+                <w:rFonts w:ascii="Arial" w:hAnsi="Arial" w:eastAsia="Arial"/>
+                <w:sz w:val="16"/>
+              </w:rPr>
+            </w:r>
+            <w:r>
+              <w:rPr>
+                <w:rFonts w:ascii="Arial" w:hAnsi="Arial" w:eastAsia="Arial"/>
                 <w:b w:val="0"/>
                 <w:sz w:val="16"/>
               </w:rPr>
@@ -4000,9 +5410,15 @@
             <w:vAlign w:val="top"/>
           </w:tcPr>
           <w:p>
-            <w:r/>
-            <w:r>
-              <w:rPr>
+            <w:r>
+              <w:rPr>
+                <w:rFonts w:ascii="Arial" w:hAnsi="Arial" w:eastAsia="Arial"/>
+                <w:sz w:val="16"/>
+              </w:rPr>
+            </w:r>
+            <w:r>
+              <w:rPr>
+                <w:rFonts w:ascii="Arial" w:hAnsi="Arial" w:eastAsia="Arial"/>
                 <w:b w:val="0"/>
                 <w:sz w:val="16"/>
               </w:rPr>
@@ -4016,9 +5432,15 @@
             <w:vAlign w:val="top"/>
           </w:tcPr>
           <w:p>
-            <w:r/>
-            <w:r>
-              <w:rPr>
+            <w:r>
+              <w:rPr>
+                <w:rFonts w:ascii="Arial" w:hAnsi="Arial" w:eastAsia="Arial"/>
+                <w:sz w:val="16"/>
+              </w:rPr>
+            </w:r>
+            <w:r>
+              <w:rPr>
+                <w:rFonts w:ascii="Arial" w:hAnsi="Arial" w:eastAsia="Arial"/>
                 <w:b w:val="0"/>
                 <w:sz w:val="16"/>
               </w:rPr>
@@ -4034,9 +5456,15 @@
             <w:vAlign w:val="top"/>
           </w:tcPr>
           <w:p>
-            <w:r/>
-            <w:r>
-              <w:rPr>
+            <w:r>
+              <w:rPr>
+                <w:rFonts w:ascii="Arial" w:hAnsi="Arial" w:eastAsia="Arial"/>
+                <w:sz w:val="16"/>
+              </w:rPr>
+            </w:r>
+            <w:r>
+              <w:rPr>
+                <w:rFonts w:ascii="Arial" w:hAnsi="Arial" w:eastAsia="Arial"/>
                 <w:b w:val="0"/>
                 <w:sz w:val="16"/>
               </w:rPr>
@@ -4050,9 +5478,15 @@
             <w:vAlign w:val="top"/>
           </w:tcPr>
           <w:p>
-            <w:r/>
-            <w:r>
-              <w:rPr>
+            <w:r>
+              <w:rPr>
+                <w:rFonts w:ascii="Arial" w:hAnsi="Arial" w:eastAsia="Arial"/>
+                <w:sz w:val="16"/>
+              </w:rPr>
+            </w:r>
+            <w:r>
+              <w:rPr>
+                <w:rFonts w:ascii="Arial" w:hAnsi="Arial" w:eastAsia="Arial"/>
                 <w:b w:val="0"/>
                 <w:sz w:val="16"/>
               </w:rPr>
@@ -4068,9 +5502,15 @@
             <w:vAlign w:val="top"/>
           </w:tcPr>
           <w:p>
-            <w:r/>
-            <w:r>
-              <w:rPr>
+            <w:r>
+              <w:rPr>
+                <w:rFonts w:ascii="Arial" w:hAnsi="Arial" w:eastAsia="Arial"/>
+                <w:sz w:val="16"/>
+              </w:rPr>
+            </w:r>
+            <w:r>
+              <w:rPr>
+                <w:rFonts w:ascii="Arial" w:hAnsi="Arial" w:eastAsia="Arial"/>
                 <w:b w:val="0"/>
                 <w:sz w:val="16"/>
               </w:rPr>
@@ -4084,9 +5524,15 @@
             <w:vAlign w:val="top"/>
           </w:tcPr>
           <w:p>
-            <w:r/>
-            <w:r>
-              <w:rPr>
+            <w:r>
+              <w:rPr>
+                <w:rFonts w:ascii="Arial" w:hAnsi="Arial" w:eastAsia="Arial"/>
+                <w:sz w:val="16"/>
+              </w:rPr>
+            </w:r>
+            <w:r>
+              <w:rPr>
+                <w:rFonts w:ascii="Arial" w:hAnsi="Arial" w:eastAsia="Arial"/>
                 <w:b w:val="0"/>
                 <w:sz w:val="16"/>
               </w:rPr>
@@ -4102,9 +5548,15 @@
             <w:vAlign w:val="top"/>
           </w:tcPr>
           <w:p>
-            <w:r/>
-            <w:r>
-              <w:rPr>
+            <w:r>
+              <w:rPr>
+                <w:rFonts w:ascii="Arial" w:hAnsi="Arial" w:eastAsia="Arial"/>
+                <w:sz w:val="16"/>
+              </w:rPr>
+            </w:r>
+            <w:r>
+              <w:rPr>
+                <w:rFonts w:ascii="Arial" w:hAnsi="Arial" w:eastAsia="Arial"/>
                 <w:b w:val="0"/>
                 <w:sz w:val="16"/>
               </w:rPr>
@@ -4118,9 +5570,15 @@
             <w:vAlign w:val="top"/>
           </w:tcPr>
           <w:p>
-            <w:r/>
-            <w:r>
-              <w:rPr>
+            <w:r>
+              <w:rPr>
+                <w:rFonts w:ascii="Arial" w:hAnsi="Arial" w:eastAsia="Arial"/>
+                <w:sz w:val="16"/>
+              </w:rPr>
+            </w:r>
+            <w:r>
+              <w:rPr>
+                <w:rFonts w:ascii="Arial" w:hAnsi="Arial" w:eastAsia="Arial"/>
                 <w:b w:val="0"/>
                 <w:sz w:val="16"/>
               </w:rPr>
@@ -4136,9 +5594,15 @@
             <w:vAlign w:val="top"/>
           </w:tcPr>
           <w:p>
-            <w:r/>
-            <w:r>
-              <w:rPr>
+            <w:r>
+              <w:rPr>
+                <w:rFonts w:ascii="Arial" w:hAnsi="Arial" w:eastAsia="Arial"/>
+                <w:sz w:val="16"/>
+              </w:rPr>
+            </w:r>
+            <w:r>
+              <w:rPr>
+                <w:rFonts w:ascii="Arial" w:hAnsi="Arial" w:eastAsia="Arial"/>
                 <w:b w:val="0"/>
                 <w:sz w:val="16"/>
               </w:rPr>
@@ -4152,9 +5616,15 @@
             <w:vAlign w:val="top"/>
           </w:tcPr>
           <w:p>
-            <w:r/>
-            <w:r>
-              <w:rPr>
+            <w:r>
+              <w:rPr>
+                <w:rFonts w:ascii="Arial" w:hAnsi="Arial" w:eastAsia="Arial"/>
+                <w:sz w:val="16"/>
+              </w:rPr>
+            </w:r>
+            <w:r>
+              <w:rPr>
+                <w:rFonts w:ascii="Arial" w:hAnsi="Arial" w:eastAsia="Arial"/>
                 <w:b w:val="0"/>
                 <w:sz w:val="16"/>
               </w:rPr>
@@ -4170,6 +5640,10 @@
         <w:pStyle w:val="Heading1"/>
       </w:pPr>
       <w:r>
+        <w:rPr>
+          <w:rFonts w:ascii="Arial" w:hAnsi="Arial" w:eastAsia="Arial"/>
+          <w:sz w:val="18"/>
+        </w:rPr>
         <w:t>11. Acceptance Criteria</w:t>
       </w:r>
     </w:p>
@@ -4192,9 +5666,15 @@
             <w:vAlign w:val="center"/>
           </w:tcPr>
           <w:p>
-            <w:r/>
-            <w:r>
-              <w:rPr>
+            <w:r>
+              <w:rPr>
+                <w:rFonts w:ascii="Arial" w:hAnsi="Arial" w:eastAsia="Arial"/>
+                <w:sz w:val="16"/>
+              </w:rPr>
+            </w:r>
+            <w:r>
+              <w:rPr>
+                <w:rFonts w:ascii="Arial" w:hAnsi="Arial" w:eastAsia="Arial"/>
                 <w:b/>
                 <w:sz w:val="16"/>
               </w:rPr>
@@ -4209,9 +5689,15 @@
             <w:vAlign w:val="center"/>
           </w:tcPr>
           <w:p>
-            <w:r/>
-            <w:r>
-              <w:rPr>
+            <w:r>
+              <w:rPr>
+                <w:rFonts w:ascii="Arial" w:hAnsi="Arial" w:eastAsia="Arial"/>
+                <w:sz w:val="16"/>
+              </w:rPr>
+            </w:r>
+            <w:r>
+              <w:rPr>
+                <w:rFonts w:ascii="Arial" w:hAnsi="Arial" w:eastAsia="Arial"/>
                 <w:b/>
                 <w:sz w:val="16"/>
               </w:rPr>
@@ -4227,9 +5713,15 @@
             <w:vAlign w:val="top"/>
           </w:tcPr>
           <w:p>
-            <w:r/>
-            <w:r>
-              <w:rPr>
+            <w:r>
+              <w:rPr>
+                <w:rFonts w:ascii="Arial" w:hAnsi="Arial" w:eastAsia="Arial"/>
+                <w:sz w:val="16"/>
+              </w:rPr>
+            </w:r>
+            <w:r>
+              <w:rPr>
+                <w:rFonts w:ascii="Arial" w:hAnsi="Arial" w:eastAsia="Arial"/>
                 <w:b w:val="0"/>
                 <w:sz w:val="16"/>
               </w:rPr>
@@ -4243,9 +5735,15 @@
             <w:vAlign w:val="top"/>
           </w:tcPr>
           <w:p>
-            <w:r/>
-            <w:r>
-              <w:rPr>
+            <w:r>
+              <w:rPr>
+                <w:rFonts w:ascii="Arial" w:hAnsi="Arial" w:eastAsia="Arial"/>
+                <w:sz w:val="16"/>
+              </w:rPr>
+            </w:r>
+            <w:r>
+              <w:rPr>
+                <w:rFonts w:ascii="Arial" w:hAnsi="Arial" w:eastAsia="Arial"/>
                 <w:b w:val="0"/>
                 <w:sz w:val="16"/>
               </w:rPr>
@@ -4261,9 +5759,15 @@
             <w:vAlign w:val="top"/>
           </w:tcPr>
           <w:p>
-            <w:r/>
-            <w:r>
-              <w:rPr>
+            <w:r>
+              <w:rPr>
+                <w:rFonts w:ascii="Arial" w:hAnsi="Arial" w:eastAsia="Arial"/>
+                <w:sz w:val="16"/>
+              </w:rPr>
+            </w:r>
+            <w:r>
+              <w:rPr>
+                <w:rFonts w:ascii="Arial" w:hAnsi="Arial" w:eastAsia="Arial"/>
                 <w:b w:val="0"/>
                 <w:sz w:val="16"/>
               </w:rPr>
@@ -4277,9 +5781,15 @@
             <w:vAlign w:val="top"/>
           </w:tcPr>
           <w:p>
-            <w:r/>
-            <w:r>
-              <w:rPr>
+            <w:r>
+              <w:rPr>
+                <w:rFonts w:ascii="Arial" w:hAnsi="Arial" w:eastAsia="Arial"/>
+                <w:sz w:val="16"/>
+              </w:rPr>
+            </w:r>
+            <w:r>
+              <w:rPr>
+                <w:rFonts w:ascii="Arial" w:hAnsi="Arial" w:eastAsia="Arial"/>
                 <w:b w:val="0"/>
                 <w:sz w:val="16"/>
               </w:rPr>
@@ -4295,9 +5805,15 @@
             <w:vAlign w:val="top"/>
           </w:tcPr>
           <w:p>
-            <w:r/>
-            <w:r>
-              <w:rPr>
+            <w:r>
+              <w:rPr>
+                <w:rFonts w:ascii="Arial" w:hAnsi="Arial" w:eastAsia="Arial"/>
+                <w:sz w:val="16"/>
+              </w:rPr>
+            </w:r>
+            <w:r>
+              <w:rPr>
+                <w:rFonts w:ascii="Arial" w:hAnsi="Arial" w:eastAsia="Arial"/>
                 <w:b w:val="0"/>
                 <w:sz w:val="16"/>
               </w:rPr>
@@ -4311,9 +5827,15 @@
             <w:vAlign w:val="top"/>
           </w:tcPr>
           <w:p>
-            <w:r/>
-            <w:r>
-              <w:rPr>
+            <w:r>
+              <w:rPr>
+                <w:rFonts w:ascii="Arial" w:hAnsi="Arial" w:eastAsia="Arial"/>
+                <w:sz w:val="16"/>
+              </w:rPr>
+            </w:r>
+            <w:r>
+              <w:rPr>
+                <w:rFonts w:ascii="Arial" w:hAnsi="Arial" w:eastAsia="Arial"/>
                 <w:b w:val="0"/>
                 <w:sz w:val="16"/>
               </w:rPr>
@@ -4329,9 +5851,15 @@
             <w:vAlign w:val="top"/>
           </w:tcPr>
           <w:p>
-            <w:r/>
-            <w:r>
-              <w:rPr>
+            <w:r>
+              <w:rPr>
+                <w:rFonts w:ascii="Arial" w:hAnsi="Arial" w:eastAsia="Arial"/>
+                <w:sz w:val="16"/>
+              </w:rPr>
+            </w:r>
+            <w:r>
+              <w:rPr>
+                <w:rFonts w:ascii="Arial" w:hAnsi="Arial" w:eastAsia="Arial"/>
                 <w:b w:val="0"/>
                 <w:sz w:val="16"/>
               </w:rPr>
@@ -4345,9 +5873,15 @@
             <w:vAlign w:val="top"/>
           </w:tcPr>
           <w:p>
-            <w:r/>
-            <w:r>
-              <w:rPr>
+            <w:r>
+              <w:rPr>
+                <w:rFonts w:ascii="Arial" w:hAnsi="Arial" w:eastAsia="Arial"/>
+                <w:sz w:val="16"/>
+              </w:rPr>
+            </w:r>
+            <w:r>
+              <w:rPr>
+                <w:rFonts w:ascii="Arial" w:hAnsi="Arial" w:eastAsia="Arial"/>
                 <w:b w:val="0"/>
                 <w:sz w:val="16"/>
               </w:rPr>
@@ -4363,9 +5897,15 @@
             <w:vAlign w:val="top"/>
           </w:tcPr>
           <w:p>
-            <w:r/>
-            <w:r>
-              <w:rPr>
+            <w:r>
+              <w:rPr>
+                <w:rFonts w:ascii="Arial" w:hAnsi="Arial" w:eastAsia="Arial"/>
+                <w:sz w:val="16"/>
+              </w:rPr>
+            </w:r>
+            <w:r>
+              <w:rPr>
+                <w:rFonts w:ascii="Arial" w:hAnsi="Arial" w:eastAsia="Arial"/>
                 <w:b w:val="0"/>
                 <w:sz w:val="16"/>
               </w:rPr>
@@ -4379,9 +5919,15 @@
             <w:vAlign w:val="top"/>
           </w:tcPr>
           <w:p>
-            <w:r/>
-            <w:r>
-              <w:rPr>
+            <w:r>
+              <w:rPr>
+                <w:rFonts w:ascii="Arial" w:hAnsi="Arial" w:eastAsia="Arial"/>
+                <w:sz w:val="16"/>
+              </w:rPr>
+            </w:r>
+            <w:r>
+              <w:rPr>
+                <w:rFonts w:ascii="Arial" w:hAnsi="Arial" w:eastAsia="Arial"/>
                 <w:b w:val="0"/>
                 <w:sz w:val="16"/>
               </w:rPr>
@@ -4397,9 +5943,15 @@
             <w:vAlign w:val="top"/>
           </w:tcPr>
           <w:p>
-            <w:r/>
-            <w:r>
-              <w:rPr>
+            <w:r>
+              <w:rPr>
+                <w:rFonts w:ascii="Arial" w:hAnsi="Arial" w:eastAsia="Arial"/>
+                <w:sz w:val="16"/>
+              </w:rPr>
+            </w:r>
+            <w:r>
+              <w:rPr>
+                <w:rFonts w:ascii="Arial" w:hAnsi="Arial" w:eastAsia="Arial"/>
                 <w:b w:val="0"/>
                 <w:sz w:val="16"/>
               </w:rPr>
@@ -4413,9 +5965,15 @@
             <w:vAlign w:val="top"/>
           </w:tcPr>
           <w:p>
-            <w:r/>
-            <w:r>
-              <w:rPr>
+            <w:r>
+              <w:rPr>
+                <w:rFonts w:ascii="Arial" w:hAnsi="Arial" w:eastAsia="Arial"/>
+                <w:sz w:val="16"/>
+              </w:rPr>
+            </w:r>
+            <w:r>
+              <w:rPr>
+                <w:rFonts w:ascii="Arial" w:hAnsi="Arial" w:eastAsia="Arial"/>
                 <w:b w:val="0"/>
                 <w:sz w:val="16"/>
               </w:rPr>
@@ -4431,9 +5989,15 @@
             <w:vAlign w:val="top"/>
           </w:tcPr>
           <w:p>
-            <w:r/>
-            <w:r>
-              <w:rPr>
+            <w:r>
+              <w:rPr>
+                <w:rFonts w:ascii="Arial" w:hAnsi="Arial" w:eastAsia="Arial"/>
+                <w:sz w:val="16"/>
+              </w:rPr>
+            </w:r>
+            <w:r>
+              <w:rPr>
+                <w:rFonts w:ascii="Arial" w:hAnsi="Arial" w:eastAsia="Arial"/>
                 <w:b w:val="0"/>
                 <w:sz w:val="16"/>
               </w:rPr>
@@ -4447,9 +6011,15 @@
             <w:vAlign w:val="top"/>
           </w:tcPr>
           <w:p>
-            <w:r/>
-            <w:r>
-              <w:rPr>
+            <w:r>
+              <w:rPr>
+                <w:rFonts w:ascii="Arial" w:hAnsi="Arial" w:eastAsia="Arial"/>
+                <w:sz w:val="16"/>
+              </w:rPr>
+            </w:r>
+            <w:r>
+              <w:rPr>
+                <w:rFonts w:ascii="Arial" w:hAnsi="Arial" w:eastAsia="Arial"/>
                 <w:b w:val="0"/>
                 <w:sz w:val="16"/>
               </w:rPr>
@@ -4465,6 +6035,10 @@
         <w:pStyle w:val="Heading1"/>
       </w:pPr>
       <w:r>
+        <w:rPr>
+          <w:rFonts w:ascii="Arial" w:hAnsi="Arial" w:eastAsia="Arial"/>
+          <w:sz w:val="18"/>
+        </w:rPr>
         <w:t>12. Deterministic Generation Boundary</w:t>
       </w:r>
     </w:p>
@@ -4473,6 +6047,10 @@
         <w:spacing w:after="80"/>
       </w:pPr>
       <w:r>
+        <w:rPr>
+          <w:rFonts w:ascii="Arial" w:hAnsi="Arial" w:eastAsia="Arial"/>
+          <w:sz w:val="18"/>
+        </w:rPr>
         <w:t>Planning may derive epics, features, user stories, tasks, and acceptance tests only from the approved SRS. Generation may consume both SRS and ATS. If required information is missing, the AI Engine must produce a specification gap and must not infer hidden business behavior. The current iteration does not add new AI Engine pipeline folders and does not create project-level contracts; those project-level documents are deferred.</w:t>
       </w:r>
     </w:p>
@@ -4481,6 +6059,10 @@
         <w:pStyle w:val="Heading1"/>
       </w:pPr>
       <w:r>
+        <w:rPr>
+          <w:rFonts w:ascii="Arial" w:hAnsi="Arial" w:eastAsia="Arial"/>
+          <w:sz w:val="18"/>
+        </w:rPr>
         <w:t>13. Entity-Level Functional Contract</w:t>
       </w:r>
     </w:p>
@@ -4506,9 +6088,15 @@
             <w:vAlign w:val="center"/>
           </w:tcPr>
           <w:p>
-            <w:r/>
-            <w:r>
-              <w:rPr>
+            <w:r>
+              <w:rPr>
+                <w:rFonts w:ascii="Arial" w:hAnsi="Arial" w:eastAsia="Arial"/>
+                <w:sz w:val="16"/>
+              </w:rPr>
+            </w:r>
+            <w:r>
+              <w:rPr>
+                <w:rFonts w:ascii="Arial" w:hAnsi="Arial" w:eastAsia="Arial"/>
                 <w:b/>
                 <w:sz w:val="16"/>
               </w:rPr>
@@ -4523,9 +6111,15 @@
             <w:vAlign w:val="center"/>
           </w:tcPr>
           <w:p>
-            <w:r/>
-            <w:r>
-              <w:rPr>
+            <w:r>
+              <w:rPr>
+                <w:rFonts w:ascii="Arial" w:hAnsi="Arial" w:eastAsia="Arial"/>
+                <w:sz w:val="16"/>
+              </w:rPr>
+            </w:r>
+            <w:r>
+              <w:rPr>
+                <w:rFonts w:ascii="Arial" w:hAnsi="Arial" w:eastAsia="Arial"/>
                 <w:b/>
                 <w:sz w:val="16"/>
               </w:rPr>
@@ -4540,9 +6134,15 @@
             <w:vAlign w:val="center"/>
           </w:tcPr>
           <w:p>
-            <w:r/>
-            <w:r>
-              <w:rPr>
+            <w:r>
+              <w:rPr>
+                <w:rFonts w:ascii="Arial" w:hAnsi="Arial" w:eastAsia="Arial"/>
+                <w:sz w:val="16"/>
+              </w:rPr>
+            </w:r>
+            <w:r>
+              <w:rPr>
+                <w:rFonts w:ascii="Arial" w:hAnsi="Arial" w:eastAsia="Arial"/>
                 <w:b/>
                 <w:sz w:val="16"/>
               </w:rPr>
@@ -4557,9 +6157,15 @@
             <w:vAlign w:val="center"/>
           </w:tcPr>
           <w:p>
-            <w:r/>
-            <w:r>
-              <w:rPr>
+            <w:r>
+              <w:rPr>
+                <w:rFonts w:ascii="Arial" w:hAnsi="Arial" w:eastAsia="Arial"/>
+                <w:sz w:val="16"/>
+              </w:rPr>
+            </w:r>
+            <w:r>
+              <w:rPr>
+                <w:rFonts w:ascii="Arial" w:hAnsi="Arial" w:eastAsia="Arial"/>
                 <w:b/>
                 <w:sz w:val="16"/>
               </w:rPr>
@@ -4574,9 +6180,15 @@
             <w:vAlign w:val="center"/>
           </w:tcPr>
           <w:p>
-            <w:r/>
-            <w:r>
-              <w:rPr>
+            <w:r>
+              <w:rPr>
+                <w:rFonts w:ascii="Arial" w:hAnsi="Arial" w:eastAsia="Arial"/>
+                <w:sz w:val="16"/>
+              </w:rPr>
+            </w:r>
+            <w:r>
+              <w:rPr>
+                <w:rFonts w:ascii="Arial" w:hAnsi="Arial" w:eastAsia="Arial"/>
                 <w:b/>
                 <w:sz w:val="16"/>
               </w:rPr>
@@ -4592,9 +6204,15 @@
             <w:vAlign w:val="top"/>
           </w:tcPr>
           <w:p>
-            <w:r/>
-            <w:r>
-              <w:rPr>
+            <w:r>
+              <w:rPr>
+                <w:rFonts w:ascii="Arial" w:hAnsi="Arial" w:eastAsia="Arial"/>
+                <w:sz w:val="16"/>
+              </w:rPr>
+            </w:r>
+            <w:r>
+              <w:rPr>
+                <w:rFonts w:ascii="Arial" w:hAnsi="Arial" w:eastAsia="Arial"/>
                 <w:b w:val="0"/>
                 <w:sz w:val="16"/>
               </w:rPr>
@@ -4608,9 +6226,15 @@
             <w:vAlign w:val="top"/>
           </w:tcPr>
           <w:p>
-            <w:r/>
-            <w:r>
-              <w:rPr>
+            <w:r>
+              <w:rPr>
+                <w:rFonts w:ascii="Arial" w:hAnsi="Arial" w:eastAsia="Arial"/>
+                <w:sz w:val="16"/>
+              </w:rPr>
+            </w:r>
+            <w:r>
+              <w:rPr>
+                <w:rFonts w:ascii="Arial" w:hAnsi="Arial" w:eastAsia="Arial"/>
                 <w:b w:val="0"/>
                 <w:sz w:val="16"/>
               </w:rPr>
@@ -4624,9 +6248,15 @@
             <w:vAlign w:val="top"/>
           </w:tcPr>
           <w:p>
-            <w:r/>
-            <w:r>
-              <w:rPr>
+            <w:r>
+              <w:rPr>
+                <w:rFonts w:ascii="Arial" w:hAnsi="Arial" w:eastAsia="Arial"/>
+                <w:sz w:val="16"/>
+              </w:rPr>
+            </w:r>
+            <w:r>
+              <w:rPr>
+                <w:rFonts w:ascii="Arial" w:hAnsi="Arial" w:eastAsia="Arial"/>
                 <w:b w:val="0"/>
                 <w:sz w:val="16"/>
               </w:rPr>
@@ -4640,9 +6270,15 @@
             <w:vAlign w:val="top"/>
           </w:tcPr>
           <w:p>
-            <w:r/>
-            <w:r>
-              <w:rPr>
+            <w:r>
+              <w:rPr>
+                <w:rFonts w:ascii="Arial" w:hAnsi="Arial" w:eastAsia="Arial"/>
+                <w:sz w:val="16"/>
+              </w:rPr>
+            </w:r>
+            <w:r>
+              <w:rPr>
+                <w:rFonts w:ascii="Arial" w:hAnsi="Arial" w:eastAsia="Arial"/>
                 <w:b w:val="0"/>
                 <w:sz w:val="16"/>
               </w:rPr>
@@ -4656,9 +6292,15 @@
             <w:vAlign w:val="top"/>
           </w:tcPr>
           <w:p>
-            <w:r/>
-            <w:r>
-              <w:rPr>
+            <w:r>
+              <w:rPr>
+                <w:rFonts w:ascii="Arial" w:hAnsi="Arial" w:eastAsia="Arial"/>
+                <w:sz w:val="16"/>
+              </w:rPr>
+            </w:r>
+            <w:r>
+              <w:rPr>
+                <w:rFonts w:ascii="Arial" w:hAnsi="Arial" w:eastAsia="Arial"/>
                 <w:b w:val="0"/>
                 <w:sz w:val="16"/>
               </w:rPr>
@@ -4674,9 +6316,15 @@
             <w:vAlign w:val="top"/>
           </w:tcPr>
           <w:p>
-            <w:r/>
-            <w:r>
-              <w:rPr>
+            <w:r>
+              <w:rPr>
+                <w:rFonts w:ascii="Arial" w:hAnsi="Arial" w:eastAsia="Arial"/>
+                <w:sz w:val="16"/>
+              </w:rPr>
+            </w:r>
+            <w:r>
+              <w:rPr>
+                <w:rFonts w:ascii="Arial" w:hAnsi="Arial" w:eastAsia="Arial"/>
                 <w:b w:val="0"/>
                 <w:sz w:val="16"/>
               </w:rPr>
@@ -4690,9 +6338,15 @@
             <w:vAlign w:val="top"/>
           </w:tcPr>
           <w:p>
-            <w:r/>
-            <w:r>
-              <w:rPr>
+            <w:r>
+              <w:rPr>
+                <w:rFonts w:ascii="Arial" w:hAnsi="Arial" w:eastAsia="Arial"/>
+                <w:sz w:val="16"/>
+              </w:rPr>
+            </w:r>
+            <w:r>
+              <w:rPr>
+                <w:rFonts w:ascii="Arial" w:hAnsi="Arial" w:eastAsia="Arial"/>
                 <w:b w:val="0"/>
                 <w:sz w:val="16"/>
               </w:rPr>
@@ -4706,9 +6360,15 @@
             <w:vAlign w:val="top"/>
           </w:tcPr>
           <w:p>
-            <w:r/>
-            <w:r>
-              <w:rPr>
+            <w:r>
+              <w:rPr>
+                <w:rFonts w:ascii="Arial" w:hAnsi="Arial" w:eastAsia="Arial"/>
+                <w:sz w:val="16"/>
+              </w:rPr>
+            </w:r>
+            <w:r>
+              <w:rPr>
+                <w:rFonts w:ascii="Arial" w:hAnsi="Arial" w:eastAsia="Arial"/>
                 <w:b w:val="0"/>
                 <w:sz w:val="16"/>
               </w:rPr>
@@ -4722,9 +6382,15 @@
             <w:vAlign w:val="top"/>
           </w:tcPr>
           <w:p>
-            <w:r/>
-            <w:r>
-              <w:rPr>
+            <w:r>
+              <w:rPr>
+                <w:rFonts w:ascii="Arial" w:hAnsi="Arial" w:eastAsia="Arial"/>
+                <w:sz w:val="16"/>
+              </w:rPr>
+            </w:r>
+            <w:r>
+              <w:rPr>
+                <w:rFonts w:ascii="Arial" w:hAnsi="Arial" w:eastAsia="Arial"/>
                 <w:b w:val="0"/>
                 <w:sz w:val="16"/>
               </w:rPr>
@@ -4738,9 +6404,15 @@
             <w:vAlign w:val="top"/>
           </w:tcPr>
           <w:p>
-            <w:r/>
-            <w:r>
-              <w:rPr>
+            <w:r>
+              <w:rPr>
+                <w:rFonts w:ascii="Arial" w:hAnsi="Arial" w:eastAsia="Arial"/>
+                <w:sz w:val="16"/>
+              </w:rPr>
+            </w:r>
+            <w:r>
+              <w:rPr>
+                <w:rFonts w:ascii="Arial" w:hAnsi="Arial" w:eastAsia="Arial"/>
                 <w:b w:val="0"/>
                 <w:sz w:val="16"/>
               </w:rPr>
@@ -4756,9 +6428,15 @@
             <w:vAlign w:val="top"/>
           </w:tcPr>
           <w:p>
-            <w:r/>
-            <w:r>
-              <w:rPr>
+            <w:r>
+              <w:rPr>
+                <w:rFonts w:ascii="Arial" w:hAnsi="Arial" w:eastAsia="Arial"/>
+                <w:sz w:val="16"/>
+              </w:rPr>
+            </w:r>
+            <w:r>
+              <w:rPr>
+                <w:rFonts w:ascii="Arial" w:hAnsi="Arial" w:eastAsia="Arial"/>
                 <w:b w:val="0"/>
                 <w:sz w:val="16"/>
               </w:rPr>
@@ -4772,9 +6450,15 @@
             <w:vAlign w:val="top"/>
           </w:tcPr>
           <w:p>
-            <w:r/>
-            <w:r>
-              <w:rPr>
+            <w:r>
+              <w:rPr>
+                <w:rFonts w:ascii="Arial" w:hAnsi="Arial" w:eastAsia="Arial"/>
+                <w:sz w:val="16"/>
+              </w:rPr>
+            </w:r>
+            <w:r>
+              <w:rPr>
+                <w:rFonts w:ascii="Arial" w:hAnsi="Arial" w:eastAsia="Arial"/>
                 <w:b w:val="0"/>
                 <w:sz w:val="16"/>
               </w:rPr>
@@ -4788,9 +6472,15 @@
             <w:vAlign w:val="top"/>
           </w:tcPr>
           <w:p>
-            <w:r/>
-            <w:r>
-              <w:rPr>
+            <w:r>
+              <w:rPr>
+                <w:rFonts w:ascii="Arial" w:hAnsi="Arial" w:eastAsia="Arial"/>
+                <w:sz w:val="16"/>
+              </w:rPr>
+            </w:r>
+            <w:r>
+              <w:rPr>
+                <w:rFonts w:ascii="Arial" w:hAnsi="Arial" w:eastAsia="Arial"/>
                 <w:b w:val="0"/>
                 <w:sz w:val="16"/>
               </w:rPr>
@@ -4804,9 +6494,15 @@
             <w:vAlign w:val="top"/>
           </w:tcPr>
           <w:p>
-            <w:r/>
-            <w:r>
-              <w:rPr>
+            <w:r>
+              <w:rPr>
+                <w:rFonts w:ascii="Arial" w:hAnsi="Arial" w:eastAsia="Arial"/>
+                <w:sz w:val="16"/>
+              </w:rPr>
+            </w:r>
+            <w:r>
+              <w:rPr>
+                <w:rFonts w:ascii="Arial" w:hAnsi="Arial" w:eastAsia="Arial"/>
                 <w:b w:val="0"/>
                 <w:sz w:val="16"/>
               </w:rPr>
@@ -4820,9 +6516,15 @@
             <w:vAlign w:val="top"/>
           </w:tcPr>
           <w:p>
-            <w:r/>
-            <w:r>
-              <w:rPr>
+            <w:r>
+              <w:rPr>
+                <w:rFonts w:ascii="Arial" w:hAnsi="Arial" w:eastAsia="Arial"/>
+                <w:sz w:val="16"/>
+              </w:rPr>
+            </w:r>
+            <w:r>
+              <w:rPr>
+                <w:rFonts w:ascii="Arial" w:hAnsi="Arial" w:eastAsia="Arial"/>
                 <w:b w:val="0"/>
                 <w:sz w:val="16"/>
               </w:rPr>
@@ -4838,9 +6540,15 @@
             <w:vAlign w:val="top"/>
           </w:tcPr>
           <w:p>
-            <w:r/>
-            <w:r>
-              <w:rPr>
+            <w:r>
+              <w:rPr>
+                <w:rFonts w:ascii="Arial" w:hAnsi="Arial" w:eastAsia="Arial"/>
+                <w:sz w:val="16"/>
+              </w:rPr>
+            </w:r>
+            <w:r>
+              <w:rPr>
+                <w:rFonts w:ascii="Arial" w:hAnsi="Arial" w:eastAsia="Arial"/>
                 <w:b w:val="0"/>
                 <w:sz w:val="16"/>
               </w:rPr>
@@ -4854,9 +6562,15 @@
             <w:vAlign w:val="top"/>
           </w:tcPr>
           <w:p>
-            <w:r/>
-            <w:r>
-              <w:rPr>
+            <w:r>
+              <w:rPr>
+                <w:rFonts w:ascii="Arial" w:hAnsi="Arial" w:eastAsia="Arial"/>
+                <w:sz w:val="16"/>
+              </w:rPr>
+            </w:r>
+            <w:r>
+              <w:rPr>
+                <w:rFonts w:ascii="Arial" w:hAnsi="Arial" w:eastAsia="Arial"/>
                 <w:b w:val="0"/>
                 <w:sz w:val="16"/>
               </w:rPr>
@@ -4870,9 +6584,15 @@
             <w:vAlign w:val="top"/>
           </w:tcPr>
           <w:p>
-            <w:r/>
-            <w:r>
-              <w:rPr>
+            <w:r>
+              <w:rPr>
+                <w:rFonts w:ascii="Arial" w:hAnsi="Arial" w:eastAsia="Arial"/>
+                <w:sz w:val="16"/>
+              </w:rPr>
+            </w:r>
+            <w:r>
+              <w:rPr>
+                <w:rFonts w:ascii="Arial" w:hAnsi="Arial" w:eastAsia="Arial"/>
                 <w:b w:val="0"/>
                 <w:sz w:val="16"/>
               </w:rPr>
@@ -4886,9 +6606,15 @@
             <w:vAlign w:val="top"/>
           </w:tcPr>
           <w:p>
-            <w:r/>
-            <w:r>
-              <w:rPr>
+            <w:r>
+              <w:rPr>
+                <w:rFonts w:ascii="Arial" w:hAnsi="Arial" w:eastAsia="Arial"/>
+                <w:sz w:val="16"/>
+              </w:rPr>
+            </w:r>
+            <w:r>
+              <w:rPr>
+                <w:rFonts w:ascii="Arial" w:hAnsi="Arial" w:eastAsia="Arial"/>
                 <w:b w:val="0"/>
                 <w:sz w:val="16"/>
               </w:rPr>
@@ -4902,9 +6628,15 @@
             <w:vAlign w:val="top"/>
           </w:tcPr>
           <w:p>
-            <w:r/>
-            <w:r>
-              <w:rPr>
+            <w:r>
+              <w:rPr>
+                <w:rFonts w:ascii="Arial" w:hAnsi="Arial" w:eastAsia="Arial"/>
+                <w:sz w:val="16"/>
+              </w:rPr>
+            </w:r>
+            <w:r>
+              <w:rPr>
+                <w:rFonts w:ascii="Arial" w:hAnsi="Arial" w:eastAsia="Arial"/>
                 <w:b w:val="0"/>
                 <w:sz w:val="16"/>
               </w:rPr>
@@ -4920,9 +6652,15 @@
             <w:vAlign w:val="top"/>
           </w:tcPr>
           <w:p>
-            <w:r/>
-            <w:r>
-              <w:rPr>
+            <w:r>
+              <w:rPr>
+                <w:rFonts w:ascii="Arial" w:hAnsi="Arial" w:eastAsia="Arial"/>
+                <w:sz w:val="16"/>
+              </w:rPr>
+            </w:r>
+            <w:r>
+              <w:rPr>
+                <w:rFonts w:ascii="Arial" w:hAnsi="Arial" w:eastAsia="Arial"/>
                 <w:b w:val="0"/>
                 <w:sz w:val="16"/>
               </w:rPr>
@@ -4936,9 +6674,15 @@
             <w:vAlign w:val="top"/>
           </w:tcPr>
           <w:p>
-            <w:r/>
-            <w:r>
-              <w:rPr>
+            <w:r>
+              <w:rPr>
+                <w:rFonts w:ascii="Arial" w:hAnsi="Arial" w:eastAsia="Arial"/>
+                <w:sz w:val="16"/>
+              </w:rPr>
+            </w:r>
+            <w:r>
+              <w:rPr>
+                <w:rFonts w:ascii="Arial" w:hAnsi="Arial" w:eastAsia="Arial"/>
                 <w:b w:val="0"/>
                 <w:sz w:val="16"/>
               </w:rPr>
@@ -4952,9 +6696,15 @@
             <w:vAlign w:val="top"/>
           </w:tcPr>
           <w:p>
-            <w:r/>
-            <w:r>
-              <w:rPr>
+            <w:r>
+              <w:rPr>
+                <w:rFonts w:ascii="Arial" w:hAnsi="Arial" w:eastAsia="Arial"/>
+                <w:sz w:val="16"/>
+              </w:rPr>
+            </w:r>
+            <w:r>
+              <w:rPr>
+                <w:rFonts w:ascii="Arial" w:hAnsi="Arial" w:eastAsia="Arial"/>
                 <w:b w:val="0"/>
                 <w:sz w:val="16"/>
               </w:rPr>
@@ -4968,9 +6718,15 @@
             <w:vAlign w:val="top"/>
           </w:tcPr>
           <w:p>
-            <w:r/>
-            <w:r>
-              <w:rPr>
+            <w:r>
+              <w:rPr>
+                <w:rFonts w:ascii="Arial" w:hAnsi="Arial" w:eastAsia="Arial"/>
+                <w:sz w:val="16"/>
+              </w:rPr>
+            </w:r>
+            <w:r>
+              <w:rPr>
+                <w:rFonts w:ascii="Arial" w:hAnsi="Arial" w:eastAsia="Arial"/>
                 <w:b w:val="0"/>
                 <w:sz w:val="16"/>
               </w:rPr>
@@ -4984,9 +6740,15 @@
             <w:vAlign w:val="top"/>
           </w:tcPr>
           <w:p>
-            <w:r/>
-            <w:r>
-              <w:rPr>
+            <w:r>
+              <w:rPr>
+                <w:rFonts w:ascii="Arial" w:hAnsi="Arial" w:eastAsia="Arial"/>
+                <w:sz w:val="16"/>
+              </w:rPr>
+            </w:r>
+            <w:r>
+              <w:rPr>
+                <w:rFonts w:ascii="Arial" w:hAnsi="Arial" w:eastAsia="Arial"/>
                 <w:b w:val="0"/>
                 <w:sz w:val="16"/>
               </w:rPr>
@@ -5002,9 +6764,15 @@
             <w:vAlign w:val="top"/>
           </w:tcPr>
           <w:p>
-            <w:r/>
-            <w:r>
-              <w:rPr>
+            <w:r>
+              <w:rPr>
+                <w:rFonts w:ascii="Arial" w:hAnsi="Arial" w:eastAsia="Arial"/>
+                <w:sz w:val="16"/>
+              </w:rPr>
+            </w:r>
+            <w:r>
+              <w:rPr>
+                <w:rFonts w:ascii="Arial" w:hAnsi="Arial" w:eastAsia="Arial"/>
                 <w:b w:val="0"/>
                 <w:sz w:val="16"/>
               </w:rPr>
@@ -5018,9 +6786,15 @@
             <w:vAlign w:val="top"/>
           </w:tcPr>
           <w:p>
-            <w:r/>
-            <w:r>
-              <w:rPr>
+            <w:r>
+              <w:rPr>
+                <w:rFonts w:ascii="Arial" w:hAnsi="Arial" w:eastAsia="Arial"/>
+                <w:sz w:val="16"/>
+              </w:rPr>
+            </w:r>
+            <w:r>
+              <w:rPr>
+                <w:rFonts w:ascii="Arial" w:hAnsi="Arial" w:eastAsia="Arial"/>
                 <w:b w:val="0"/>
                 <w:sz w:val="16"/>
               </w:rPr>
@@ -5034,9 +6808,15 @@
             <w:vAlign w:val="top"/>
           </w:tcPr>
           <w:p>
-            <w:r/>
-            <w:r>
-              <w:rPr>
+            <w:r>
+              <w:rPr>
+                <w:rFonts w:ascii="Arial" w:hAnsi="Arial" w:eastAsia="Arial"/>
+                <w:sz w:val="16"/>
+              </w:rPr>
+            </w:r>
+            <w:r>
+              <w:rPr>
+                <w:rFonts w:ascii="Arial" w:hAnsi="Arial" w:eastAsia="Arial"/>
                 <w:b w:val="0"/>
                 <w:sz w:val="16"/>
               </w:rPr>
@@ -5050,9 +6830,15 @@
             <w:vAlign w:val="top"/>
           </w:tcPr>
           <w:p>
-            <w:r/>
-            <w:r>
-              <w:rPr>
+            <w:r>
+              <w:rPr>
+                <w:rFonts w:ascii="Arial" w:hAnsi="Arial" w:eastAsia="Arial"/>
+                <w:sz w:val="16"/>
+              </w:rPr>
+            </w:r>
+            <w:r>
+              <w:rPr>
+                <w:rFonts w:ascii="Arial" w:hAnsi="Arial" w:eastAsia="Arial"/>
                 <w:b w:val="0"/>
                 <w:sz w:val="16"/>
               </w:rPr>
@@ -5066,9 +6852,15 @@
             <w:vAlign w:val="top"/>
           </w:tcPr>
           <w:p>
-            <w:r/>
-            <w:r>
-              <w:rPr>
+            <w:r>
+              <w:rPr>
+                <w:rFonts w:ascii="Arial" w:hAnsi="Arial" w:eastAsia="Arial"/>
+                <w:sz w:val="16"/>
+              </w:rPr>
+            </w:r>
+            <w:r>
+              <w:rPr>
+                <w:rFonts w:ascii="Arial" w:hAnsi="Arial" w:eastAsia="Arial"/>
                 <w:b w:val="0"/>
                 <w:sz w:val="16"/>
               </w:rPr>
@@ -5084,9 +6876,15 @@
             <w:vAlign w:val="top"/>
           </w:tcPr>
           <w:p>
-            <w:r/>
-            <w:r>
-              <w:rPr>
+            <w:r>
+              <w:rPr>
+                <w:rFonts w:ascii="Arial" w:hAnsi="Arial" w:eastAsia="Arial"/>
+                <w:sz w:val="16"/>
+              </w:rPr>
+            </w:r>
+            <w:r>
+              <w:rPr>
+                <w:rFonts w:ascii="Arial" w:hAnsi="Arial" w:eastAsia="Arial"/>
                 <w:b w:val="0"/>
                 <w:sz w:val="16"/>
               </w:rPr>
@@ -5100,9 +6898,15 @@
             <w:vAlign w:val="top"/>
           </w:tcPr>
           <w:p>
-            <w:r/>
-            <w:r>
-              <w:rPr>
+            <w:r>
+              <w:rPr>
+                <w:rFonts w:ascii="Arial" w:hAnsi="Arial" w:eastAsia="Arial"/>
+                <w:sz w:val="16"/>
+              </w:rPr>
+            </w:r>
+            <w:r>
+              <w:rPr>
+                <w:rFonts w:ascii="Arial" w:hAnsi="Arial" w:eastAsia="Arial"/>
                 <w:b w:val="0"/>
                 <w:sz w:val="16"/>
               </w:rPr>
@@ -5116,9 +6920,15 @@
             <w:vAlign w:val="top"/>
           </w:tcPr>
           <w:p>
-            <w:r/>
-            <w:r>
-              <w:rPr>
+            <w:r>
+              <w:rPr>
+                <w:rFonts w:ascii="Arial" w:hAnsi="Arial" w:eastAsia="Arial"/>
+                <w:sz w:val="16"/>
+              </w:rPr>
+            </w:r>
+            <w:r>
+              <w:rPr>
+                <w:rFonts w:ascii="Arial" w:hAnsi="Arial" w:eastAsia="Arial"/>
                 <w:b w:val="0"/>
                 <w:sz w:val="16"/>
               </w:rPr>
@@ -5132,9 +6942,15 @@
             <w:vAlign w:val="top"/>
           </w:tcPr>
           <w:p>
-            <w:r/>
-            <w:r>
-              <w:rPr>
+            <w:r>
+              <w:rPr>
+                <w:rFonts w:ascii="Arial" w:hAnsi="Arial" w:eastAsia="Arial"/>
+                <w:sz w:val="16"/>
+              </w:rPr>
+            </w:r>
+            <w:r>
+              <w:rPr>
+                <w:rFonts w:ascii="Arial" w:hAnsi="Arial" w:eastAsia="Arial"/>
                 <w:b w:val="0"/>
                 <w:sz w:val="16"/>
               </w:rPr>
@@ -5148,9 +6964,15 @@
             <w:vAlign w:val="top"/>
           </w:tcPr>
           <w:p>
-            <w:r/>
-            <w:r>
-              <w:rPr>
+            <w:r>
+              <w:rPr>
+                <w:rFonts w:ascii="Arial" w:hAnsi="Arial" w:eastAsia="Arial"/>
+                <w:sz w:val="16"/>
+              </w:rPr>
+            </w:r>
+            <w:r>
+              <w:rPr>
+                <w:rFonts w:ascii="Arial" w:hAnsi="Arial" w:eastAsia="Arial"/>
                 <w:b w:val="0"/>
                 <w:sz w:val="16"/>
               </w:rPr>
@@ -5166,9 +6988,15 @@
             <w:vAlign w:val="top"/>
           </w:tcPr>
           <w:p>
-            <w:r/>
-            <w:r>
-              <w:rPr>
+            <w:r>
+              <w:rPr>
+                <w:rFonts w:ascii="Arial" w:hAnsi="Arial" w:eastAsia="Arial"/>
+                <w:sz w:val="16"/>
+              </w:rPr>
+            </w:r>
+            <w:r>
+              <w:rPr>
+                <w:rFonts w:ascii="Arial" w:hAnsi="Arial" w:eastAsia="Arial"/>
                 <w:b w:val="0"/>
                 <w:sz w:val="16"/>
               </w:rPr>
@@ -5182,9 +7010,15 @@
             <w:vAlign w:val="top"/>
           </w:tcPr>
           <w:p>
-            <w:r/>
-            <w:r>
-              <w:rPr>
+            <w:r>
+              <w:rPr>
+                <w:rFonts w:ascii="Arial" w:hAnsi="Arial" w:eastAsia="Arial"/>
+                <w:sz w:val="16"/>
+              </w:rPr>
+            </w:r>
+            <w:r>
+              <w:rPr>
+                <w:rFonts w:ascii="Arial" w:hAnsi="Arial" w:eastAsia="Arial"/>
                 <w:b w:val="0"/>
                 <w:sz w:val="16"/>
               </w:rPr>
@@ -5198,9 +7032,15 @@
             <w:vAlign w:val="top"/>
           </w:tcPr>
           <w:p>
-            <w:r/>
-            <w:r>
-              <w:rPr>
+            <w:r>
+              <w:rPr>
+                <w:rFonts w:ascii="Arial" w:hAnsi="Arial" w:eastAsia="Arial"/>
+                <w:sz w:val="16"/>
+              </w:rPr>
+            </w:r>
+            <w:r>
+              <w:rPr>
+                <w:rFonts w:ascii="Arial" w:hAnsi="Arial" w:eastAsia="Arial"/>
                 <w:b w:val="0"/>
                 <w:sz w:val="16"/>
               </w:rPr>
@@ -5214,9 +7054,15 @@
             <w:vAlign w:val="top"/>
           </w:tcPr>
           <w:p>
-            <w:r/>
-            <w:r>
-              <w:rPr>
+            <w:r>
+              <w:rPr>
+                <w:rFonts w:ascii="Arial" w:hAnsi="Arial" w:eastAsia="Arial"/>
+                <w:sz w:val="16"/>
+              </w:rPr>
+            </w:r>
+            <w:r>
+              <w:rPr>
+                <w:rFonts w:ascii="Arial" w:hAnsi="Arial" w:eastAsia="Arial"/>
                 <w:b w:val="0"/>
                 <w:sz w:val="16"/>
               </w:rPr>
@@ -5230,9 +7076,15 @@
             <w:vAlign w:val="top"/>
           </w:tcPr>
           <w:p>
-            <w:r/>
-            <w:r>
-              <w:rPr>
+            <w:r>
+              <w:rPr>
+                <w:rFonts w:ascii="Arial" w:hAnsi="Arial" w:eastAsia="Arial"/>
+                <w:sz w:val="16"/>
+              </w:rPr>
+            </w:r>
+            <w:r>
+              <w:rPr>
+                <w:rFonts w:ascii="Arial" w:hAnsi="Arial" w:eastAsia="Arial"/>
                 <w:b w:val="0"/>
                 <w:sz w:val="16"/>
               </w:rPr>
@@ -5248,9 +7100,15 @@
             <w:vAlign w:val="top"/>
           </w:tcPr>
           <w:p>
-            <w:r/>
-            <w:r>
-              <w:rPr>
+            <w:r>
+              <w:rPr>
+                <w:rFonts w:ascii="Arial" w:hAnsi="Arial" w:eastAsia="Arial"/>
+                <w:sz w:val="16"/>
+              </w:rPr>
+            </w:r>
+            <w:r>
+              <w:rPr>
+                <w:rFonts w:ascii="Arial" w:hAnsi="Arial" w:eastAsia="Arial"/>
                 <w:b w:val="0"/>
                 <w:sz w:val="16"/>
               </w:rPr>
@@ -5264,9 +7122,15 @@
             <w:vAlign w:val="top"/>
           </w:tcPr>
           <w:p>
-            <w:r/>
-            <w:r>
-              <w:rPr>
+            <w:r>
+              <w:rPr>
+                <w:rFonts w:ascii="Arial" w:hAnsi="Arial" w:eastAsia="Arial"/>
+                <w:sz w:val="16"/>
+              </w:rPr>
+            </w:r>
+            <w:r>
+              <w:rPr>
+                <w:rFonts w:ascii="Arial" w:hAnsi="Arial" w:eastAsia="Arial"/>
                 <w:b w:val="0"/>
                 <w:sz w:val="16"/>
               </w:rPr>
@@ -5280,9 +7144,15 @@
             <w:vAlign w:val="top"/>
           </w:tcPr>
           <w:p>
-            <w:r/>
-            <w:r>
-              <w:rPr>
+            <w:r>
+              <w:rPr>
+                <w:rFonts w:ascii="Arial" w:hAnsi="Arial" w:eastAsia="Arial"/>
+                <w:sz w:val="16"/>
+              </w:rPr>
+            </w:r>
+            <w:r>
+              <w:rPr>
+                <w:rFonts w:ascii="Arial" w:hAnsi="Arial" w:eastAsia="Arial"/>
                 <w:b w:val="0"/>
                 <w:sz w:val="16"/>
               </w:rPr>
@@ -5296,9 +7166,15 @@
             <w:vAlign w:val="top"/>
           </w:tcPr>
           <w:p>
-            <w:r/>
-            <w:r>
-              <w:rPr>
+            <w:r>
+              <w:rPr>
+                <w:rFonts w:ascii="Arial" w:hAnsi="Arial" w:eastAsia="Arial"/>
+                <w:sz w:val="16"/>
+              </w:rPr>
+            </w:r>
+            <w:r>
+              <w:rPr>
+                <w:rFonts w:ascii="Arial" w:hAnsi="Arial" w:eastAsia="Arial"/>
                 <w:b w:val="0"/>
                 <w:sz w:val="16"/>
               </w:rPr>
@@ -5312,9 +7188,15 @@
             <w:vAlign w:val="top"/>
           </w:tcPr>
           <w:p>
-            <w:r/>
-            <w:r>
-              <w:rPr>
+            <w:r>
+              <w:rPr>
+                <w:rFonts w:ascii="Arial" w:hAnsi="Arial" w:eastAsia="Arial"/>
+                <w:sz w:val="16"/>
+              </w:rPr>
+            </w:r>
+            <w:r>
+              <w:rPr>
+                <w:rFonts w:ascii="Arial" w:hAnsi="Arial" w:eastAsia="Arial"/>
                 <w:b w:val="0"/>
                 <w:sz w:val="16"/>
               </w:rPr>
@@ -5330,6 +7212,10 @@
         <w:pStyle w:val="Heading1"/>
       </w:pPr>
       <w:r>
+        <w:rPr>
+          <w:rFonts w:ascii="Arial" w:hAnsi="Arial" w:eastAsia="Arial"/>
+          <w:sz w:val="18"/>
+        </w:rPr>
         <w:t>14. Lifecycle Transition Contract</w:t>
       </w:r>
     </w:p>
@@ -5353,9 +7239,15 @@
             <w:vAlign w:val="center"/>
           </w:tcPr>
           <w:p>
-            <w:r/>
-            <w:r>
-              <w:rPr>
+            <w:r>
+              <w:rPr>
+                <w:rFonts w:ascii="Arial" w:hAnsi="Arial" w:eastAsia="Arial"/>
+                <w:sz w:val="16"/>
+              </w:rPr>
+            </w:r>
+            <w:r>
+              <w:rPr>
+                <w:rFonts w:ascii="Arial" w:hAnsi="Arial" w:eastAsia="Arial"/>
                 <w:b/>
                 <w:sz w:val="16"/>
               </w:rPr>
@@ -5370,9 +7262,15 @@
             <w:vAlign w:val="center"/>
           </w:tcPr>
           <w:p>
-            <w:r/>
-            <w:r>
-              <w:rPr>
+            <w:r>
+              <w:rPr>
+                <w:rFonts w:ascii="Arial" w:hAnsi="Arial" w:eastAsia="Arial"/>
+                <w:sz w:val="16"/>
+              </w:rPr>
+            </w:r>
+            <w:r>
+              <w:rPr>
+                <w:rFonts w:ascii="Arial" w:hAnsi="Arial" w:eastAsia="Arial"/>
                 <w:b/>
                 <w:sz w:val="16"/>
               </w:rPr>
@@ -5387,9 +7285,15 @@
             <w:vAlign w:val="center"/>
           </w:tcPr>
           <w:p>
-            <w:r/>
-            <w:r>
-              <w:rPr>
+            <w:r>
+              <w:rPr>
+                <w:rFonts w:ascii="Arial" w:hAnsi="Arial" w:eastAsia="Arial"/>
+                <w:sz w:val="16"/>
+              </w:rPr>
+            </w:r>
+            <w:r>
+              <w:rPr>
+                <w:rFonts w:ascii="Arial" w:hAnsi="Arial" w:eastAsia="Arial"/>
                 <w:b/>
                 <w:sz w:val="16"/>
               </w:rPr>
@@ -5405,9 +7309,15 @@
             <w:vAlign w:val="top"/>
           </w:tcPr>
           <w:p>
-            <w:r/>
-            <w:r>
-              <w:rPr>
+            <w:r>
+              <w:rPr>
+                <w:rFonts w:ascii="Arial" w:hAnsi="Arial" w:eastAsia="Arial"/>
+                <w:sz w:val="16"/>
+              </w:rPr>
+            </w:r>
+            <w:r>
+              <w:rPr>
+                <w:rFonts w:ascii="Arial" w:hAnsi="Arial" w:eastAsia="Arial"/>
                 <w:b w:val="0"/>
                 <w:sz w:val="16"/>
               </w:rPr>
@@ -5421,9 +7331,15 @@
             <w:vAlign w:val="top"/>
           </w:tcPr>
           <w:p>
-            <w:r/>
-            <w:r>
-              <w:rPr>
+            <w:r>
+              <w:rPr>
+                <w:rFonts w:ascii="Arial" w:hAnsi="Arial" w:eastAsia="Arial"/>
+                <w:sz w:val="16"/>
+              </w:rPr>
+            </w:r>
+            <w:r>
+              <w:rPr>
+                <w:rFonts w:ascii="Arial" w:hAnsi="Arial" w:eastAsia="Arial"/>
                 <w:b w:val="0"/>
                 <w:sz w:val="16"/>
               </w:rPr>
@@ -5437,9 +7353,15 @@
             <w:vAlign w:val="top"/>
           </w:tcPr>
           <w:p>
-            <w:r/>
-            <w:r>
-              <w:rPr>
+            <w:r>
+              <w:rPr>
+                <w:rFonts w:ascii="Arial" w:hAnsi="Arial" w:eastAsia="Arial"/>
+                <w:sz w:val="16"/>
+              </w:rPr>
+            </w:r>
+            <w:r>
+              <w:rPr>
+                <w:rFonts w:ascii="Arial" w:hAnsi="Arial" w:eastAsia="Arial"/>
                 <w:b w:val="0"/>
                 <w:sz w:val="16"/>
               </w:rPr>
@@ -5455,9 +7377,15 @@
             <w:vAlign w:val="top"/>
           </w:tcPr>
           <w:p>
-            <w:r/>
-            <w:r>
-              <w:rPr>
+            <w:r>
+              <w:rPr>
+                <w:rFonts w:ascii="Arial" w:hAnsi="Arial" w:eastAsia="Arial"/>
+                <w:sz w:val="16"/>
+              </w:rPr>
+            </w:r>
+            <w:r>
+              <w:rPr>
+                <w:rFonts w:ascii="Arial" w:hAnsi="Arial" w:eastAsia="Arial"/>
                 <w:b w:val="0"/>
                 <w:sz w:val="16"/>
               </w:rPr>
@@ -5471,9 +7399,15 @@
             <w:vAlign w:val="top"/>
           </w:tcPr>
           <w:p>
-            <w:r/>
-            <w:r>
-              <w:rPr>
+            <w:r>
+              <w:rPr>
+                <w:rFonts w:ascii="Arial" w:hAnsi="Arial" w:eastAsia="Arial"/>
+                <w:sz w:val="16"/>
+              </w:rPr>
+            </w:r>
+            <w:r>
+              <w:rPr>
+                <w:rFonts w:ascii="Arial" w:hAnsi="Arial" w:eastAsia="Arial"/>
                 <w:b w:val="0"/>
                 <w:sz w:val="16"/>
               </w:rPr>
@@ -5487,9 +7421,15 @@
             <w:vAlign w:val="top"/>
           </w:tcPr>
           <w:p>
-            <w:r/>
-            <w:r>
-              <w:rPr>
+            <w:r>
+              <w:rPr>
+                <w:rFonts w:ascii="Arial" w:hAnsi="Arial" w:eastAsia="Arial"/>
+                <w:sz w:val="16"/>
+              </w:rPr>
+            </w:r>
+            <w:r>
+              <w:rPr>
+                <w:rFonts w:ascii="Arial" w:hAnsi="Arial" w:eastAsia="Arial"/>
                 <w:b w:val="0"/>
                 <w:sz w:val="16"/>
               </w:rPr>
@@ -5505,9 +7445,15 @@
             <w:vAlign w:val="top"/>
           </w:tcPr>
           <w:p>
-            <w:r/>
-            <w:r>
-              <w:rPr>
+            <w:r>
+              <w:rPr>
+                <w:rFonts w:ascii="Arial" w:hAnsi="Arial" w:eastAsia="Arial"/>
+                <w:sz w:val="16"/>
+              </w:rPr>
+            </w:r>
+            <w:r>
+              <w:rPr>
+                <w:rFonts w:ascii="Arial" w:hAnsi="Arial" w:eastAsia="Arial"/>
                 <w:b w:val="0"/>
                 <w:sz w:val="16"/>
               </w:rPr>
@@ -5521,9 +7467,15 @@
             <w:vAlign w:val="top"/>
           </w:tcPr>
           <w:p>
-            <w:r/>
-            <w:r>
-              <w:rPr>
+            <w:r>
+              <w:rPr>
+                <w:rFonts w:ascii="Arial" w:hAnsi="Arial" w:eastAsia="Arial"/>
+                <w:sz w:val="16"/>
+              </w:rPr>
+            </w:r>
+            <w:r>
+              <w:rPr>
+                <w:rFonts w:ascii="Arial" w:hAnsi="Arial" w:eastAsia="Arial"/>
                 <w:b w:val="0"/>
                 <w:sz w:val="16"/>
               </w:rPr>
@@ -5537,9 +7489,15 @@
             <w:vAlign w:val="top"/>
           </w:tcPr>
           <w:p>
-            <w:r/>
-            <w:r>
-              <w:rPr>
+            <w:r>
+              <w:rPr>
+                <w:rFonts w:ascii="Arial" w:hAnsi="Arial" w:eastAsia="Arial"/>
+                <w:sz w:val="16"/>
+              </w:rPr>
+            </w:r>
+            <w:r>
+              <w:rPr>
+                <w:rFonts w:ascii="Arial" w:hAnsi="Arial" w:eastAsia="Arial"/>
                 <w:b w:val="0"/>
                 <w:sz w:val="16"/>
               </w:rPr>
@@ -5555,9 +7513,15 @@
             <w:vAlign w:val="top"/>
           </w:tcPr>
           <w:p>
-            <w:r/>
-            <w:r>
-              <w:rPr>
+            <w:r>
+              <w:rPr>
+                <w:rFonts w:ascii="Arial" w:hAnsi="Arial" w:eastAsia="Arial"/>
+                <w:sz w:val="16"/>
+              </w:rPr>
+            </w:r>
+            <w:r>
+              <w:rPr>
+                <w:rFonts w:ascii="Arial" w:hAnsi="Arial" w:eastAsia="Arial"/>
                 <w:b w:val="0"/>
                 <w:sz w:val="16"/>
               </w:rPr>
@@ -5571,9 +7535,15 @@
             <w:vAlign w:val="top"/>
           </w:tcPr>
           <w:p>
-            <w:r/>
-            <w:r>
-              <w:rPr>
+            <w:r>
+              <w:rPr>
+                <w:rFonts w:ascii="Arial" w:hAnsi="Arial" w:eastAsia="Arial"/>
+                <w:sz w:val="16"/>
+              </w:rPr>
+            </w:r>
+            <w:r>
+              <w:rPr>
+                <w:rFonts w:ascii="Arial" w:hAnsi="Arial" w:eastAsia="Arial"/>
                 <w:b w:val="0"/>
                 <w:sz w:val="16"/>
               </w:rPr>
@@ -5587,9 +7557,15 @@
             <w:vAlign w:val="top"/>
           </w:tcPr>
           <w:p>
-            <w:r/>
-            <w:r>
-              <w:rPr>
+            <w:r>
+              <w:rPr>
+                <w:rFonts w:ascii="Arial" w:hAnsi="Arial" w:eastAsia="Arial"/>
+                <w:sz w:val="16"/>
+              </w:rPr>
+            </w:r>
+            <w:r>
+              <w:rPr>
+                <w:rFonts w:ascii="Arial" w:hAnsi="Arial" w:eastAsia="Arial"/>
                 <w:b w:val="0"/>
                 <w:sz w:val="16"/>
               </w:rPr>
@@ -5605,9 +7581,15 @@
             <w:vAlign w:val="top"/>
           </w:tcPr>
           <w:p>
-            <w:r/>
-            <w:r>
-              <w:rPr>
+            <w:r>
+              <w:rPr>
+                <w:rFonts w:ascii="Arial" w:hAnsi="Arial" w:eastAsia="Arial"/>
+                <w:sz w:val="16"/>
+              </w:rPr>
+            </w:r>
+            <w:r>
+              <w:rPr>
+                <w:rFonts w:ascii="Arial" w:hAnsi="Arial" w:eastAsia="Arial"/>
                 <w:b w:val="0"/>
                 <w:sz w:val="16"/>
               </w:rPr>
@@ -5621,9 +7603,15 @@
             <w:vAlign w:val="top"/>
           </w:tcPr>
           <w:p>
-            <w:r/>
-            <w:r>
-              <w:rPr>
+            <w:r>
+              <w:rPr>
+                <w:rFonts w:ascii="Arial" w:hAnsi="Arial" w:eastAsia="Arial"/>
+                <w:sz w:val="16"/>
+              </w:rPr>
+            </w:r>
+            <w:r>
+              <w:rPr>
+                <w:rFonts w:ascii="Arial" w:hAnsi="Arial" w:eastAsia="Arial"/>
                 <w:b w:val="0"/>
                 <w:sz w:val="16"/>
               </w:rPr>
@@ -5637,9 +7625,15 @@
             <w:vAlign w:val="top"/>
           </w:tcPr>
           <w:p>
-            <w:r/>
-            <w:r>
-              <w:rPr>
+            <w:r>
+              <w:rPr>
+                <w:rFonts w:ascii="Arial" w:hAnsi="Arial" w:eastAsia="Arial"/>
+                <w:sz w:val="16"/>
+              </w:rPr>
+            </w:r>
+            <w:r>
+              <w:rPr>
+                <w:rFonts w:ascii="Arial" w:hAnsi="Arial" w:eastAsia="Arial"/>
                 <w:b w:val="0"/>
                 <w:sz w:val="16"/>
               </w:rPr>
@@ -5655,9 +7649,15 @@
             <w:vAlign w:val="top"/>
           </w:tcPr>
           <w:p>
-            <w:r/>
-            <w:r>
-              <w:rPr>
+            <w:r>
+              <w:rPr>
+                <w:rFonts w:ascii="Arial" w:hAnsi="Arial" w:eastAsia="Arial"/>
+                <w:sz w:val="16"/>
+              </w:rPr>
+            </w:r>
+            <w:r>
+              <w:rPr>
+                <w:rFonts w:ascii="Arial" w:hAnsi="Arial" w:eastAsia="Arial"/>
                 <w:b w:val="0"/>
                 <w:sz w:val="16"/>
               </w:rPr>
@@ -5671,9 +7671,15 @@
             <w:vAlign w:val="top"/>
           </w:tcPr>
           <w:p>
-            <w:r/>
-            <w:r>
-              <w:rPr>
+            <w:r>
+              <w:rPr>
+                <w:rFonts w:ascii="Arial" w:hAnsi="Arial" w:eastAsia="Arial"/>
+                <w:sz w:val="16"/>
+              </w:rPr>
+            </w:r>
+            <w:r>
+              <w:rPr>
+                <w:rFonts w:ascii="Arial" w:hAnsi="Arial" w:eastAsia="Arial"/>
                 <w:b w:val="0"/>
                 <w:sz w:val="16"/>
               </w:rPr>
@@ -5687,9 +7693,15 @@
             <w:vAlign w:val="top"/>
           </w:tcPr>
           <w:p>
-            <w:r/>
-            <w:r>
-              <w:rPr>
+            <w:r>
+              <w:rPr>
+                <w:rFonts w:ascii="Arial" w:hAnsi="Arial" w:eastAsia="Arial"/>
+                <w:sz w:val="16"/>
+              </w:rPr>
+            </w:r>
+            <w:r>
+              <w:rPr>
+                <w:rFonts w:ascii="Arial" w:hAnsi="Arial" w:eastAsia="Arial"/>
                 <w:b w:val="0"/>
                 <w:sz w:val="16"/>
               </w:rPr>
@@ -5705,9 +7717,15 @@
             <w:vAlign w:val="top"/>
           </w:tcPr>
           <w:p>
-            <w:r/>
-            <w:r>
-              <w:rPr>
+            <w:r>
+              <w:rPr>
+                <w:rFonts w:ascii="Arial" w:hAnsi="Arial" w:eastAsia="Arial"/>
+                <w:sz w:val="16"/>
+              </w:rPr>
+            </w:r>
+            <w:r>
+              <w:rPr>
+                <w:rFonts w:ascii="Arial" w:hAnsi="Arial" w:eastAsia="Arial"/>
                 <w:b w:val="0"/>
                 <w:sz w:val="16"/>
               </w:rPr>
@@ -5721,9 +7739,15 @@
             <w:vAlign w:val="top"/>
           </w:tcPr>
           <w:p>
-            <w:r/>
-            <w:r>
-              <w:rPr>
+            <w:r>
+              <w:rPr>
+                <w:rFonts w:ascii="Arial" w:hAnsi="Arial" w:eastAsia="Arial"/>
+                <w:sz w:val="16"/>
+              </w:rPr>
+            </w:r>
+            <w:r>
+              <w:rPr>
+                <w:rFonts w:ascii="Arial" w:hAnsi="Arial" w:eastAsia="Arial"/>
                 <w:b w:val="0"/>
                 <w:sz w:val="16"/>
               </w:rPr>
@@ -5737,9 +7761,15 @@
             <w:vAlign w:val="top"/>
           </w:tcPr>
           <w:p>
-            <w:r/>
-            <w:r>
-              <w:rPr>
+            <w:r>
+              <w:rPr>
+                <w:rFonts w:ascii="Arial" w:hAnsi="Arial" w:eastAsia="Arial"/>
+                <w:sz w:val="16"/>
+              </w:rPr>
+            </w:r>
+            <w:r>
+              <w:rPr>
+                <w:rFonts w:ascii="Arial" w:hAnsi="Arial" w:eastAsia="Arial"/>
                 <w:b w:val="0"/>
                 <w:sz w:val="16"/>
               </w:rPr>
@@ -5755,6 +7785,10 @@
         <w:pStyle w:val="Heading1"/>
       </w:pPr>
       <w:r>
+        <w:rPr>
+          <w:rFonts w:ascii="Arial" w:hAnsi="Arial" w:eastAsia="Arial"/>
+          <w:sz w:val="18"/>
+        </w:rPr>
         <w:t>15. Agile Artifact Generation Contract</w:t>
       </w:r>
     </w:p>
@@ -5778,9 +7812,15 @@
             <w:vAlign w:val="center"/>
           </w:tcPr>
           <w:p>
-            <w:r/>
-            <w:r>
-              <w:rPr>
+            <w:r>
+              <w:rPr>
+                <w:rFonts w:ascii="Arial" w:hAnsi="Arial" w:eastAsia="Arial"/>
+                <w:sz w:val="16"/>
+              </w:rPr>
+            </w:r>
+            <w:r>
+              <w:rPr>
+                <w:rFonts w:ascii="Arial" w:hAnsi="Arial" w:eastAsia="Arial"/>
                 <w:b/>
                 <w:sz w:val="16"/>
               </w:rPr>
@@ -5795,9 +7835,15 @@
             <w:vAlign w:val="center"/>
           </w:tcPr>
           <w:p>
-            <w:r/>
-            <w:r>
-              <w:rPr>
+            <w:r>
+              <w:rPr>
+                <w:rFonts w:ascii="Arial" w:hAnsi="Arial" w:eastAsia="Arial"/>
+                <w:sz w:val="16"/>
+              </w:rPr>
+            </w:r>
+            <w:r>
+              <w:rPr>
+                <w:rFonts w:ascii="Arial" w:hAnsi="Arial" w:eastAsia="Arial"/>
                 <w:b/>
                 <w:sz w:val="16"/>
               </w:rPr>
@@ -5812,9 +7858,15 @@
             <w:vAlign w:val="center"/>
           </w:tcPr>
           <w:p>
-            <w:r/>
-            <w:r>
-              <w:rPr>
+            <w:r>
+              <w:rPr>
+                <w:rFonts w:ascii="Arial" w:hAnsi="Arial" w:eastAsia="Arial"/>
+                <w:sz w:val="16"/>
+              </w:rPr>
+            </w:r>
+            <w:r>
+              <w:rPr>
+                <w:rFonts w:ascii="Arial" w:hAnsi="Arial" w:eastAsia="Arial"/>
                 <w:b/>
                 <w:sz w:val="16"/>
               </w:rPr>
@@ -5830,9 +7882,15 @@
             <w:vAlign w:val="top"/>
           </w:tcPr>
           <w:p>
-            <w:r/>
-            <w:r>
-              <w:rPr>
+            <w:r>
+              <w:rPr>
+                <w:rFonts w:ascii="Arial" w:hAnsi="Arial" w:eastAsia="Arial"/>
+                <w:sz w:val="16"/>
+              </w:rPr>
+            </w:r>
+            <w:r>
+              <w:rPr>
+                <w:rFonts w:ascii="Arial" w:hAnsi="Arial" w:eastAsia="Arial"/>
                 <w:b w:val="0"/>
                 <w:sz w:val="16"/>
               </w:rPr>
@@ -5846,9 +7904,15 @@
             <w:vAlign w:val="top"/>
           </w:tcPr>
           <w:p>
-            <w:r/>
-            <w:r>
-              <w:rPr>
+            <w:r>
+              <w:rPr>
+                <w:rFonts w:ascii="Arial" w:hAnsi="Arial" w:eastAsia="Arial"/>
+                <w:sz w:val="16"/>
+              </w:rPr>
+            </w:r>
+            <w:r>
+              <w:rPr>
+                <w:rFonts w:ascii="Arial" w:hAnsi="Arial" w:eastAsia="Arial"/>
                 <w:b w:val="0"/>
                 <w:sz w:val="16"/>
               </w:rPr>
@@ -5862,9 +7926,15 @@
             <w:vAlign w:val="top"/>
           </w:tcPr>
           <w:p>
-            <w:r/>
-            <w:r>
-              <w:rPr>
+            <w:r>
+              <w:rPr>
+                <w:rFonts w:ascii="Arial" w:hAnsi="Arial" w:eastAsia="Arial"/>
+                <w:sz w:val="16"/>
+              </w:rPr>
+            </w:r>
+            <w:r>
+              <w:rPr>
+                <w:rFonts w:ascii="Arial" w:hAnsi="Arial" w:eastAsia="Arial"/>
                 <w:b w:val="0"/>
                 <w:sz w:val="16"/>
               </w:rPr>
@@ -5880,9 +7950,15 @@
             <w:vAlign w:val="top"/>
           </w:tcPr>
           <w:p>
-            <w:r/>
-            <w:r>
-              <w:rPr>
+            <w:r>
+              <w:rPr>
+                <w:rFonts w:ascii="Arial" w:hAnsi="Arial" w:eastAsia="Arial"/>
+                <w:sz w:val="16"/>
+              </w:rPr>
+            </w:r>
+            <w:r>
+              <w:rPr>
+                <w:rFonts w:ascii="Arial" w:hAnsi="Arial" w:eastAsia="Arial"/>
                 <w:b w:val="0"/>
                 <w:sz w:val="16"/>
               </w:rPr>
@@ -5896,9 +7972,15 @@
             <w:vAlign w:val="top"/>
           </w:tcPr>
           <w:p>
-            <w:r/>
-            <w:r>
-              <w:rPr>
+            <w:r>
+              <w:rPr>
+                <w:rFonts w:ascii="Arial" w:hAnsi="Arial" w:eastAsia="Arial"/>
+                <w:sz w:val="16"/>
+              </w:rPr>
+            </w:r>
+            <w:r>
+              <w:rPr>
+                <w:rFonts w:ascii="Arial" w:hAnsi="Arial" w:eastAsia="Arial"/>
                 <w:b w:val="0"/>
                 <w:sz w:val="16"/>
               </w:rPr>
@@ -5912,9 +7994,15 @@
             <w:vAlign w:val="top"/>
           </w:tcPr>
           <w:p>
-            <w:r/>
-            <w:r>
-              <w:rPr>
+            <w:r>
+              <w:rPr>
+                <w:rFonts w:ascii="Arial" w:hAnsi="Arial" w:eastAsia="Arial"/>
+                <w:sz w:val="16"/>
+              </w:rPr>
+            </w:r>
+            <w:r>
+              <w:rPr>
+                <w:rFonts w:ascii="Arial" w:hAnsi="Arial" w:eastAsia="Arial"/>
                 <w:b w:val="0"/>
                 <w:sz w:val="16"/>
               </w:rPr>
@@ -5930,9 +8018,15 @@
             <w:vAlign w:val="top"/>
           </w:tcPr>
           <w:p>
-            <w:r/>
-            <w:r>
-              <w:rPr>
+            <w:r>
+              <w:rPr>
+                <w:rFonts w:ascii="Arial" w:hAnsi="Arial" w:eastAsia="Arial"/>
+                <w:sz w:val="16"/>
+              </w:rPr>
+            </w:r>
+            <w:r>
+              <w:rPr>
+                <w:rFonts w:ascii="Arial" w:hAnsi="Arial" w:eastAsia="Arial"/>
                 <w:b w:val="0"/>
                 <w:sz w:val="16"/>
               </w:rPr>
@@ -5946,9 +8040,15 @@
             <w:vAlign w:val="top"/>
           </w:tcPr>
           <w:p>
-            <w:r/>
-            <w:r>
-              <w:rPr>
+            <w:r>
+              <w:rPr>
+                <w:rFonts w:ascii="Arial" w:hAnsi="Arial" w:eastAsia="Arial"/>
+                <w:sz w:val="16"/>
+              </w:rPr>
+            </w:r>
+            <w:r>
+              <w:rPr>
+                <w:rFonts w:ascii="Arial" w:hAnsi="Arial" w:eastAsia="Arial"/>
                 <w:b w:val="0"/>
                 <w:sz w:val="16"/>
               </w:rPr>
@@ -5962,9 +8062,15 @@
             <w:vAlign w:val="top"/>
           </w:tcPr>
           <w:p>
-            <w:r/>
-            <w:r>
-              <w:rPr>
+            <w:r>
+              <w:rPr>
+                <w:rFonts w:ascii="Arial" w:hAnsi="Arial" w:eastAsia="Arial"/>
+                <w:sz w:val="16"/>
+              </w:rPr>
+            </w:r>
+            <w:r>
+              <w:rPr>
+                <w:rFonts w:ascii="Arial" w:hAnsi="Arial" w:eastAsia="Arial"/>
                 <w:b w:val="0"/>
                 <w:sz w:val="16"/>
               </w:rPr>
@@ -5980,9 +8086,15 @@
             <w:vAlign w:val="top"/>
           </w:tcPr>
           <w:p>
-            <w:r/>
-            <w:r>
-              <w:rPr>
+            <w:r>
+              <w:rPr>
+                <w:rFonts w:ascii="Arial" w:hAnsi="Arial" w:eastAsia="Arial"/>
+                <w:sz w:val="16"/>
+              </w:rPr>
+            </w:r>
+            <w:r>
+              <w:rPr>
+                <w:rFonts w:ascii="Arial" w:hAnsi="Arial" w:eastAsia="Arial"/>
                 <w:b w:val="0"/>
                 <w:sz w:val="16"/>
               </w:rPr>
@@ -5996,9 +8108,15 @@
             <w:vAlign w:val="top"/>
           </w:tcPr>
           <w:p>
-            <w:r/>
-            <w:r>
-              <w:rPr>
+            <w:r>
+              <w:rPr>
+                <w:rFonts w:ascii="Arial" w:hAnsi="Arial" w:eastAsia="Arial"/>
+                <w:sz w:val="16"/>
+              </w:rPr>
+            </w:r>
+            <w:r>
+              <w:rPr>
+                <w:rFonts w:ascii="Arial" w:hAnsi="Arial" w:eastAsia="Arial"/>
                 <w:b w:val="0"/>
                 <w:sz w:val="16"/>
               </w:rPr>
@@ -6012,9 +8130,15 @@
             <w:vAlign w:val="top"/>
           </w:tcPr>
           <w:p>
-            <w:r/>
-            <w:r>
-              <w:rPr>
+            <w:r>
+              <w:rPr>
+                <w:rFonts w:ascii="Arial" w:hAnsi="Arial" w:eastAsia="Arial"/>
+                <w:sz w:val="16"/>
+              </w:rPr>
+            </w:r>
+            <w:r>
+              <w:rPr>
+                <w:rFonts w:ascii="Arial" w:hAnsi="Arial" w:eastAsia="Arial"/>
                 <w:b w:val="0"/>
                 <w:sz w:val="16"/>
               </w:rPr>
@@ -6030,9 +8154,15 @@
             <w:vAlign w:val="top"/>
           </w:tcPr>
           <w:p>
-            <w:r/>
-            <w:r>
-              <w:rPr>
+            <w:r>
+              <w:rPr>
+                <w:rFonts w:ascii="Arial" w:hAnsi="Arial" w:eastAsia="Arial"/>
+                <w:sz w:val="16"/>
+              </w:rPr>
+            </w:r>
+            <w:r>
+              <w:rPr>
+                <w:rFonts w:ascii="Arial" w:hAnsi="Arial" w:eastAsia="Arial"/>
                 <w:b w:val="0"/>
                 <w:sz w:val="16"/>
               </w:rPr>
@@ -6046,9 +8176,15 @@
             <w:vAlign w:val="top"/>
           </w:tcPr>
           <w:p>
-            <w:r/>
-            <w:r>
-              <w:rPr>
+            <w:r>
+              <w:rPr>
+                <w:rFonts w:ascii="Arial" w:hAnsi="Arial" w:eastAsia="Arial"/>
+                <w:sz w:val="16"/>
+              </w:rPr>
+            </w:r>
+            <w:r>
+              <w:rPr>
+                <w:rFonts w:ascii="Arial" w:hAnsi="Arial" w:eastAsia="Arial"/>
                 <w:b w:val="0"/>
                 <w:sz w:val="16"/>
               </w:rPr>
@@ -6062,9 +8198,15 @@
             <w:vAlign w:val="top"/>
           </w:tcPr>
           <w:p>
-            <w:r/>
-            <w:r>
-              <w:rPr>
+            <w:r>
+              <w:rPr>
+                <w:rFonts w:ascii="Arial" w:hAnsi="Arial" w:eastAsia="Arial"/>
+                <w:sz w:val="16"/>
+              </w:rPr>
+            </w:r>
+            <w:r>
+              <w:rPr>
+                <w:rFonts w:ascii="Arial" w:hAnsi="Arial" w:eastAsia="Arial"/>
                 <w:b w:val="0"/>
                 <w:sz w:val="16"/>
               </w:rPr>
@@ -6080,9 +8222,15 @@
             <w:vAlign w:val="top"/>
           </w:tcPr>
           <w:p>
-            <w:r/>
-            <w:r>
-              <w:rPr>
+            <w:r>
+              <w:rPr>
+                <w:rFonts w:ascii="Arial" w:hAnsi="Arial" w:eastAsia="Arial"/>
+                <w:sz w:val="16"/>
+              </w:rPr>
+            </w:r>
+            <w:r>
+              <w:rPr>
+                <w:rFonts w:ascii="Arial" w:hAnsi="Arial" w:eastAsia="Arial"/>
                 <w:b w:val="0"/>
                 <w:sz w:val="16"/>
               </w:rPr>
@@ -6096,9 +8244,15 @@
             <w:vAlign w:val="top"/>
           </w:tcPr>
           <w:p>
-            <w:r/>
-            <w:r>
-              <w:rPr>
+            <w:r>
+              <w:rPr>
+                <w:rFonts w:ascii="Arial" w:hAnsi="Arial" w:eastAsia="Arial"/>
+                <w:sz w:val="16"/>
+              </w:rPr>
+            </w:r>
+            <w:r>
+              <w:rPr>
+                <w:rFonts w:ascii="Arial" w:hAnsi="Arial" w:eastAsia="Arial"/>
                 <w:b w:val="0"/>
                 <w:sz w:val="16"/>
               </w:rPr>
@@ -6112,9 +8266,15 @@
             <w:vAlign w:val="top"/>
           </w:tcPr>
           <w:p>
-            <w:r/>
-            <w:r>
-              <w:rPr>
+            <w:r>
+              <w:rPr>
+                <w:rFonts w:ascii="Arial" w:hAnsi="Arial" w:eastAsia="Arial"/>
+                <w:sz w:val="16"/>
+              </w:rPr>
+            </w:r>
+            <w:r>
+              <w:rPr>
+                <w:rFonts w:ascii="Arial" w:hAnsi="Arial" w:eastAsia="Arial"/>
                 <w:b w:val="0"/>
                 <w:sz w:val="16"/>
               </w:rPr>
@@ -6130,6 +8290,10 @@
         <w:pStyle w:val="Heading1"/>
       </w:pPr>
       <w:r>
+        <w:rPr>
+          <w:rFonts w:ascii="Arial" w:hAnsi="Arial" w:eastAsia="Arial"/>
+          <w:sz w:val="18"/>
+        </w:rPr>
         <w:t>16. Business Scenarios</w:t>
       </w:r>
     </w:p>
@@ -6154,9 +8318,15 @@
             <w:vAlign w:val="center"/>
           </w:tcPr>
           <w:p>
-            <w:r/>
-            <w:r>
-              <w:rPr>
+            <w:r>
+              <w:rPr>
+                <w:rFonts w:ascii="Arial" w:hAnsi="Arial" w:eastAsia="Arial"/>
+                <w:sz w:val="16"/>
+              </w:rPr>
+            </w:r>
+            <w:r>
+              <w:rPr>
+                <w:rFonts w:ascii="Arial" w:hAnsi="Arial" w:eastAsia="Arial"/>
                 <w:b/>
                 <w:sz w:val="16"/>
               </w:rPr>
@@ -6171,9 +8341,15 @@
             <w:vAlign w:val="center"/>
           </w:tcPr>
           <w:p>
-            <w:r/>
-            <w:r>
-              <w:rPr>
+            <w:r>
+              <w:rPr>
+                <w:rFonts w:ascii="Arial" w:hAnsi="Arial" w:eastAsia="Arial"/>
+                <w:sz w:val="16"/>
+              </w:rPr>
+            </w:r>
+            <w:r>
+              <w:rPr>
+                <w:rFonts w:ascii="Arial" w:hAnsi="Arial" w:eastAsia="Arial"/>
                 <w:b/>
                 <w:sz w:val="16"/>
               </w:rPr>
@@ -6188,9 +8364,15 @@
             <w:vAlign w:val="center"/>
           </w:tcPr>
           <w:p>
-            <w:r/>
-            <w:r>
-              <w:rPr>
+            <w:r>
+              <w:rPr>
+                <w:rFonts w:ascii="Arial" w:hAnsi="Arial" w:eastAsia="Arial"/>
+                <w:sz w:val="16"/>
+              </w:rPr>
+            </w:r>
+            <w:r>
+              <w:rPr>
+                <w:rFonts w:ascii="Arial" w:hAnsi="Arial" w:eastAsia="Arial"/>
                 <w:b/>
                 <w:sz w:val="16"/>
               </w:rPr>
@@ -6205,9 +8387,15 @@
             <w:vAlign w:val="center"/>
           </w:tcPr>
           <w:p>
-            <w:r/>
-            <w:r>
-              <w:rPr>
+            <w:r>
+              <w:rPr>
+                <w:rFonts w:ascii="Arial" w:hAnsi="Arial" w:eastAsia="Arial"/>
+                <w:sz w:val="16"/>
+              </w:rPr>
+            </w:r>
+            <w:r>
+              <w:rPr>
+                <w:rFonts w:ascii="Arial" w:hAnsi="Arial" w:eastAsia="Arial"/>
                 <w:b/>
                 <w:sz w:val="16"/>
               </w:rPr>
@@ -6223,9 +8411,15 @@
             <w:vAlign w:val="top"/>
           </w:tcPr>
           <w:p>
-            <w:r/>
-            <w:r>
-              <w:rPr>
+            <w:r>
+              <w:rPr>
+                <w:rFonts w:ascii="Arial" w:hAnsi="Arial" w:eastAsia="Arial"/>
+                <w:sz w:val="16"/>
+              </w:rPr>
+            </w:r>
+            <w:r>
+              <w:rPr>
+                <w:rFonts w:ascii="Arial" w:hAnsi="Arial" w:eastAsia="Arial"/>
                 <w:b w:val="0"/>
                 <w:sz w:val="16"/>
               </w:rPr>
@@ -6239,9 +8433,15 @@
             <w:vAlign w:val="top"/>
           </w:tcPr>
           <w:p>
-            <w:r/>
-            <w:r>
-              <w:rPr>
+            <w:r>
+              <w:rPr>
+                <w:rFonts w:ascii="Arial" w:hAnsi="Arial" w:eastAsia="Arial"/>
+                <w:sz w:val="16"/>
+              </w:rPr>
+            </w:r>
+            <w:r>
+              <w:rPr>
+                <w:rFonts w:ascii="Arial" w:hAnsi="Arial" w:eastAsia="Arial"/>
                 <w:b w:val="0"/>
                 <w:sz w:val="16"/>
               </w:rPr>
@@ -6255,9 +8455,15 @@
             <w:vAlign w:val="top"/>
           </w:tcPr>
           <w:p>
-            <w:r/>
-            <w:r>
-              <w:rPr>
+            <w:r>
+              <w:rPr>
+                <w:rFonts w:ascii="Arial" w:hAnsi="Arial" w:eastAsia="Arial"/>
+                <w:sz w:val="16"/>
+              </w:rPr>
+            </w:r>
+            <w:r>
+              <w:rPr>
+                <w:rFonts w:ascii="Arial" w:hAnsi="Arial" w:eastAsia="Arial"/>
                 <w:b w:val="0"/>
                 <w:sz w:val="16"/>
               </w:rPr>
@@ -6271,9 +8477,15 @@
             <w:vAlign w:val="top"/>
           </w:tcPr>
           <w:p>
-            <w:r/>
-            <w:r>
-              <w:rPr>
+            <w:r>
+              <w:rPr>
+                <w:rFonts w:ascii="Arial" w:hAnsi="Arial" w:eastAsia="Arial"/>
+                <w:sz w:val="16"/>
+              </w:rPr>
+            </w:r>
+            <w:r>
+              <w:rPr>
+                <w:rFonts w:ascii="Arial" w:hAnsi="Arial" w:eastAsia="Arial"/>
                 <w:b w:val="0"/>
                 <w:sz w:val="16"/>
               </w:rPr>
@@ -6289,9 +8501,15 @@
             <w:vAlign w:val="top"/>
           </w:tcPr>
           <w:p>
-            <w:r/>
-            <w:r>
-              <w:rPr>
+            <w:r>
+              <w:rPr>
+                <w:rFonts w:ascii="Arial" w:hAnsi="Arial" w:eastAsia="Arial"/>
+                <w:sz w:val="16"/>
+              </w:rPr>
+            </w:r>
+            <w:r>
+              <w:rPr>
+                <w:rFonts w:ascii="Arial" w:hAnsi="Arial" w:eastAsia="Arial"/>
                 <w:b w:val="0"/>
                 <w:sz w:val="16"/>
               </w:rPr>
@@ -6305,9 +8523,15 @@
             <w:vAlign w:val="top"/>
           </w:tcPr>
           <w:p>
-            <w:r/>
-            <w:r>
-              <w:rPr>
+            <w:r>
+              <w:rPr>
+                <w:rFonts w:ascii="Arial" w:hAnsi="Arial" w:eastAsia="Arial"/>
+                <w:sz w:val="16"/>
+              </w:rPr>
+            </w:r>
+            <w:r>
+              <w:rPr>
+                <w:rFonts w:ascii="Arial" w:hAnsi="Arial" w:eastAsia="Arial"/>
                 <w:b w:val="0"/>
                 <w:sz w:val="16"/>
               </w:rPr>
@@ -6321,9 +8545,15 @@
             <w:vAlign w:val="top"/>
           </w:tcPr>
           <w:p>
-            <w:r/>
-            <w:r>
-              <w:rPr>
+            <w:r>
+              <w:rPr>
+                <w:rFonts w:ascii="Arial" w:hAnsi="Arial" w:eastAsia="Arial"/>
+                <w:sz w:val="16"/>
+              </w:rPr>
+            </w:r>
+            <w:r>
+              <w:rPr>
+                <w:rFonts w:ascii="Arial" w:hAnsi="Arial" w:eastAsia="Arial"/>
                 <w:b w:val="0"/>
                 <w:sz w:val="16"/>
               </w:rPr>
@@ -6337,9 +8567,15 @@
             <w:vAlign w:val="top"/>
           </w:tcPr>
           <w:p>
-            <w:r/>
-            <w:r>
-              <w:rPr>
+            <w:r>
+              <w:rPr>
+                <w:rFonts w:ascii="Arial" w:hAnsi="Arial" w:eastAsia="Arial"/>
+                <w:sz w:val="16"/>
+              </w:rPr>
+            </w:r>
+            <w:r>
+              <w:rPr>
+                <w:rFonts w:ascii="Arial" w:hAnsi="Arial" w:eastAsia="Arial"/>
                 <w:b w:val="0"/>
                 <w:sz w:val="16"/>
               </w:rPr>
@@ -6355,9 +8591,15 @@
             <w:vAlign w:val="top"/>
           </w:tcPr>
           <w:p>
-            <w:r/>
-            <w:r>
-              <w:rPr>
+            <w:r>
+              <w:rPr>
+                <w:rFonts w:ascii="Arial" w:hAnsi="Arial" w:eastAsia="Arial"/>
+                <w:sz w:val="16"/>
+              </w:rPr>
+            </w:r>
+            <w:r>
+              <w:rPr>
+                <w:rFonts w:ascii="Arial" w:hAnsi="Arial" w:eastAsia="Arial"/>
                 <w:b w:val="0"/>
                 <w:sz w:val="16"/>
               </w:rPr>
@@ -6371,9 +8613,15 @@
             <w:vAlign w:val="top"/>
           </w:tcPr>
           <w:p>
-            <w:r/>
-            <w:r>
-              <w:rPr>
+            <w:r>
+              <w:rPr>
+                <w:rFonts w:ascii="Arial" w:hAnsi="Arial" w:eastAsia="Arial"/>
+                <w:sz w:val="16"/>
+              </w:rPr>
+            </w:r>
+            <w:r>
+              <w:rPr>
+                <w:rFonts w:ascii="Arial" w:hAnsi="Arial" w:eastAsia="Arial"/>
                 <w:b w:val="0"/>
                 <w:sz w:val="16"/>
               </w:rPr>
@@ -6387,9 +8635,15 @@
             <w:vAlign w:val="top"/>
           </w:tcPr>
           <w:p>
-            <w:r/>
-            <w:r>
-              <w:rPr>
+            <w:r>
+              <w:rPr>
+                <w:rFonts w:ascii="Arial" w:hAnsi="Arial" w:eastAsia="Arial"/>
+                <w:sz w:val="16"/>
+              </w:rPr>
+            </w:r>
+            <w:r>
+              <w:rPr>
+                <w:rFonts w:ascii="Arial" w:hAnsi="Arial" w:eastAsia="Arial"/>
                 <w:b w:val="0"/>
                 <w:sz w:val="16"/>
               </w:rPr>
@@ -6403,9 +8657,15 @@
             <w:vAlign w:val="top"/>
           </w:tcPr>
           <w:p>
-            <w:r/>
-            <w:r>
-              <w:rPr>
+            <w:r>
+              <w:rPr>
+                <w:rFonts w:ascii="Arial" w:hAnsi="Arial" w:eastAsia="Arial"/>
+                <w:sz w:val="16"/>
+              </w:rPr>
+            </w:r>
+            <w:r>
+              <w:rPr>
+                <w:rFonts w:ascii="Arial" w:hAnsi="Arial" w:eastAsia="Arial"/>
                 <w:b w:val="0"/>
                 <w:sz w:val="16"/>
               </w:rPr>
@@ -6421,9 +8681,15 @@
             <w:vAlign w:val="top"/>
           </w:tcPr>
           <w:p>
-            <w:r/>
-            <w:r>
-              <w:rPr>
+            <w:r>
+              <w:rPr>
+                <w:rFonts w:ascii="Arial" w:hAnsi="Arial" w:eastAsia="Arial"/>
+                <w:sz w:val="16"/>
+              </w:rPr>
+            </w:r>
+            <w:r>
+              <w:rPr>
+                <w:rFonts w:ascii="Arial" w:hAnsi="Arial" w:eastAsia="Arial"/>
                 <w:b w:val="0"/>
                 <w:sz w:val="16"/>
               </w:rPr>
@@ -6437,9 +8703,15 @@
             <w:vAlign w:val="top"/>
           </w:tcPr>
           <w:p>
-            <w:r/>
-            <w:r>
-              <w:rPr>
+            <w:r>
+              <w:rPr>
+                <w:rFonts w:ascii="Arial" w:hAnsi="Arial" w:eastAsia="Arial"/>
+                <w:sz w:val="16"/>
+              </w:rPr>
+            </w:r>
+            <w:r>
+              <w:rPr>
+                <w:rFonts w:ascii="Arial" w:hAnsi="Arial" w:eastAsia="Arial"/>
                 <w:b w:val="0"/>
                 <w:sz w:val="16"/>
               </w:rPr>
@@ -6453,9 +8725,15 @@
             <w:vAlign w:val="top"/>
           </w:tcPr>
           <w:p>
-            <w:r/>
-            <w:r>
-              <w:rPr>
+            <w:r>
+              <w:rPr>
+                <w:rFonts w:ascii="Arial" w:hAnsi="Arial" w:eastAsia="Arial"/>
+                <w:sz w:val="16"/>
+              </w:rPr>
+            </w:r>
+            <w:r>
+              <w:rPr>
+                <w:rFonts w:ascii="Arial" w:hAnsi="Arial" w:eastAsia="Arial"/>
                 <w:b w:val="0"/>
                 <w:sz w:val="16"/>
               </w:rPr>
@@ -6469,9 +8747,15 @@
             <w:vAlign w:val="top"/>
           </w:tcPr>
           <w:p>
-            <w:r/>
-            <w:r>
-              <w:rPr>
+            <w:r>
+              <w:rPr>
+                <w:rFonts w:ascii="Arial" w:hAnsi="Arial" w:eastAsia="Arial"/>
+                <w:sz w:val="16"/>
+              </w:rPr>
+            </w:r>
+            <w:r>
+              <w:rPr>
+                <w:rFonts w:ascii="Arial" w:hAnsi="Arial" w:eastAsia="Arial"/>
                 <w:b w:val="0"/>
                 <w:sz w:val="16"/>
               </w:rPr>
@@ -6487,9 +8771,15 @@
             <w:vAlign w:val="top"/>
           </w:tcPr>
           <w:p>
-            <w:r/>
-            <w:r>
-              <w:rPr>
+            <w:r>
+              <w:rPr>
+                <w:rFonts w:ascii="Arial" w:hAnsi="Arial" w:eastAsia="Arial"/>
+                <w:sz w:val="16"/>
+              </w:rPr>
+            </w:r>
+            <w:r>
+              <w:rPr>
+                <w:rFonts w:ascii="Arial" w:hAnsi="Arial" w:eastAsia="Arial"/>
                 <w:b w:val="0"/>
                 <w:sz w:val="16"/>
               </w:rPr>
@@ -6503,9 +8793,15 @@
             <w:vAlign w:val="top"/>
           </w:tcPr>
           <w:p>
-            <w:r/>
-            <w:r>
-              <w:rPr>
+            <w:r>
+              <w:rPr>
+                <w:rFonts w:ascii="Arial" w:hAnsi="Arial" w:eastAsia="Arial"/>
+                <w:sz w:val="16"/>
+              </w:rPr>
+            </w:r>
+            <w:r>
+              <w:rPr>
+                <w:rFonts w:ascii="Arial" w:hAnsi="Arial" w:eastAsia="Arial"/>
                 <w:b w:val="0"/>
                 <w:sz w:val="16"/>
               </w:rPr>
@@ -6519,9 +8815,15 @@
             <w:vAlign w:val="top"/>
           </w:tcPr>
           <w:p>
-            <w:r/>
-            <w:r>
-              <w:rPr>
+            <w:r>
+              <w:rPr>
+                <w:rFonts w:ascii="Arial" w:hAnsi="Arial" w:eastAsia="Arial"/>
+                <w:sz w:val="16"/>
+              </w:rPr>
+            </w:r>
+            <w:r>
+              <w:rPr>
+                <w:rFonts w:ascii="Arial" w:hAnsi="Arial" w:eastAsia="Arial"/>
                 <w:b w:val="0"/>
                 <w:sz w:val="16"/>
               </w:rPr>
@@ -6535,9 +8837,15 @@
             <w:vAlign w:val="top"/>
           </w:tcPr>
           <w:p>
-            <w:r/>
-            <w:r>
-              <w:rPr>
+            <w:r>
+              <w:rPr>
+                <w:rFonts w:ascii="Arial" w:hAnsi="Arial" w:eastAsia="Arial"/>
+                <w:sz w:val="16"/>
+              </w:rPr>
+            </w:r>
+            <w:r>
+              <w:rPr>
+                <w:rFonts w:ascii="Arial" w:hAnsi="Arial" w:eastAsia="Arial"/>
                 <w:b w:val="0"/>
                 <w:sz w:val="16"/>
               </w:rPr>
@@ -6553,9 +8861,15 @@
             <w:vAlign w:val="top"/>
           </w:tcPr>
           <w:p>
-            <w:r/>
-            <w:r>
-              <w:rPr>
+            <w:r>
+              <w:rPr>
+                <w:rFonts w:ascii="Arial" w:hAnsi="Arial" w:eastAsia="Arial"/>
+                <w:sz w:val="16"/>
+              </w:rPr>
+            </w:r>
+            <w:r>
+              <w:rPr>
+                <w:rFonts w:ascii="Arial" w:hAnsi="Arial" w:eastAsia="Arial"/>
                 <w:b w:val="0"/>
                 <w:sz w:val="16"/>
               </w:rPr>
@@ -6569,9 +8883,15 @@
             <w:vAlign w:val="top"/>
           </w:tcPr>
           <w:p>
-            <w:r/>
-            <w:r>
-              <w:rPr>
+            <w:r>
+              <w:rPr>
+                <w:rFonts w:ascii="Arial" w:hAnsi="Arial" w:eastAsia="Arial"/>
+                <w:sz w:val="16"/>
+              </w:rPr>
+            </w:r>
+            <w:r>
+              <w:rPr>
+                <w:rFonts w:ascii="Arial" w:hAnsi="Arial" w:eastAsia="Arial"/>
                 <w:b w:val="0"/>
                 <w:sz w:val="16"/>
               </w:rPr>
@@ -6585,9 +8905,15 @@
             <w:vAlign w:val="top"/>
           </w:tcPr>
           <w:p>
-            <w:r/>
-            <w:r>
-              <w:rPr>
+            <w:r>
+              <w:rPr>
+                <w:rFonts w:ascii="Arial" w:hAnsi="Arial" w:eastAsia="Arial"/>
+                <w:sz w:val="16"/>
+              </w:rPr>
+            </w:r>
+            <w:r>
+              <w:rPr>
+                <w:rFonts w:ascii="Arial" w:hAnsi="Arial" w:eastAsia="Arial"/>
                 <w:b w:val="0"/>
                 <w:sz w:val="16"/>
               </w:rPr>
@@ -6601,9 +8927,15 @@
             <w:vAlign w:val="top"/>
           </w:tcPr>
           <w:p>
-            <w:r/>
-            <w:r>
-              <w:rPr>
+            <w:r>
+              <w:rPr>
+                <w:rFonts w:ascii="Arial" w:hAnsi="Arial" w:eastAsia="Arial"/>
+                <w:sz w:val="16"/>
+              </w:rPr>
+            </w:r>
+            <w:r>
+              <w:rPr>
+                <w:rFonts w:ascii="Arial" w:hAnsi="Arial" w:eastAsia="Arial"/>
                 <w:b w:val="0"/>
                 <w:sz w:val="16"/>
               </w:rPr>
@@ -6619,9 +8951,15 @@
             <w:vAlign w:val="top"/>
           </w:tcPr>
           <w:p>
-            <w:r/>
-            <w:r>
-              <w:rPr>
+            <w:r>
+              <w:rPr>
+                <w:rFonts w:ascii="Arial" w:hAnsi="Arial" w:eastAsia="Arial"/>
+                <w:sz w:val="16"/>
+              </w:rPr>
+            </w:r>
+            <w:r>
+              <w:rPr>
+                <w:rFonts w:ascii="Arial" w:hAnsi="Arial" w:eastAsia="Arial"/>
                 <w:b w:val="0"/>
                 <w:sz w:val="16"/>
               </w:rPr>
@@ -6635,9 +8973,15 @@
             <w:vAlign w:val="top"/>
           </w:tcPr>
           <w:p>
-            <w:r/>
-            <w:r>
-              <w:rPr>
+            <w:r>
+              <w:rPr>
+                <w:rFonts w:ascii="Arial" w:hAnsi="Arial" w:eastAsia="Arial"/>
+                <w:sz w:val="16"/>
+              </w:rPr>
+            </w:r>
+            <w:r>
+              <w:rPr>
+                <w:rFonts w:ascii="Arial" w:hAnsi="Arial" w:eastAsia="Arial"/>
                 <w:b w:val="0"/>
                 <w:sz w:val="16"/>
               </w:rPr>
@@ -6651,9 +8995,15 @@
             <w:vAlign w:val="top"/>
           </w:tcPr>
           <w:p>
-            <w:r/>
-            <w:r>
-              <w:rPr>
+            <w:r>
+              <w:rPr>
+                <w:rFonts w:ascii="Arial" w:hAnsi="Arial" w:eastAsia="Arial"/>
+                <w:sz w:val="16"/>
+              </w:rPr>
+            </w:r>
+            <w:r>
+              <w:rPr>
+                <w:rFonts w:ascii="Arial" w:hAnsi="Arial" w:eastAsia="Arial"/>
                 <w:b w:val="0"/>
                 <w:sz w:val="16"/>
               </w:rPr>
@@ -6667,9 +9017,15 @@
             <w:vAlign w:val="top"/>
           </w:tcPr>
           <w:p>
-            <w:r/>
-            <w:r>
-              <w:rPr>
+            <w:r>
+              <w:rPr>
+                <w:rFonts w:ascii="Arial" w:hAnsi="Arial" w:eastAsia="Arial"/>
+                <w:sz w:val="16"/>
+              </w:rPr>
+            </w:r>
+            <w:r>
+              <w:rPr>
+                <w:rFonts w:ascii="Arial" w:hAnsi="Arial" w:eastAsia="Arial"/>
                 <w:b w:val="0"/>
                 <w:sz w:val="16"/>
               </w:rPr>
@@ -6685,7 +9041,1722 @@
         <w:spacing w:after="80"/>
       </w:pPr>
       <w:r>
+        <w:rPr>
+          <w:rFonts w:ascii="Arial" w:hAnsi="Arial" w:eastAsia="Arial"/>
+          <w:sz w:val="18"/>
+        </w:rPr>
         <w:t>End of SRS.</w:t>
+      </w:r>
+    </w:p>
+    <w:p>
+      <w:pPr>
+        <w:pStyle w:val="Heading1"/>
+      </w:pPr>
+      <w:r>
+        <w:rPr>
+          <w:rFonts w:ascii="Arial" w:hAnsi="Arial" w:eastAsia="Arial"/>
+          <w:sz w:val="18"/>
+        </w:rPr>
+        <w:t>17. Generation Readiness Pass</w:t>
+      </w:r>
+    </w:p>
+    <w:p>
+      <w:pPr>
+        <w:spacing w:after="80"/>
+      </w:pPr>
+      <w:r>
+        <w:rPr>
+          <w:rFonts w:ascii="Arial" w:hAnsi="Arial" w:eastAsia="Arial"/>
+          <w:sz w:val="18"/>
+        </w:rPr>
+        <w:t>This section defines the functional completeness checks that must pass before the AI Engine treats the module SRS and ATS as generation-ready. The checks do not add new business scope; they prevent generation from filling gaps with invented requirements.</w:t>
+      </w:r>
+    </w:p>
+    <w:tbl>
+      <w:tblPr>
+        <w:tblStyle w:val="TableGrid"/>
+        <w:tblW w:type="auto" w:w="0"/>
+        <w:jc w:val="center"/>
+        <w:tblLook w:firstColumn="1" w:firstRow="1" w:lastColumn="0" w:lastRow="0" w:noHBand="0" w:noVBand="1" w:val="04A0"/>
+      </w:tblPr>
+      <w:tblGrid>
+        <w:gridCol w:w="3552"/>
+        <w:gridCol w:w="3552"/>
+        <w:gridCol w:w="3552"/>
+      </w:tblGrid>
+      <w:tr>
+        <w:tc>
+          <w:tcPr>
+            <w:tcW w:type="dxa" w:w="2448"/>
+            <w:shd w:fill="D9EAF7"/>
+            <w:vAlign w:val="center"/>
+          </w:tcPr>
+          <w:p>
+            <w:r>
+              <w:rPr>
+                <w:rFonts w:ascii="Arial" w:hAnsi="Arial" w:eastAsia="Arial"/>
+                <w:sz w:val="16"/>
+              </w:rPr>
+            </w:r>
+            <w:r>
+              <w:rPr>
+                <w:rFonts w:ascii="Arial" w:hAnsi="Arial" w:eastAsia="Arial"/>
+                <w:b/>
+                <w:sz w:val="16"/>
+              </w:rPr>
+              <w:t>Readiness area</w:t>
+            </w:r>
+          </w:p>
+        </w:tc>
+        <w:tc>
+          <w:tcPr>
+            <w:tcW w:type="dxa" w:w="4896"/>
+            <w:shd w:fill="D9EAF7"/>
+            <w:vAlign w:val="center"/>
+          </w:tcPr>
+          <w:p>
+            <w:r>
+              <w:rPr>
+                <w:rFonts w:ascii="Arial" w:hAnsi="Arial" w:eastAsia="Arial"/>
+                <w:sz w:val="16"/>
+              </w:rPr>
+            </w:r>
+            <w:r>
+              <w:rPr>
+                <w:rFonts w:ascii="Arial" w:hAnsi="Arial" w:eastAsia="Arial"/>
+                <w:b/>
+                <w:sz w:val="16"/>
+              </w:rPr>
+              <w:t>Required SRS decision</w:t>
+            </w:r>
+          </w:p>
+        </w:tc>
+        <w:tc>
+          <w:tcPr>
+            <w:tcW w:type="dxa" w:w="2448"/>
+            <w:shd w:fill="D9EAF7"/>
+            <w:vAlign w:val="center"/>
+          </w:tcPr>
+          <w:p>
+            <w:r>
+              <w:rPr>
+                <w:rFonts w:ascii="Arial" w:hAnsi="Arial" w:eastAsia="Arial"/>
+                <w:sz w:val="16"/>
+              </w:rPr>
+            </w:r>
+            <w:r>
+              <w:rPr>
+                <w:rFonts w:ascii="Arial" w:hAnsi="Arial" w:eastAsia="Arial"/>
+                <w:b/>
+                <w:sz w:val="16"/>
+              </w:rPr>
+              <w:t>Generation behavior if missing</w:t>
+            </w:r>
+          </w:p>
+        </w:tc>
+      </w:tr>
+      <w:tr>
+        <w:tc>
+          <w:tcPr>
+            <w:tcW w:type="dxa" w:w="2448"/>
+            <w:vAlign w:val="top"/>
+          </w:tcPr>
+          <w:p>
+            <w:r>
+              <w:rPr>
+                <w:rFonts w:ascii="Arial" w:hAnsi="Arial" w:eastAsia="Arial"/>
+                <w:sz w:val="16"/>
+              </w:rPr>
+            </w:r>
+            <w:r>
+              <w:rPr>
+                <w:rFonts w:ascii="Arial" w:hAnsi="Arial" w:eastAsia="Arial"/>
+                <w:b w:val="0"/>
+                <w:sz w:val="16"/>
+              </w:rPr>
+              <w:t>Business hierarchy</w:t>
+            </w:r>
+          </w:p>
+        </w:tc>
+        <w:tc>
+          <w:tcPr>
+            <w:tcW w:type="dxa" w:w="4896"/>
+            <w:vAlign w:val="top"/>
+          </w:tcPr>
+          <w:p>
+            <w:r>
+              <w:rPr>
+                <w:rFonts w:ascii="Arial" w:hAnsi="Arial" w:eastAsia="Arial"/>
+                <w:sz w:val="16"/>
+              </w:rPr>
+            </w:r>
+            <w:r>
+              <w:rPr>
+                <w:rFonts w:ascii="Arial" w:hAnsi="Arial" w:eastAsia="Arial"/>
+                <w:b w:val="0"/>
+                <w:sz w:val="16"/>
+              </w:rPr>
+              <w:t>Project CFFP, Product CCore, Module CAutomation, and Epic Pipeline Management must be present.</w:t>
+            </w:r>
+          </w:p>
+        </w:tc>
+        <w:tc>
+          <w:tcPr>
+            <w:tcW w:type="dxa" w:w="2448"/>
+            <w:vAlign w:val="top"/>
+          </w:tcPr>
+          <w:p>
+            <w:r>
+              <w:rPr>
+                <w:rFonts w:ascii="Arial" w:hAnsi="Arial" w:eastAsia="Arial"/>
+                <w:sz w:val="16"/>
+              </w:rPr>
+            </w:r>
+            <w:r>
+              <w:rPr>
+                <w:rFonts w:ascii="Arial" w:hAnsi="Arial" w:eastAsia="Arial"/>
+                <w:b w:val="0"/>
+                <w:sz w:val="16"/>
+              </w:rPr>
+              <w:t>Block generation and report missing hierarchy contract.</w:t>
+            </w:r>
+          </w:p>
+        </w:tc>
+      </w:tr>
+      <w:tr>
+        <w:tc>
+          <w:tcPr>
+            <w:tcW w:type="dxa" w:w="2448"/>
+            <w:vAlign w:val="top"/>
+          </w:tcPr>
+          <w:p>
+            <w:r>
+              <w:rPr>
+                <w:rFonts w:ascii="Arial" w:hAnsi="Arial" w:eastAsia="Arial"/>
+                <w:sz w:val="16"/>
+              </w:rPr>
+            </w:r>
+            <w:r>
+              <w:rPr>
+                <w:rFonts w:ascii="Arial" w:hAnsi="Arial" w:eastAsia="Arial"/>
+                <w:b w:val="0"/>
+                <w:sz w:val="16"/>
+              </w:rPr>
+              <w:t>Pipeline context</w:t>
+            </w:r>
+          </w:p>
+        </w:tc>
+        <w:tc>
+          <w:tcPr>
+            <w:tcW w:type="dxa" w:w="4896"/>
+            <w:vAlign w:val="top"/>
+          </w:tcPr>
+          <w:p>
+            <w:r>
+              <w:rPr>
+                <w:rFonts w:ascii="Arial" w:hAnsi="Arial" w:eastAsia="Arial"/>
+                <w:sz w:val="16"/>
+              </w:rPr>
+            </w:r>
+            <w:r>
+              <w:rPr>
+                <w:rFonts w:ascii="Arial" w:hAnsi="Arial" w:eastAsia="Arial"/>
+                <w:b w:val="0"/>
+                <w:sz w:val="16"/>
+              </w:rPr>
+              <w:t>Pipeline must be created only after Project, Product, and Module are selected and validated.</w:t>
+            </w:r>
+          </w:p>
+        </w:tc>
+        <w:tc>
+          <w:tcPr>
+            <w:tcW w:type="dxa" w:w="2448"/>
+            <w:vAlign w:val="top"/>
+          </w:tcPr>
+          <w:p>
+            <w:r>
+              <w:rPr>
+                <w:rFonts w:ascii="Arial" w:hAnsi="Arial" w:eastAsia="Arial"/>
+                <w:sz w:val="16"/>
+              </w:rPr>
+            </w:r>
+            <w:r>
+              <w:rPr>
+                <w:rFonts w:ascii="Arial" w:hAnsi="Arial" w:eastAsia="Arial"/>
+                <w:b w:val="0"/>
+                <w:sz w:val="16"/>
+              </w:rPr>
+              <w:t>Block pipeline generation and report missing context rule.</w:t>
+            </w:r>
+          </w:p>
+        </w:tc>
+      </w:tr>
+      <w:tr>
+        <w:tc>
+          <w:tcPr>
+            <w:tcW w:type="dxa" w:w="2448"/>
+            <w:vAlign w:val="top"/>
+          </w:tcPr>
+          <w:p>
+            <w:r>
+              <w:rPr>
+                <w:rFonts w:ascii="Arial" w:hAnsi="Arial" w:eastAsia="Arial"/>
+                <w:sz w:val="16"/>
+              </w:rPr>
+            </w:r>
+            <w:r>
+              <w:rPr>
+                <w:rFonts w:ascii="Arial" w:hAnsi="Arial" w:eastAsia="Arial"/>
+                <w:b w:val="0"/>
+                <w:sz w:val="16"/>
+              </w:rPr>
+              <w:t>Task reuse</w:t>
+            </w:r>
+          </w:p>
+        </w:tc>
+        <w:tc>
+          <w:tcPr>
+            <w:tcW w:type="dxa" w:w="4896"/>
+            <w:vAlign w:val="top"/>
+          </w:tcPr>
+          <w:p>
+            <w:r>
+              <w:rPr>
+                <w:rFonts w:ascii="Arial" w:hAnsi="Arial" w:eastAsia="Arial"/>
+                <w:sz w:val="16"/>
+              </w:rPr>
+            </w:r>
+            <w:r>
+              <w:rPr>
+                <w:rFonts w:ascii="Arial" w:hAnsi="Arial" w:eastAsia="Arial"/>
+                <w:b w:val="0"/>
+                <w:sz w:val="16"/>
+              </w:rPr>
+              <w:t>Task must be reusable globally; PipelineTask must associate one Task with one Pipeline.</w:t>
+            </w:r>
+          </w:p>
+        </w:tc>
+        <w:tc>
+          <w:tcPr>
+            <w:tcW w:type="dxa" w:w="2448"/>
+            <w:vAlign w:val="top"/>
+          </w:tcPr>
+          <w:p>
+            <w:r>
+              <w:rPr>
+                <w:rFonts w:ascii="Arial" w:hAnsi="Arial" w:eastAsia="Arial"/>
+                <w:sz w:val="16"/>
+              </w:rPr>
+            </w:r>
+            <w:r>
+              <w:rPr>
+                <w:rFonts w:ascii="Arial" w:hAnsi="Arial" w:eastAsia="Arial"/>
+                <w:b w:val="0"/>
+                <w:sz w:val="16"/>
+              </w:rPr>
+              <w:t>Block schema and API generation if Pipeline and Task are collapsed into one table.</w:t>
+            </w:r>
+          </w:p>
+        </w:tc>
+      </w:tr>
+      <w:tr>
+        <w:tc>
+          <w:tcPr>
+            <w:tcW w:type="dxa" w:w="2448"/>
+            <w:vAlign w:val="top"/>
+          </w:tcPr>
+          <w:p>
+            <w:r>
+              <w:rPr>
+                <w:rFonts w:ascii="Arial" w:hAnsi="Arial" w:eastAsia="Arial"/>
+                <w:sz w:val="16"/>
+              </w:rPr>
+            </w:r>
+            <w:r>
+              <w:rPr>
+                <w:rFonts w:ascii="Arial" w:hAnsi="Arial" w:eastAsia="Arial"/>
+                <w:b w:val="0"/>
+                <w:sz w:val="16"/>
+              </w:rPr>
+              <w:t>Lifecycle</w:t>
+            </w:r>
+          </w:p>
+        </w:tc>
+        <w:tc>
+          <w:tcPr>
+            <w:tcW w:type="dxa" w:w="4896"/>
+            <w:vAlign w:val="top"/>
+          </w:tcPr>
+          <w:p>
+            <w:r>
+              <w:rPr>
+                <w:rFonts w:ascii="Arial" w:hAnsi="Arial" w:eastAsia="Arial"/>
+                <w:sz w:val="16"/>
+              </w:rPr>
+            </w:r>
+            <w:r>
+              <w:rPr>
+                <w:rFonts w:ascii="Arial" w:hAnsi="Arial" w:eastAsia="Arial"/>
+                <w:b w:val="0"/>
+                <w:sz w:val="16"/>
+              </w:rPr>
+              <w:t>Allowed statuses and transitions must be explicit for hierarchy records, pipelines, tasks, executions, and reports.</w:t>
+            </w:r>
+          </w:p>
+        </w:tc>
+        <w:tc>
+          <w:tcPr>
+            <w:tcW w:type="dxa" w:w="2448"/>
+            <w:vAlign w:val="top"/>
+          </w:tcPr>
+          <w:p>
+            <w:r>
+              <w:rPr>
+                <w:rFonts w:ascii="Arial" w:hAnsi="Arial" w:eastAsia="Arial"/>
+                <w:sz w:val="16"/>
+              </w:rPr>
+            </w:r>
+            <w:r>
+              <w:rPr>
+                <w:rFonts w:ascii="Arial" w:hAnsi="Arial" w:eastAsia="Arial"/>
+                <w:b w:val="0"/>
+                <w:sz w:val="16"/>
+              </w:rPr>
+              <w:t>Generate lifecycle gap instead of inventing statuses.</w:t>
+            </w:r>
+          </w:p>
+        </w:tc>
+      </w:tr>
+      <w:tr>
+        <w:tc>
+          <w:tcPr>
+            <w:tcW w:type="dxa" w:w="2448"/>
+            <w:vAlign w:val="top"/>
+          </w:tcPr>
+          <w:p>
+            <w:r>
+              <w:rPr>
+                <w:rFonts w:ascii="Arial" w:hAnsi="Arial" w:eastAsia="Arial"/>
+                <w:sz w:val="16"/>
+              </w:rPr>
+            </w:r>
+            <w:r>
+              <w:rPr>
+                <w:rFonts w:ascii="Arial" w:hAnsi="Arial" w:eastAsia="Arial"/>
+                <w:b w:val="0"/>
+                <w:sz w:val="16"/>
+              </w:rPr>
+              <w:t>Validation</w:t>
+            </w:r>
+          </w:p>
+        </w:tc>
+        <w:tc>
+          <w:tcPr>
+            <w:tcW w:type="dxa" w:w="4896"/>
+            <w:vAlign w:val="top"/>
+          </w:tcPr>
+          <w:p>
+            <w:r>
+              <w:rPr>
+                <w:rFonts w:ascii="Arial" w:hAnsi="Arial" w:eastAsia="Arial"/>
+                <w:sz w:val="16"/>
+              </w:rPr>
+            </w:r>
+            <w:r>
+              <w:rPr>
+                <w:rFonts w:ascii="Arial" w:hAnsi="Arial" w:eastAsia="Arial"/>
+                <w:b w:val="0"/>
+                <w:sz w:val="16"/>
+              </w:rPr>
+              <w:t>Validation rule IDs must be stable and traceable.</w:t>
+            </w:r>
+          </w:p>
+        </w:tc>
+        <w:tc>
+          <w:tcPr>
+            <w:tcW w:type="dxa" w:w="2448"/>
+            <w:vAlign w:val="top"/>
+          </w:tcPr>
+          <w:p>
+            <w:r>
+              <w:rPr>
+                <w:rFonts w:ascii="Arial" w:hAnsi="Arial" w:eastAsia="Arial"/>
+                <w:sz w:val="16"/>
+              </w:rPr>
+            </w:r>
+            <w:r>
+              <w:rPr>
+                <w:rFonts w:ascii="Arial" w:hAnsi="Arial" w:eastAsia="Arial"/>
+                <w:b w:val="0"/>
+                <w:sz w:val="16"/>
+              </w:rPr>
+              <w:t>Generate validation-gap report if rule identifiers are missing.</w:t>
+            </w:r>
+          </w:p>
+        </w:tc>
+      </w:tr>
+      <w:tr>
+        <w:tc>
+          <w:tcPr>
+            <w:tcW w:type="dxa" w:w="2448"/>
+            <w:vAlign w:val="top"/>
+          </w:tcPr>
+          <w:p>
+            <w:r>
+              <w:rPr>
+                <w:rFonts w:ascii="Arial" w:hAnsi="Arial" w:eastAsia="Arial"/>
+                <w:sz w:val="16"/>
+              </w:rPr>
+            </w:r>
+            <w:r>
+              <w:rPr>
+                <w:rFonts w:ascii="Arial" w:hAnsi="Arial" w:eastAsia="Arial"/>
+                <w:b w:val="0"/>
+                <w:sz w:val="16"/>
+              </w:rPr>
+              <w:t>Acceptance evidence</w:t>
+            </w:r>
+          </w:p>
+        </w:tc>
+        <w:tc>
+          <w:tcPr>
+            <w:tcW w:type="dxa" w:w="4896"/>
+            <w:vAlign w:val="top"/>
+          </w:tcPr>
+          <w:p>
+            <w:r>
+              <w:rPr>
+                <w:rFonts w:ascii="Arial" w:hAnsi="Arial" w:eastAsia="Arial"/>
+                <w:sz w:val="16"/>
+              </w:rPr>
+            </w:r>
+            <w:r>
+              <w:rPr>
+                <w:rFonts w:ascii="Arial" w:hAnsi="Arial" w:eastAsia="Arial"/>
+                <w:b w:val="0"/>
+                <w:sz w:val="16"/>
+              </w:rPr>
+              <w:t>Each generated story, test, API, or table must cite at least one SRS requirement or acceptance criterion.</w:t>
+            </w:r>
+          </w:p>
+        </w:tc>
+        <w:tc>
+          <w:tcPr>
+            <w:tcW w:type="dxa" w:w="2448"/>
+            <w:vAlign w:val="top"/>
+          </w:tcPr>
+          <w:p>
+            <w:r>
+              <w:rPr>
+                <w:rFonts w:ascii="Arial" w:hAnsi="Arial" w:eastAsia="Arial"/>
+                <w:sz w:val="16"/>
+              </w:rPr>
+            </w:r>
+            <w:r>
+              <w:rPr>
+                <w:rFonts w:ascii="Arial" w:hAnsi="Arial" w:eastAsia="Arial"/>
+                <w:b w:val="0"/>
+                <w:sz w:val="16"/>
+              </w:rPr>
+              <w:t>Reject untraced output during validation.</w:t>
+            </w:r>
+          </w:p>
+        </w:tc>
+      </w:tr>
+    </w:tbl>
+    <w:p/>
+    <w:p>
+      <w:pPr>
+        <w:pStyle w:val="Heading1"/>
+      </w:pPr>
+      <w:r>
+        <w:rPr>
+          <w:rFonts w:ascii="Arial" w:hAnsi="Arial" w:eastAsia="Arial"/>
+          <w:sz w:val="18"/>
+        </w:rPr>
+        <w:t>18. Approved Functional Status Values</w:t>
+      </w:r>
+    </w:p>
+    <w:p>
+      <w:pPr>
+        <w:spacing w:after="80"/>
+      </w:pPr>
+      <w:r>
+        <w:rPr>
+          <w:rFonts w:ascii="Arial" w:hAnsi="Arial" w:eastAsia="Arial"/>
+          <w:sz w:val="18"/>
+        </w:rPr>
+        <w:t>The following status value sets are approved at business level. The ATS may implement them as lookup rows or constrained constants, but generated artifacts must preserve the exact semantic values.</w:t>
+      </w:r>
+    </w:p>
+    <w:tbl>
+      <w:tblPr>
+        <w:tblStyle w:val="TableGrid"/>
+        <w:tblW w:type="auto" w:w="0"/>
+        <w:jc w:val="center"/>
+        <w:tblLook w:firstColumn="1" w:firstRow="1" w:lastColumn="0" w:lastRow="0" w:noHBand="0" w:noVBand="1" w:val="04A0"/>
+      </w:tblPr>
+      <w:tblGrid>
+        <w:gridCol w:w="3552"/>
+        <w:gridCol w:w="3552"/>
+        <w:gridCol w:w="3552"/>
+      </w:tblGrid>
+      <w:tr>
+        <w:tc>
+          <w:tcPr>
+            <w:tcW w:type="dxa" w:w="2160"/>
+            <w:shd w:fill="D9EAF7"/>
+            <w:vAlign w:val="center"/>
+          </w:tcPr>
+          <w:p>
+            <w:r>
+              <w:rPr>
+                <w:rFonts w:ascii="Arial" w:hAnsi="Arial" w:eastAsia="Arial"/>
+                <w:sz w:val="16"/>
+              </w:rPr>
+            </w:r>
+            <w:r>
+              <w:rPr>
+                <w:rFonts w:ascii="Arial" w:hAnsi="Arial" w:eastAsia="Arial"/>
+                <w:b/>
+                <w:sz w:val="16"/>
+              </w:rPr>
+              <w:t>Record type</w:t>
+            </w:r>
+          </w:p>
+        </w:tc>
+        <w:tc>
+          <w:tcPr>
+            <w:tcW w:type="dxa" w:w="3744"/>
+            <w:shd w:fill="D9EAF7"/>
+            <w:vAlign w:val="center"/>
+          </w:tcPr>
+          <w:p>
+            <w:r>
+              <w:rPr>
+                <w:rFonts w:ascii="Arial" w:hAnsi="Arial" w:eastAsia="Arial"/>
+                <w:sz w:val="16"/>
+              </w:rPr>
+            </w:r>
+            <w:r>
+              <w:rPr>
+                <w:rFonts w:ascii="Arial" w:hAnsi="Arial" w:eastAsia="Arial"/>
+                <w:b/>
+                <w:sz w:val="16"/>
+              </w:rPr>
+              <w:t>Approved statuses</w:t>
+            </w:r>
+          </w:p>
+        </w:tc>
+        <w:tc>
+          <w:tcPr>
+            <w:tcW w:type="dxa" w:w="4032"/>
+            <w:shd w:fill="D9EAF7"/>
+            <w:vAlign w:val="center"/>
+          </w:tcPr>
+          <w:p>
+            <w:r>
+              <w:rPr>
+                <w:rFonts w:ascii="Arial" w:hAnsi="Arial" w:eastAsia="Arial"/>
+                <w:sz w:val="16"/>
+              </w:rPr>
+            </w:r>
+            <w:r>
+              <w:rPr>
+                <w:rFonts w:ascii="Arial" w:hAnsi="Arial" w:eastAsia="Arial"/>
+                <w:b/>
+                <w:sz w:val="16"/>
+              </w:rPr>
+              <w:t>Business note</w:t>
+            </w:r>
+          </w:p>
+        </w:tc>
+      </w:tr>
+      <w:tr>
+        <w:tc>
+          <w:tcPr>
+            <w:tcW w:type="dxa" w:w="2160"/>
+            <w:vAlign w:val="top"/>
+          </w:tcPr>
+          <w:p>
+            <w:r>
+              <w:rPr>
+                <w:rFonts w:ascii="Arial" w:hAnsi="Arial" w:eastAsia="Arial"/>
+                <w:sz w:val="16"/>
+              </w:rPr>
+            </w:r>
+            <w:r>
+              <w:rPr>
+                <w:rFonts w:ascii="Arial" w:hAnsi="Arial" w:eastAsia="Arial"/>
+                <w:b w:val="0"/>
+                <w:sz w:val="16"/>
+              </w:rPr>
+              <w:t>Project</w:t>
+            </w:r>
+          </w:p>
+        </w:tc>
+        <w:tc>
+          <w:tcPr>
+            <w:tcW w:type="dxa" w:w="3744"/>
+            <w:vAlign w:val="top"/>
+          </w:tcPr>
+          <w:p>
+            <w:r>
+              <w:rPr>
+                <w:rFonts w:ascii="Arial" w:hAnsi="Arial" w:eastAsia="Arial"/>
+                <w:sz w:val="16"/>
+              </w:rPr>
+            </w:r>
+            <w:r>
+              <w:rPr>
+                <w:rFonts w:ascii="Arial" w:hAnsi="Arial" w:eastAsia="Arial"/>
+                <w:b w:val="0"/>
+                <w:sz w:val="16"/>
+              </w:rPr>
+              <w:t>Draft, Active, Suspended, Archived</w:t>
+            </w:r>
+          </w:p>
+        </w:tc>
+        <w:tc>
+          <w:tcPr>
+            <w:tcW w:type="dxa" w:w="4032"/>
+            <w:vAlign w:val="top"/>
+          </w:tcPr>
+          <w:p>
+            <w:r>
+              <w:rPr>
+                <w:rFonts w:ascii="Arial" w:hAnsi="Arial" w:eastAsia="Arial"/>
+                <w:sz w:val="16"/>
+              </w:rPr>
+            </w:r>
+            <w:r>
+              <w:rPr>
+                <w:rFonts w:ascii="Arial" w:hAnsi="Arial" w:eastAsia="Arial"/>
+                <w:b w:val="0"/>
+                <w:sz w:val="16"/>
+              </w:rPr>
+              <w:t>Archived is not deleted and must remain reportable.</w:t>
+            </w:r>
+          </w:p>
+        </w:tc>
+      </w:tr>
+      <w:tr>
+        <w:tc>
+          <w:tcPr>
+            <w:tcW w:type="dxa" w:w="2160"/>
+            <w:vAlign w:val="top"/>
+          </w:tcPr>
+          <w:p>
+            <w:r>
+              <w:rPr>
+                <w:rFonts w:ascii="Arial" w:hAnsi="Arial" w:eastAsia="Arial"/>
+                <w:sz w:val="16"/>
+              </w:rPr>
+            </w:r>
+            <w:r>
+              <w:rPr>
+                <w:rFonts w:ascii="Arial" w:hAnsi="Arial" w:eastAsia="Arial"/>
+                <w:b w:val="0"/>
+                <w:sz w:val="16"/>
+              </w:rPr>
+              <w:t>Product</w:t>
+            </w:r>
+          </w:p>
+        </w:tc>
+        <w:tc>
+          <w:tcPr>
+            <w:tcW w:type="dxa" w:w="3744"/>
+            <w:vAlign w:val="top"/>
+          </w:tcPr>
+          <w:p>
+            <w:r>
+              <w:rPr>
+                <w:rFonts w:ascii="Arial" w:hAnsi="Arial" w:eastAsia="Arial"/>
+                <w:sz w:val="16"/>
+              </w:rPr>
+            </w:r>
+            <w:r>
+              <w:rPr>
+                <w:rFonts w:ascii="Arial" w:hAnsi="Arial" w:eastAsia="Arial"/>
+                <w:b w:val="0"/>
+                <w:sz w:val="16"/>
+              </w:rPr>
+              <w:t>Draft, Active, Suspended, Archived</w:t>
+            </w:r>
+          </w:p>
+        </w:tc>
+        <w:tc>
+          <w:tcPr>
+            <w:tcW w:type="dxa" w:w="4032"/>
+            <w:vAlign w:val="top"/>
+          </w:tcPr>
+          <w:p>
+            <w:r>
+              <w:rPr>
+                <w:rFonts w:ascii="Arial" w:hAnsi="Arial" w:eastAsia="Arial"/>
+                <w:sz w:val="16"/>
+              </w:rPr>
+            </w:r>
+            <w:r>
+              <w:rPr>
+                <w:rFonts w:ascii="Arial" w:hAnsi="Arial" w:eastAsia="Arial"/>
+                <w:b w:val="0"/>
+                <w:sz w:val="16"/>
+              </w:rPr>
+              <w:t>Product status is evaluated before module and pipeline activation.</w:t>
+            </w:r>
+          </w:p>
+        </w:tc>
+      </w:tr>
+      <w:tr>
+        <w:tc>
+          <w:tcPr>
+            <w:tcW w:type="dxa" w:w="2160"/>
+            <w:vAlign w:val="top"/>
+          </w:tcPr>
+          <w:p>
+            <w:r>
+              <w:rPr>
+                <w:rFonts w:ascii="Arial" w:hAnsi="Arial" w:eastAsia="Arial"/>
+                <w:sz w:val="16"/>
+              </w:rPr>
+            </w:r>
+            <w:r>
+              <w:rPr>
+                <w:rFonts w:ascii="Arial" w:hAnsi="Arial" w:eastAsia="Arial"/>
+                <w:b w:val="0"/>
+                <w:sz w:val="16"/>
+              </w:rPr>
+              <w:t>Module</w:t>
+            </w:r>
+          </w:p>
+        </w:tc>
+        <w:tc>
+          <w:tcPr>
+            <w:tcW w:type="dxa" w:w="3744"/>
+            <w:vAlign w:val="top"/>
+          </w:tcPr>
+          <w:p>
+            <w:r>
+              <w:rPr>
+                <w:rFonts w:ascii="Arial" w:hAnsi="Arial" w:eastAsia="Arial"/>
+                <w:sz w:val="16"/>
+              </w:rPr>
+            </w:r>
+            <w:r>
+              <w:rPr>
+                <w:rFonts w:ascii="Arial" w:hAnsi="Arial" w:eastAsia="Arial"/>
+                <w:b w:val="0"/>
+                <w:sz w:val="16"/>
+              </w:rPr>
+              <w:t>Draft, Active, Suspended, Archived</w:t>
+            </w:r>
+          </w:p>
+        </w:tc>
+        <w:tc>
+          <w:tcPr>
+            <w:tcW w:type="dxa" w:w="4032"/>
+            <w:vAlign w:val="top"/>
+          </w:tcPr>
+          <w:p>
+            <w:r>
+              <w:rPr>
+                <w:rFonts w:ascii="Arial" w:hAnsi="Arial" w:eastAsia="Arial"/>
+                <w:sz w:val="16"/>
+              </w:rPr>
+            </w:r>
+            <w:r>
+              <w:rPr>
+                <w:rFonts w:ascii="Arial" w:hAnsi="Arial" w:eastAsia="Arial"/>
+                <w:b w:val="0"/>
+                <w:sz w:val="16"/>
+              </w:rPr>
+              <w:t>Module must be Active before creating an Active pipeline.</w:t>
+            </w:r>
+          </w:p>
+        </w:tc>
+      </w:tr>
+      <w:tr>
+        <w:tc>
+          <w:tcPr>
+            <w:tcW w:type="dxa" w:w="2160"/>
+            <w:vAlign w:val="top"/>
+          </w:tcPr>
+          <w:p>
+            <w:r>
+              <w:rPr>
+                <w:rFonts w:ascii="Arial" w:hAnsi="Arial" w:eastAsia="Arial"/>
+                <w:sz w:val="16"/>
+              </w:rPr>
+            </w:r>
+            <w:r>
+              <w:rPr>
+                <w:rFonts w:ascii="Arial" w:hAnsi="Arial" w:eastAsia="Arial"/>
+                <w:b w:val="0"/>
+                <w:sz w:val="16"/>
+              </w:rPr>
+              <w:t>Pipeline</w:t>
+            </w:r>
+          </w:p>
+        </w:tc>
+        <w:tc>
+          <w:tcPr>
+            <w:tcW w:type="dxa" w:w="3744"/>
+            <w:vAlign w:val="top"/>
+          </w:tcPr>
+          <w:p>
+            <w:r>
+              <w:rPr>
+                <w:rFonts w:ascii="Arial" w:hAnsi="Arial" w:eastAsia="Arial"/>
+                <w:sz w:val="16"/>
+              </w:rPr>
+            </w:r>
+            <w:r>
+              <w:rPr>
+                <w:rFonts w:ascii="Arial" w:hAnsi="Arial" w:eastAsia="Arial"/>
+                <w:b w:val="0"/>
+                <w:sz w:val="16"/>
+              </w:rPr>
+              <w:t>Draft, Active, Deprecated, Archived</w:t>
+            </w:r>
+          </w:p>
+        </w:tc>
+        <w:tc>
+          <w:tcPr>
+            <w:tcW w:type="dxa" w:w="4032"/>
+            <w:vAlign w:val="top"/>
+          </w:tcPr>
+          <w:p>
+            <w:r>
+              <w:rPr>
+                <w:rFonts w:ascii="Arial" w:hAnsi="Arial" w:eastAsia="Arial"/>
+                <w:sz w:val="16"/>
+              </w:rPr>
+            </w:r>
+            <w:r>
+              <w:rPr>
+                <w:rFonts w:ascii="Arial" w:hAnsi="Arial" w:eastAsia="Arial"/>
+                <w:b w:val="0"/>
+                <w:sz w:val="16"/>
+              </w:rPr>
+              <w:t>Deprecated pipelines are retained for traceability but not preferred for new executions.</w:t>
+            </w:r>
+          </w:p>
+        </w:tc>
+      </w:tr>
+      <w:tr>
+        <w:tc>
+          <w:tcPr>
+            <w:tcW w:type="dxa" w:w="2160"/>
+            <w:vAlign w:val="top"/>
+          </w:tcPr>
+          <w:p>
+            <w:r>
+              <w:rPr>
+                <w:rFonts w:ascii="Arial" w:hAnsi="Arial" w:eastAsia="Arial"/>
+                <w:sz w:val="16"/>
+              </w:rPr>
+            </w:r>
+            <w:r>
+              <w:rPr>
+                <w:rFonts w:ascii="Arial" w:hAnsi="Arial" w:eastAsia="Arial"/>
+                <w:b w:val="0"/>
+                <w:sz w:val="16"/>
+              </w:rPr>
+              <w:t>Task</w:t>
+            </w:r>
+          </w:p>
+        </w:tc>
+        <w:tc>
+          <w:tcPr>
+            <w:tcW w:type="dxa" w:w="3744"/>
+            <w:vAlign w:val="top"/>
+          </w:tcPr>
+          <w:p>
+            <w:r>
+              <w:rPr>
+                <w:rFonts w:ascii="Arial" w:hAnsi="Arial" w:eastAsia="Arial"/>
+                <w:sz w:val="16"/>
+              </w:rPr>
+            </w:r>
+            <w:r>
+              <w:rPr>
+                <w:rFonts w:ascii="Arial" w:hAnsi="Arial" w:eastAsia="Arial"/>
+                <w:b w:val="0"/>
+                <w:sz w:val="16"/>
+              </w:rPr>
+              <w:t>Draft, Active, Disabled, Archived</w:t>
+            </w:r>
+          </w:p>
+        </w:tc>
+        <w:tc>
+          <w:tcPr>
+            <w:tcW w:type="dxa" w:w="4032"/>
+            <w:vAlign w:val="top"/>
+          </w:tcPr>
+          <w:p>
+            <w:r>
+              <w:rPr>
+                <w:rFonts w:ascii="Arial" w:hAnsi="Arial" w:eastAsia="Arial"/>
+                <w:sz w:val="16"/>
+              </w:rPr>
+            </w:r>
+            <w:r>
+              <w:rPr>
+                <w:rFonts w:ascii="Arial" w:hAnsi="Arial" w:eastAsia="Arial"/>
+                <w:b w:val="0"/>
+                <w:sz w:val="16"/>
+              </w:rPr>
+              <w:t>Disabled tasks cannot be selected into newly activated pipelines.</w:t>
+            </w:r>
+          </w:p>
+        </w:tc>
+      </w:tr>
+      <w:tr>
+        <w:tc>
+          <w:tcPr>
+            <w:tcW w:type="dxa" w:w="2160"/>
+            <w:vAlign w:val="top"/>
+          </w:tcPr>
+          <w:p>
+            <w:r>
+              <w:rPr>
+                <w:rFonts w:ascii="Arial" w:hAnsi="Arial" w:eastAsia="Arial"/>
+                <w:sz w:val="16"/>
+              </w:rPr>
+            </w:r>
+            <w:r>
+              <w:rPr>
+                <w:rFonts w:ascii="Arial" w:hAnsi="Arial" w:eastAsia="Arial"/>
+                <w:b w:val="0"/>
+                <w:sz w:val="16"/>
+              </w:rPr>
+              <w:t>PipelineTask</w:t>
+            </w:r>
+          </w:p>
+        </w:tc>
+        <w:tc>
+          <w:tcPr>
+            <w:tcW w:type="dxa" w:w="3744"/>
+            <w:vAlign w:val="top"/>
+          </w:tcPr>
+          <w:p>
+            <w:r>
+              <w:rPr>
+                <w:rFonts w:ascii="Arial" w:hAnsi="Arial" w:eastAsia="Arial"/>
+                <w:sz w:val="16"/>
+              </w:rPr>
+            </w:r>
+            <w:r>
+              <w:rPr>
+                <w:rFonts w:ascii="Arial" w:hAnsi="Arial" w:eastAsia="Arial"/>
+                <w:b w:val="0"/>
+                <w:sz w:val="16"/>
+              </w:rPr>
+              <w:t>Active, Disabled, Archived</w:t>
+            </w:r>
+          </w:p>
+        </w:tc>
+        <w:tc>
+          <w:tcPr>
+            <w:tcW w:type="dxa" w:w="4032"/>
+            <w:vAlign w:val="top"/>
+          </w:tcPr>
+          <w:p>
+            <w:r>
+              <w:rPr>
+                <w:rFonts w:ascii="Arial" w:hAnsi="Arial" w:eastAsia="Arial"/>
+                <w:sz w:val="16"/>
+              </w:rPr>
+            </w:r>
+            <w:r>
+              <w:rPr>
+                <w:rFonts w:ascii="Arial" w:hAnsi="Arial" w:eastAsia="Arial"/>
+                <w:b w:val="0"/>
+                <w:sz w:val="16"/>
+              </w:rPr>
+              <w:t>Disabled associations are excluded from new execution snapshots.</w:t>
+            </w:r>
+          </w:p>
+        </w:tc>
+      </w:tr>
+      <w:tr>
+        <w:tc>
+          <w:tcPr>
+            <w:tcW w:type="dxa" w:w="2160"/>
+            <w:vAlign w:val="top"/>
+          </w:tcPr>
+          <w:p>
+            <w:r>
+              <w:rPr>
+                <w:rFonts w:ascii="Arial" w:hAnsi="Arial" w:eastAsia="Arial"/>
+                <w:sz w:val="16"/>
+              </w:rPr>
+            </w:r>
+            <w:r>
+              <w:rPr>
+                <w:rFonts w:ascii="Arial" w:hAnsi="Arial" w:eastAsia="Arial"/>
+                <w:b w:val="0"/>
+                <w:sz w:val="16"/>
+              </w:rPr>
+              <w:t>PipelineExecution</w:t>
+            </w:r>
+          </w:p>
+        </w:tc>
+        <w:tc>
+          <w:tcPr>
+            <w:tcW w:type="dxa" w:w="3744"/>
+            <w:vAlign w:val="top"/>
+          </w:tcPr>
+          <w:p>
+            <w:r>
+              <w:rPr>
+                <w:rFonts w:ascii="Arial" w:hAnsi="Arial" w:eastAsia="Arial"/>
+                <w:sz w:val="16"/>
+              </w:rPr>
+            </w:r>
+            <w:r>
+              <w:rPr>
+                <w:rFonts w:ascii="Arial" w:hAnsi="Arial" w:eastAsia="Arial"/>
+                <w:b w:val="0"/>
+                <w:sz w:val="16"/>
+              </w:rPr>
+              <w:t>Pending, Running, Passed, Failed, Cancelled</w:t>
+            </w:r>
+          </w:p>
+        </w:tc>
+        <w:tc>
+          <w:tcPr>
+            <w:tcW w:type="dxa" w:w="4032"/>
+            <w:vAlign w:val="top"/>
+          </w:tcPr>
+          <w:p>
+            <w:r>
+              <w:rPr>
+                <w:rFonts w:ascii="Arial" w:hAnsi="Arial" w:eastAsia="Arial"/>
+                <w:sz w:val="16"/>
+              </w:rPr>
+            </w:r>
+            <w:r>
+              <w:rPr>
+                <w:rFonts w:ascii="Arial" w:hAnsi="Arial" w:eastAsia="Arial"/>
+                <w:b w:val="0"/>
+                <w:sz w:val="16"/>
+              </w:rPr>
+              <w:t>Passed, Failed, and Cancelled are terminal.</w:t>
+            </w:r>
+          </w:p>
+        </w:tc>
+      </w:tr>
+      <w:tr>
+        <w:tc>
+          <w:tcPr>
+            <w:tcW w:type="dxa" w:w="2160"/>
+            <w:vAlign w:val="top"/>
+          </w:tcPr>
+          <w:p>
+            <w:r>
+              <w:rPr>
+                <w:rFonts w:ascii="Arial" w:hAnsi="Arial" w:eastAsia="Arial"/>
+                <w:sz w:val="16"/>
+              </w:rPr>
+            </w:r>
+            <w:r>
+              <w:rPr>
+                <w:rFonts w:ascii="Arial" w:hAnsi="Arial" w:eastAsia="Arial"/>
+                <w:b w:val="0"/>
+                <w:sz w:val="16"/>
+              </w:rPr>
+              <w:t>PipelineTaskExecution</w:t>
+            </w:r>
+          </w:p>
+        </w:tc>
+        <w:tc>
+          <w:tcPr>
+            <w:tcW w:type="dxa" w:w="3744"/>
+            <w:vAlign w:val="top"/>
+          </w:tcPr>
+          <w:p>
+            <w:r>
+              <w:rPr>
+                <w:rFonts w:ascii="Arial" w:hAnsi="Arial" w:eastAsia="Arial"/>
+                <w:sz w:val="16"/>
+              </w:rPr>
+            </w:r>
+            <w:r>
+              <w:rPr>
+                <w:rFonts w:ascii="Arial" w:hAnsi="Arial" w:eastAsia="Arial"/>
+                <w:b w:val="0"/>
+                <w:sz w:val="16"/>
+              </w:rPr>
+              <w:t>Pending, Running, Passed, Failed, Skipped</w:t>
+            </w:r>
+          </w:p>
+        </w:tc>
+        <w:tc>
+          <w:tcPr>
+            <w:tcW w:type="dxa" w:w="4032"/>
+            <w:vAlign w:val="top"/>
+          </w:tcPr>
+          <w:p>
+            <w:r>
+              <w:rPr>
+                <w:rFonts w:ascii="Arial" w:hAnsi="Arial" w:eastAsia="Arial"/>
+                <w:sz w:val="16"/>
+              </w:rPr>
+            </w:r>
+            <w:r>
+              <w:rPr>
+                <w:rFonts w:ascii="Arial" w:hAnsi="Arial" w:eastAsia="Arial"/>
+                <w:b w:val="0"/>
+                <w:sz w:val="16"/>
+              </w:rPr>
+              <w:t>Skipped applies when optional or dependency-blocked tasks are not run.</w:t>
+            </w:r>
+          </w:p>
+        </w:tc>
+      </w:tr>
+      <w:tr>
+        <w:tc>
+          <w:tcPr>
+            <w:tcW w:type="dxa" w:w="2160"/>
+            <w:vAlign w:val="top"/>
+          </w:tcPr>
+          <w:p>
+            <w:r>
+              <w:rPr>
+                <w:rFonts w:ascii="Arial" w:hAnsi="Arial" w:eastAsia="Arial"/>
+                <w:sz w:val="16"/>
+              </w:rPr>
+            </w:r>
+            <w:r>
+              <w:rPr>
+                <w:rFonts w:ascii="Arial" w:hAnsi="Arial" w:eastAsia="Arial"/>
+                <w:b w:val="0"/>
+                <w:sz w:val="16"/>
+              </w:rPr>
+              <w:t>Report</w:t>
+            </w:r>
+          </w:p>
+        </w:tc>
+        <w:tc>
+          <w:tcPr>
+            <w:tcW w:type="dxa" w:w="3744"/>
+            <w:vAlign w:val="top"/>
+          </w:tcPr>
+          <w:p>
+            <w:r>
+              <w:rPr>
+                <w:rFonts w:ascii="Arial" w:hAnsi="Arial" w:eastAsia="Arial"/>
+                <w:sz w:val="16"/>
+              </w:rPr>
+            </w:r>
+            <w:r>
+              <w:rPr>
+                <w:rFonts w:ascii="Arial" w:hAnsi="Arial" w:eastAsia="Arial"/>
+                <w:b w:val="0"/>
+                <w:sz w:val="16"/>
+              </w:rPr>
+              <w:t>Generated, Reviewed, Archived</w:t>
+            </w:r>
+          </w:p>
+        </w:tc>
+        <w:tc>
+          <w:tcPr>
+            <w:tcW w:type="dxa" w:w="4032"/>
+            <w:vAlign w:val="top"/>
+          </w:tcPr>
+          <w:p>
+            <w:r>
+              <w:rPr>
+                <w:rFonts w:ascii="Arial" w:hAnsi="Arial" w:eastAsia="Arial"/>
+                <w:sz w:val="16"/>
+              </w:rPr>
+            </w:r>
+            <w:r>
+              <w:rPr>
+                <w:rFonts w:ascii="Arial" w:hAnsi="Arial" w:eastAsia="Arial"/>
+                <w:b w:val="0"/>
+                <w:sz w:val="16"/>
+              </w:rPr>
+              <w:t>Report records must remain linked to their execution source.</w:t>
+            </w:r>
+          </w:p>
+        </w:tc>
+      </w:tr>
+    </w:tbl>
+    <w:p/>
+    <w:p>
+      <w:pPr>
+        <w:pStyle w:val="Heading1"/>
+      </w:pPr>
+      <w:r>
+        <w:rPr>
+          <w:rFonts w:ascii="Arial" w:hAnsi="Arial" w:eastAsia="Arial"/>
+          <w:sz w:val="18"/>
+        </w:rPr>
+        <w:t>19. Specification Gap Handling</w:t>
+      </w:r>
+    </w:p>
+    <w:p>
+      <w:pPr>
+        <w:spacing w:after="80"/>
+      </w:pPr>
+      <w:r>
+        <w:rPr>
+          <w:rFonts w:ascii="Arial" w:hAnsi="Arial" w:eastAsia="Arial"/>
+          <w:sz w:val="18"/>
+        </w:rPr>
+        <w:t>A specification gap is a blocking finding that identifies missing information needed for deterministic generation. The AI Engine must report gaps rather than invent missing behavior, fields, endpoints, screens, tests, or repository paths.</w:t>
+      </w:r>
+    </w:p>
+    <w:tbl>
+      <w:tblPr>
+        <w:tblStyle w:val="TableGrid"/>
+        <w:tblW w:type="auto" w:w="0"/>
+        <w:jc w:val="center"/>
+        <w:tblLook w:firstColumn="1" w:firstRow="1" w:lastColumn="0" w:lastRow="0" w:noHBand="0" w:noVBand="1" w:val="04A0"/>
+      </w:tblPr>
+      <w:tblGrid>
+        <w:gridCol w:w="3552"/>
+        <w:gridCol w:w="3552"/>
+        <w:gridCol w:w="3552"/>
+      </w:tblGrid>
+      <w:tr>
+        <w:tc>
+          <w:tcPr>
+            <w:tcW w:type="dxa" w:w="2304"/>
+            <w:shd w:fill="D9EAF7"/>
+            <w:vAlign w:val="center"/>
+          </w:tcPr>
+          <w:p>
+            <w:r>
+              <w:rPr>
+                <w:rFonts w:ascii="Arial" w:hAnsi="Arial" w:eastAsia="Arial"/>
+                <w:sz w:val="16"/>
+              </w:rPr>
+            </w:r>
+            <w:r>
+              <w:rPr>
+                <w:rFonts w:ascii="Arial" w:hAnsi="Arial" w:eastAsia="Arial"/>
+                <w:b/>
+                <w:sz w:val="16"/>
+              </w:rPr>
+              <w:t>Gap type</w:t>
+            </w:r>
+          </w:p>
+        </w:tc>
+        <w:tc>
+          <w:tcPr>
+            <w:tcW w:type="dxa" w:w="4320"/>
+            <w:shd w:fill="D9EAF7"/>
+            <w:vAlign w:val="center"/>
+          </w:tcPr>
+          <w:p>
+            <w:r>
+              <w:rPr>
+                <w:rFonts w:ascii="Arial" w:hAnsi="Arial" w:eastAsia="Arial"/>
+                <w:sz w:val="16"/>
+              </w:rPr>
+            </w:r>
+            <w:r>
+              <w:rPr>
+                <w:rFonts w:ascii="Arial" w:hAnsi="Arial" w:eastAsia="Arial"/>
+                <w:b/>
+                <w:sz w:val="16"/>
+              </w:rPr>
+              <w:t>Example</w:t>
+            </w:r>
+          </w:p>
+        </w:tc>
+        <w:tc>
+          <w:tcPr>
+            <w:tcW w:type="dxa" w:w="3168"/>
+            <w:shd w:fill="D9EAF7"/>
+            <w:vAlign w:val="center"/>
+          </w:tcPr>
+          <w:p>
+            <w:r>
+              <w:rPr>
+                <w:rFonts w:ascii="Arial" w:hAnsi="Arial" w:eastAsia="Arial"/>
+                <w:sz w:val="16"/>
+              </w:rPr>
+            </w:r>
+            <w:r>
+              <w:rPr>
+                <w:rFonts w:ascii="Arial" w:hAnsi="Arial" w:eastAsia="Arial"/>
+                <w:b/>
+                <w:sz w:val="16"/>
+              </w:rPr>
+              <w:t>Required output</w:t>
+            </w:r>
+          </w:p>
+        </w:tc>
+      </w:tr>
+      <w:tr>
+        <w:tc>
+          <w:tcPr>
+            <w:tcW w:type="dxa" w:w="2304"/>
+            <w:vAlign w:val="top"/>
+          </w:tcPr>
+          <w:p>
+            <w:r>
+              <w:rPr>
+                <w:rFonts w:ascii="Arial" w:hAnsi="Arial" w:eastAsia="Arial"/>
+                <w:sz w:val="16"/>
+              </w:rPr>
+            </w:r>
+            <w:r>
+              <w:rPr>
+                <w:rFonts w:ascii="Arial" w:hAnsi="Arial" w:eastAsia="Arial"/>
+                <w:b w:val="0"/>
+                <w:sz w:val="16"/>
+              </w:rPr>
+              <w:t>Business gap</w:t>
+            </w:r>
+          </w:p>
+        </w:tc>
+        <w:tc>
+          <w:tcPr>
+            <w:tcW w:type="dxa" w:w="4320"/>
+            <w:vAlign w:val="top"/>
+          </w:tcPr>
+          <w:p>
+            <w:r>
+              <w:rPr>
+                <w:rFonts w:ascii="Arial" w:hAnsi="Arial" w:eastAsia="Arial"/>
+                <w:sz w:val="16"/>
+              </w:rPr>
+            </w:r>
+            <w:r>
+              <w:rPr>
+                <w:rFonts w:ascii="Arial" w:hAnsi="Arial" w:eastAsia="Arial"/>
+                <w:b w:val="0"/>
+                <w:sz w:val="16"/>
+              </w:rPr>
+              <w:t>A required workflow is referenced but has no acceptance criterion.</w:t>
+            </w:r>
+          </w:p>
+        </w:tc>
+        <w:tc>
+          <w:tcPr>
+            <w:tcW w:type="dxa" w:w="3168"/>
+            <w:vAlign w:val="top"/>
+          </w:tcPr>
+          <w:p>
+            <w:r>
+              <w:rPr>
+                <w:rFonts w:ascii="Arial" w:hAnsi="Arial" w:eastAsia="Arial"/>
+                <w:sz w:val="16"/>
+              </w:rPr>
+            </w:r>
+            <w:r>
+              <w:rPr>
+                <w:rFonts w:ascii="Arial" w:hAnsi="Arial" w:eastAsia="Arial"/>
+                <w:b w:val="0"/>
+                <w:sz w:val="16"/>
+              </w:rPr>
+              <w:t>Gap record with SRS section, missing decision, severity, and recommended clarification.</w:t>
+            </w:r>
+          </w:p>
+        </w:tc>
+      </w:tr>
+      <w:tr>
+        <w:tc>
+          <w:tcPr>
+            <w:tcW w:type="dxa" w:w="2304"/>
+            <w:vAlign w:val="top"/>
+          </w:tcPr>
+          <w:p>
+            <w:r>
+              <w:rPr>
+                <w:rFonts w:ascii="Arial" w:hAnsi="Arial" w:eastAsia="Arial"/>
+                <w:sz w:val="16"/>
+              </w:rPr>
+            </w:r>
+            <w:r>
+              <w:rPr>
+                <w:rFonts w:ascii="Arial" w:hAnsi="Arial" w:eastAsia="Arial"/>
+                <w:b w:val="0"/>
+                <w:sz w:val="16"/>
+              </w:rPr>
+              <w:t>Data gap</w:t>
+            </w:r>
+          </w:p>
+        </w:tc>
+        <w:tc>
+          <w:tcPr>
+            <w:tcW w:type="dxa" w:w="4320"/>
+            <w:vAlign w:val="top"/>
+          </w:tcPr>
+          <w:p>
+            <w:r>
+              <w:rPr>
+                <w:rFonts w:ascii="Arial" w:hAnsi="Arial" w:eastAsia="Arial"/>
+                <w:sz w:val="16"/>
+              </w:rPr>
+            </w:r>
+            <w:r>
+              <w:rPr>
+                <w:rFonts w:ascii="Arial" w:hAnsi="Arial" w:eastAsia="Arial"/>
+                <w:b w:val="0"/>
+                <w:sz w:val="16"/>
+              </w:rPr>
+              <w:t>An entity appears in the SRS but lacks required business field rules.</w:t>
+            </w:r>
+          </w:p>
+        </w:tc>
+        <w:tc>
+          <w:tcPr>
+            <w:tcW w:type="dxa" w:w="3168"/>
+            <w:vAlign w:val="top"/>
+          </w:tcPr>
+          <w:p>
+            <w:r>
+              <w:rPr>
+                <w:rFonts w:ascii="Arial" w:hAnsi="Arial" w:eastAsia="Arial"/>
+                <w:sz w:val="16"/>
+              </w:rPr>
+            </w:r>
+            <w:r>
+              <w:rPr>
+                <w:rFonts w:ascii="Arial" w:hAnsi="Arial" w:eastAsia="Arial"/>
+                <w:b w:val="0"/>
+                <w:sz w:val="16"/>
+              </w:rPr>
+              <w:t>Gap record naming the entity and missing field rule.</w:t>
+            </w:r>
+          </w:p>
+        </w:tc>
+      </w:tr>
+      <w:tr>
+        <w:tc>
+          <w:tcPr>
+            <w:tcW w:type="dxa" w:w="2304"/>
+            <w:vAlign w:val="top"/>
+          </w:tcPr>
+          <w:p>
+            <w:r>
+              <w:rPr>
+                <w:rFonts w:ascii="Arial" w:hAnsi="Arial" w:eastAsia="Arial"/>
+                <w:sz w:val="16"/>
+              </w:rPr>
+            </w:r>
+            <w:r>
+              <w:rPr>
+                <w:rFonts w:ascii="Arial" w:hAnsi="Arial" w:eastAsia="Arial"/>
+                <w:b w:val="0"/>
+                <w:sz w:val="16"/>
+              </w:rPr>
+              <w:t>Lifecycle gap</w:t>
+            </w:r>
+          </w:p>
+        </w:tc>
+        <w:tc>
+          <w:tcPr>
+            <w:tcW w:type="dxa" w:w="4320"/>
+            <w:vAlign w:val="top"/>
+          </w:tcPr>
+          <w:p>
+            <w:r>
+              <w:rPr>
+                <w:rFonts w:ascii="Arial" w:hAnsi="Arial" w:eastAsia="Arial"/>
+                <w:sz w:val="16"/>
+              </w:rPr>
+            </w:r>
+            <w:r>
+              <w:rPr>
+                <w:rFonts w:ascii="Arial" w:hAnsi="Arial" w:eastAsia="Arial"/>
+                <w:b w:val="0"/>
+                <w:sz w:val="16"/>
+              </w:rPr>
+              <w:t>A status exists without allowed transition rules.</w:t>
+            </w:r>
+          </w:p>
+        </w:tc>
+        <w:tc>
+          <w:tcPr>
+            <w:tcW w:type="dxa" w:w="3168"/>
+            <w:vAlign w:val="top"/>
+          </w:tcPr>
+          <w:p>
+            <w:r>
+              <w:rPr>
+                <w:rFonts w:ascii="Arial" w:hAnsi="Arial" w:eastAsia="Arial"/>
+                <w:sz w:val="16"/>
+              </w:rPr>
+            </w:r>
+            <w:r>
+              <w:rPr>
+                <w:rFonts w:ascii="Arial" w:hAnsi="Arial" w:eastAsia="Arial"/>
+                <w:b w:val="0"/>
+                <w:sz w:val="16"/>
+              </w:rPr>
+              <w:t>Gap record naming record type and missing transition.</w:t>
+            </w:r>
+          </w:p>
+        </w:tc>
+      </w:tr>
+      <w:tr>
+        <w:tc>
+          <w:tcPr>
+            <w:tcW w:type="dxa" w:w="2304"/>
+            <w:vAlign w:val="top"/>
+          </w:tcPr>
+          <w:p>
+            <w:r>
+              <w:rPr>
+                <w:rFonts w:ascii="Arial" w:hAnsi="Arial" w:eastAsia="Arial"/>
+                <w:sz w:val="16"/>
+              </w:rPr>
+            </w:r>
+            <w:r>
+              <w:rPr>
+                <w:rFonts w:ascii="Arial" w:hAnsi="Arial" w:eastAsia="Arial"/>
+                <w:b w:val="0"/>
+                <w:sz w:val="16"/>
+              </w:rPr>
+              <w:t>Traceability gap</w:t>
+            </w:r>
+          </w:p>
+        </w:tc>
+        <w:tc>
+          <w:tcPr>
+            <w:tcW w:type="dxa" w:w="4320"/>
+            <w:vAlign w:val="top"/>
+          </w:tcPr>
+          <w:p>
+            <w:r>
+              <w:rPr>
+                <w:rFonts w:ascii="Arial" w:hAnsi="Arial" w:eastAsia="Arial"/>
+                <w:sz w:val="16"/>
+              </w:rPr>
+            </w:r>
+            <w:r>
+              <w:rPr>
+                <w:rFonts w:ascii="Arial" w:hAnsi="Arial" w:eastAsia="Arial"/>
+                <w:b w:val="0"/>
+                <w:sz w:val="16"/>
+              </w:rPr>
+              <w:t>Generated artifact has no SRS requirement or acceptance criterion source.</w:t>
+            </w:r>
+          </w:p>
+        </w:tc>
+        <w:tc>
+          <w:tcPr>
+            <w:tcW w:type="dxa" w:w="3168"/>
+            <w:vAlign w:val="top"/>
+          </w:tcPr>
+          <w:p>
+            <w:r>
+              <w:rPr>
+                <w:rFonts w:ascii="Arial" w:hAnsi="Arial" w:eastAsia="Arial"/>
+                <w:sz w:val="16"/>
+              </w:rPr>
+            </w:r>
+            <w:r>
+              <w:rPr>
+                <w:rFonts w:ascii="Arial" w:hAnsi="Arial" w:eastAsia="Arial"/>
+                <w:b w:val="0"/>
+                <w:sz w:val="16"/>
+              </w:rPr>
+              <w:t>Reject generated artifact and report traceability failure.</w:t>
+            </w:r>
+          </w:p>
+        </w:tc>
+      </w:tr>
+      <w:tr>
+        <w:tc>
+          <w:tcPr>
+            <w:tcW w:type="dxa" w:w="2304"/>
+            <w:vAlign w:val="top"/>
+          </w:tcPr>
+          <w:p>
+            <w:r>
+              <w:rPr>
+                <w:rFonts w:ascii="Arial" w:hAnsi="Arial" w:eastAsia="Arial"/>
+                <w:sz w:val="16"/>
+              </w:rPr>
+            </w:r>
+            <w:r>
+              <w:rPr>
+                <w:rFonts w:ascii="Arial" w:hAnsi="Arial" w:eastAsia="Arial"/>
+                <w:b w:val="0"/>
+                <w:sz w:val="16"/>
+              </w:rPr>
+              <w:t>Implementation mapping gap</w:t>
+            </w:r>
+          </w:p>
+        </w:tc>
+        <w:tc>
+          <w:tcPr>
+            <w:tcW w:type="dxa" w:w="4320"/>
+            <w:vAlign w:val="top"/>
+          </w:tcPr>
+          <w:p>
+            <w:r>
+              <w:rPr>
+                <w:rFonts w:ascii="Arial" w:hAnsi="Arial" w:eastAsia="Arial"/>
+                <w:sz w:val="16"/>
+              </w:rPr>
+            </w:r>
+            <w:r>
+              <w:rPr>
+                <w:rFonts w:ascii="Arial" w:hAnsi="Arial" w:eastAsia="Arial"/>
+                <w:b w:val="0"/>
+                <w:sz w:val="16"/>
+              </w:rPr>
+              <w:t>SRS requirement has no ATS implementation mapping.</w:t>
+            </w:r>
+          </w:p>
+        </w:tc>
+        <w:tc>
+          <w:tcPr>
+            <w:tcW w:type="dxa" w:w="3168"/>
+            <w:vAlign w:val="top"/>
+          </w:tcPr>
+          <w:p>
+            <w:r>
+              <w:rPr>
+                <w:rFonts w:ascii="Arial" w:hAnsi="Arial" w:eastAsia="Arial"/>
+                <w:sz w:val="16"/>
+              </w:rPr>
+            </w:r>
+            <w:r>
+              <w:rPr>
+                <w:rFonts w:ascii="Arial" w:hAnsi="Arial" w:eastAsia="Arial"/>
+                <w:b w:val="0"/>
+                <w:sz w:val="16"/>
+              </w:rPr>
+              <w:t>Block generation until ATS maps the SRS requirement.</w:t>
+            </w:r>
+          </w:p>
+        </w:tc>
+      </w:tr>
+    </w:tbl>
+    <w:p/>
+    <w:p>
+      <w:pPr>
+        <w:pStyle w:val="Heading1"/>
+      </w:pPr>
+      <w:r>
+        <w:rPr>
+          <w:rFonts w:ascii="Arial" w:hAnsi="Arial" w:eastAsia="Arial"/>
+          <w:sz w:val="18"/>
+        </w:rPr>
+        <w:t>20. Minimum Generation Scope</w:t>
+      </w:r>
+    </w:p>
+    <w:p>
+      <w:pPr>
+        <w:spacing w:after="80"/>
+      </w:pPr>
+      <w:r>
+        <w:rPr>
+          <w:rFonts w:ascii="Arial" w:hAnsi="Arial" w:eastAsia="Arial"/>
+          <w:sz w:val="18"/>
+        </w:rPr>
+        <w:t>A generation run for this module is complete only when it can deterministically produce agile artifacts, database schema, backend APIs and services, frontend screens, validation rules, tests, and reports for the approved Pipeline Management scope. Project-level SRS and ATS contracts remain deferred and must not be generated in this iteration.</w:t>
       </w:r>
     </w:p>
     <w:sectPr>
